--- a/backend/templates/GSSG-HR_301-010_Employee_Resignation_Form_.docx
+++ b/backend/templates/GSSG-HR_301-010_Employee_Resignation_Form_.docx
@@ -1146,31 +1146,6 @@
         </w:rPr>
       </w:pPr>
     </w:p>
-    <w:p>
-      <w:pPr>
-        <w:bidi/>
-        <w:rPr>
-          <w:rFonts w:cstheme="minorHAnsi"/>
-          <w:bCs/>
-          <w:sz w:val="2"/>
-          <w:szCs w:val="2"/>
-          <w:rtl/>
-        </w:rPr>
-      </w:pPr>
-    </w:p>
-    <w:p>
-      <w:pPr>
-        <w:pStyle w:val="ListParagraph"/>
-        <w:bidi/>
-        <w:rPr>
-          <w:rFonts w:cstheme="minorHAnsi"/>
-          <w:bCs/>
-          <w:sz w:val="2"/>
-          <w:szCs w:val="2"/>
-          <w:rtl/>
-        </w:rPr>
-      </w:pPr>
-    </w:p>
     <w:tbl>
       <w:tblPr>
         <w:tblStyle w:val="TableGrid"/>
@@ -1547,29 +1522,6 @@
     <w:p>
       <w:pPr>
         <w:pStyle w:val="ListParagraph"/>
-        <w:bidi/>
-        <w:rPr>
-          <w:rFonts w:cstheme="minorHAnsi"/>
-          <w:bCs/>
-          <w:sz w:val="56"/>
-          <w:szCs w:val="56"/>
-          <w:rtl/>
-        </w:rPr>
-      </w:pPr>
-      <w:r>
-        <w:rPr>
-          <w:rFonts w:cstheme="minorHAnsi" w:hint="cs"/>
-          <w:bCs/>
-          <w:sz w:val="46"/>
-          <w:szCs w:val="46"/>
-          <w:rtl/>
-        </w:rPr>
-        <w:t xml:space="preserve">                 </w:t>
-      </w:r>
-    </w:p>
-    <w:p>
-      <w:pPr>
-        <w:pStyle w:val="ListParagraph"/>
         <w:rPr>
           <w:rFonts w:cstheme="minorHAnsi"/>
           <w:b/>
@@ -1622,13 +1574,13 @@
       </w:r>
     </w:p>
     <w:sectPr>
-      <w:headerReference w:type="default" r:id="rId8"/>
-      <w:footerReference w:type="even" r:id="rId9"/>
-      <w:footerReference w:type="default" r:id="rId10"/>
-      <w:headerReference w:type="first" r:id="rId11"/>
-      <w:footerReference w:type="first" r:id="rId12"/>
+      <w:headerReference w:type="even" r:id="rId17"/>
+      <w:headerReference w:type="default" r:id="rId16"/>
+      <w:footerReference w:type="default" r:id="rId20"/>
+      <w:headerReference w:type="first" r:id="rId19"/>
+      <w:footerReference w:type="first" r:id="rId18"/>
       <w:pgSz w:w="12240" w:h="15840" w:code="1"/>
-      <w:pgMar w:top="720" w:right="720" w:bottom="720" w:left="720" w:header="708" w:footer="708" w:gutter="0"/>
+      <w:pgMar w:top="900" w:right="746" w:bottom="1440" w:left="810" w:header="360" w:footer="84" w:gutter="0"/>
       <w:cols w:space="708"/>
       <w:titlePg/>
       <w:docGrid w:linePitch="360"/>
@@ -1658,344 +1610,94 @@
 
 <file path=word/footer1.xml><?xml version="1.0" encoding="utf-8"?>
 <w:ftr xmlns:wpc="http://schemas.microsoft.com/office/word/2010/wordprocessingCanvas" xmlns:cx="http://schemas.microsoft.com/office/drawing/2014/chartex" xmlns:cx1="http://schemas.microsoft.com/office/drawing/2015/9/8/chartex" xmlns:cx2="http://schemas.microsoft.com/office/drawing/2015/10/21/chartex" xmlns:cx3="http://schemas.microsoft.com/office/drawing/2016/5/9/chartex" xmlns:cx4="http://schemas.microsoft.com/office/drawing/2016/5/10/chartex" xmlns:cx5="http://schemas.microsoft.com/office/drawing/2016/5/11/chartex" xmlns:cx6="http://schemas.microsoft.com/office/drawing/2016/5/12/chartex" xmlns:cx7="http://schemas.microsoft.com/office/drawing/2016/5/13/chartex" xmlns:cx8="http://schemas.microsoft.com/office/drawing/2016/5/14/chartex" xmlns:mc="http://schemas.openxmlformats.org/markup-compatibility/2006" xmlns:aink="http://schemas.microsoft.com/office/drawing/2016/ink" xmlns:am3d="http://schemas.microsoft.com/office/drawing/2017/model3d" xmlns:o="urn:schemas-microsoft-com:office:office" xmlns:oel="http://schemas.microsoft.com/office/2019/extlst" xmlns:r="http://schemas.openxmlformats.org/officeDocument/2006/relationships" xmlns:m="http://schemas.openxmlformats.org/officeDocument/2006/math" xmlns:v="urn:schemas-microsoft-com:vml" xmlns:wp14="http://schemas.microsoft.com/office/word/2010/wordprocessingDrawing" xmlns:wp="http://schemas.openxmlformats.org/drawingml/2006/wordprocessingDrawing" xmlns:w10="urn:schemas-microsoft-com:office:word" xmlns:w="http://schemas.openxmlformats.org/wordprocessingml/2006/main" xmlns:w14="http://schemas.microsoft.com/office/word/2010/wordml" xmlns:w15="http://schemas.microsoft.com/office/word/2012/wordml" xmlns:w16cex="http://schemas.microsoft.com/office/word/2018/wordml/cex" xmlns:w16cid="http://schemas.microsoft.com/office/word/2016/wordml/cid" xmlns:w16="http://schemas.microsoft.com/office/word/2018/wordml" xmlns:w16du="http://schemas.microsoft.com/office/word/2023/wordml/word16du" xmlns:w16sdtdh="http://schemas.microsoft.com/office/word/2020/wordml/sdtdatahash" xmlns:w16sdtfl="http://schemas.microsoft.com/office/word/2024/wordml/sdtformatlock" xmlns:w16se="http://schemas.microsoft.com/office/word/2015/wordml/symex" xmlns:wpg="http://schemas.microsoft.com/office/word/2010/wordprocessingGroup" xmlns:wpi="http://schemas.microsoft.com/office/word/2010/wordprocessingInk" xmlns:wne="http://schemas.microsoft.com/office/word/2006/wordml" xmlns:wps="http://schemas.microsoft.com/office/word/2010/wordprocessingShape" mc:Ignorable="w14 w15 w16se w16cid w16 w16cex w16sdtdh w16sdtfl w16du wp14">
-  <w:sdt>
-    <w:sdtPr>
-      <w:rPr>
-        <w:rStyle w:val="PageNumber"/>
-      </w:rPr>
-      <w:id w:val="-1690373100"/>
-      <w:docPartObj>
-        <w:docPartGallery w:val="Page Numbers (Bottom of Page)"/>
-        <w:docPartUnique/>
-      </w:docPartObj>
-    </w:sdtPr>
-    <w:sdtContent>
-      <w:p>
-        <w:pPr>
-          <w:pStyle w:val="Footer"/>
-          <w:framePr w:wrap="none" w:vAnchor="text" w:hAnchor="margin" w:y="1"/>
-          <w:rPr>
-            <w:rStyle w:val="PageNumber"/>
-          </w:rPr>
-        </w:pPr>
-        <w:r>
-          <w:rPr>
-            <w:rStyle w:val="PageNumber"/>
-          </w:rPr>
-          <w:fldChar w:fldCharType="begin"/>
-        </w:r>
-        <w:r>
-          <w:rPr>
-            <w:rStyle w:val="PageNumber"/>
-          </w:rPr>
-          <w:instrText xml:space="preserve"> PAGE </w:instrText>
-        </w:r>
-        <w:r>
-          <w:rPr>
-            <w:rStyle w:val="PageNumber"/>
-          </w:rPr>
-          <w:fldChar w:fldCharType="end"/>
-        </w:r>
-      </w:p>
-    </w:sdtContent>
-  </w:sdt>
   <w:p>
     <w:pPr>
       <w:pStyle w:val="Footer"/>
-      <w:ind w:firstLine="360"/>
-    </w:pPr>
-  </w:p>
-</w:ftr>
-</file>
-
-<file path=word/footer2.xml><?xml version="1.0" encoding="utf-8"?>
-<w:ftr xmlns:wpc="http://schemas.microsoft.com/office/word/2010/wordprocessingCanvas" xmlns:cx="http://schemas.microsoft.com/office/drawing/2014/chartex" xmlns:cx1="http://schemas.microsoft.com/office/drawing/2015/9/8/chartex" xmlns:cx2="http://schemas.microsoft.com/office/drawing/2015/10/21/chartex" xmlns:cx3="http://schemas.microsoft.com/office/drawing/2016/5/9/chartex" xmlns:cx4="http://schemas.microsoft.com/office/drawing/2016/5/10/chartex" xmlns:cx5="http://schemas.microsoft.com/office/drawing/2016/5/11/chartex" xmlns:cx6="http://schemas.microsoft.com/office/drawing/2016/5/12/chartex" xmlns:cx7="http://schemas.microsoft.com/office/drawing/2016/5/13/chartex" xmlns:cx8="http://schemas.microsoft.com/office/drawing/2016/5/14/chartex" xmlns:mc="http://schemas.openxmlformats.org/markup-compatibility/2006" xmlns:aink="http://schemas.microsoft.com/office/drawing/2016/ink" xmlns:am3d="http://schemas.microsoft.com/office/drawing/2017/model3d" xmlns:o="urn:schemas-microsoft-com:office:office" xmlns:oel="http://schemas.microsoft.com/office/2019/extlst" xmlns:r="http://schemas.openxmlformats.org/officeDocument/2006/relationships" xmlns:m="http://schemas.openxmlformats.org/officeDocument/2006/math" xmlns:v="urn:schemas-microsoft-com:vml" xmlns:wp14="http://schemas.microsoft.com/office/word/2010/wordprocessingDrawing" xmlns:wp="http://schemas.openxmlformats.org/drawingml/2006/wordprocessingDrawing" xmlns:w10="urn:schemas-microsoft-com:office:word" xmlns:w="http://schemas.openxmlformats.org/wordprocessingml/2006/main" xmlns:w14="http://schemas.microsoft.com/office/word/2010/wordml" xmlns:w15="http://schemas.microsoft.com/office/word/2012/wordml" xmlns:w16cex="http://schemas.microsoft.com/office/word/2018/wordml/cex" xmlns:w16cid="http://schemas.microsoft.com/office/word/2016/wordml/cid" xmlns:w16="http://schemas.microsoft.com/office/word/2018/wordml" xmlns:w16du="http://schemas.microsoft.com/office/word/2023/wordml/word16du" xmlns:w16sdtdh="http://schemas.microsoft.com/office/word/2020/wordml/sdtdatahash" xmlns:w16sdtfl="http://schemas.microsoft.com/office/word/2024/wordml/sdtformatlock" xmlns:w16se="http://schemas.microsoft.com/office/word/2015/wordml/symex" xmlns:wpg="http://schemas.microsoft.com/office/word/2010/wordprocessingGroup" xmlns:wpi="http://schemas.microsoft.com/office/word/2010/wordprocessingInk" xmlns:wne="http://schemas.microsoft.com/office/word/2006/wordml" xmlns:wps="http://schemas.microsoft.com/office/word/2010/wordprocessingShape" mc:Ignorable="w14 w15 w16se w16cid w16 w16cex w16sdtdh w16sdtfl w16du wp14">
-  <w:sdt>
-    <w:sdtPr>
-      <w:rPr>
-        <w:rStyle w:val="PageNumber"/>
-        <w:rFonts w:ascii="Helvetica" w:hAnsi="Helvetica"/>
-        <w:b/>
-        <w:bCs/>
-        <w:color w:val="FFFFFF" w:themeColor="background1"/>
-      </w:rPr>
-      <w:id w:val="-1468657628"/>
-      <w:docPartObj>
-        <w:docPartGallery w:val="Page Numbers (Bottom of Page)"/>
-        <w:docPartUnique/>
-      </w:docPartObj>
-    </w:sdtPr>
-    <w:sdtContent>
-      <w:p>
-        <w:pPr>
-          <w:pStyle w:val="Footer"/>
-          <w:framePr w:wrap="none" w:vAnchor="text" w:hAnchor="page" w:x="713" w:y="1392"/>
-          <w:rPr>
-            <w:rStyle w:val="PageNumber"/>
-            <w:rFonts w:ascii="Helvetica" w:hAnsi="Helvetica"/>
-            <w:b/>
-            <w:bCs/>
-            <w:color w:val="FFFFFF" w:themeColor="background1"/>
-          </w:rPr>
-        </w:pPr>
-        <w:r>
-          <w:rPr>
-            <w:rStyle w:val="PageNumber"/>
-            <w:rFonts w:ascii="Helvetica" w:hAnsi="Helvetica"/>
-            <w:b/>
-            <w:bCs/>
-            <w:color w:val="FFFFFF" w:themeColor="background1"/>
-          </w:rPr>
-          <w:fldChar w:fldCharType="begin"/>
-        </w:r>
-        <w:r>
-          <w:rPr>
-            <w:rStyle w:val="PageNumber"/>
-            <w:rFonts w:ascii="Helvetica" w:hAnsi="Helvetica"/>
-            <w:b/>
-            <w:bCs/>
-            <w:color w:val="FFFFFF" w:themeColor="background1"/>
-          </w:rPr>
-          <w:instrText xml:space="preserve"> PAGE </w:instrText>
-        </w:r>
-        <w:r>
-          <w:rPr>
-            <w:rStyle w:val="PageNumber"/>
-            <w:rFonts w:ascii="Helvetica" w:hAnsi="Helvetica"/>
-            <w:b/>
-            <w:bCs/>
-            <w:color w:val="FFFFFF" w:themeColor="background1"/>
-          </w:rPr>
-          <w:fldChar w:fldCharType="separate"/>
-        </w:r>
-        <w:r>
-          <w:rPr>
-            <w:rStyle w:val="PageNumber"/>
-            <w:rFonts w:ascii="Helvetica" w:hAnsi="Helvetica"/>
-            <w:b/>
-            <w:bCs/>
-            <w:noProof/>
-            <w:color w:val="FFFFFF" w:themeColor="background1"/>
-          </w:rPr>
-          <w:t>2</w:t>
-        </w:r>
-        <w:r>
-          <w:rPr>
-            <w:rStyle w:val="PageNumber"/>
-            <w:rFonts w:ascii="Helvetica" w:hAnsi="Helvetica"/>
-            <w:b/>
-            <w:bCs/>
-            <w:color w:val="FFFFFF" w:themeColor="background1"/>
-          </w:rPr>
-          <w:fldChar w:fldCharType="end"/>
-        </w:r>
-      </w:p>
-    </w:sdtContent>
-  </w:sdt>
-  <w:tbl>
-    <w:tblPr>
-      <w:tblStyle w:val="TableGrid"/>
-      <w:tblW w:w="0" w:type="auto"/>
-      <w:tblBorders>
-        <w:top w:val="none" w:sz="0" w:space="0" w:color="auto"/>
-        <w:left w:val="none" w:sz="0" w:space="0" w:color="auto"/>
-        <w:bottom w:val="none" w:sz="0" w:space="0" w:color="auto"/>
-        <w:right w:val="none" w:sz="0" w:space="0" w:color="auto"/>
-        <w:insideH w:val="none" w:sz="0" w:space="0" w:color="auto"/>
-        <w:insideV w:val="none" w:sz="0" w:space="0" w:color="auto"/>
-      </w:tblBorders>
-      <w:tblCellMar>
-        <w:left w:w="0" w:type="dxa"/>
-        <w:right w:w="0" w:type="dxa"/>
-      </w:tblCellMar>
-      <w:tblLook w:val="04A0" w:firstRow="1" w:lastRow="0" w:firstColumn="1" w:lastColumn="0" w:noHBand="0" w:noVBand="1"/>
-    </w:tblPr>
-    <w:tblGrid>
-      <w:gridCol w:w="2278"/>
-      <w:gridCol w:w="3246"/>
-      <w:gridCol w:w="4932"/>
-    </w:tblGrid>
-    <w:tr>
-      <w:tc>
-        <w:tcPr>
-          <w:tcW w:w="2278" w:type="dxa"/>
-          <w:tcMar>
-            <w:left w:w="0" w:type="dxa"/>
-            <w:right w:w="0" w:type="dxa"/>
-          </w:tcMar>
-          <w:vAlign w:val="bottom"/>
-        </w:tcPr>
-        <w:p>
-          <w:pPr>
-            <w:pStyle w:val="Header"/>
-            <w:tabs>
-              <w:tab w:val="clear" w:pos="4513"/>
-              <w:tab w:val="clear" w:pos="9026"/>
-              <w:tab w:val="left" w:pos="10396"/>
-              <w:tab w:val="right" w:pos="10466"/>
-            </w:tabs>
-          </w:pPr>
-        </w:p>
-      </w:tc>
-      <w:tc>
-        <w:tcPr>
-          <w:tcW w:w="3246" w:type="dxa"/>
-          <w:tcMar>
-            <w:left w:w="0" w:type="dxa"/>
-            <w:right w:w="0" w:type="dxa"/>
-          </w:tcMar>
-          <w:vAlign w:val="center"/>
-        </w:tcPr>
-        <w:p>
-          <w:pPr>
-            <w:pStyle w:val="Header"/>
-            <w:tabs>
-              <w:tab w:val="clear" w:pos="4513"/>
-              <w:tab w:val="clear" w:pos="9026"/>
-              <w:tab w:val="left" w:pos="10396"/>
-              <w:tab w:val="right" w:pos="10466"/>
-            </w:tabs>
-          </w:pPr>
-        </w:p>
-      </w:tc>
-      <w:tc>
-        <w:tcPr>
-          <w:tcW w:w="4932" w:type="dxa"/>
-          <w:tcMar>
-            <w:left w:w="0" w:type="dxa"/>
-            <w:right w:w="0" w:type="dxa"/>
-          </w:tcMar>
-          <w:vAlign w:val="center"/>
-        </w:tcPr>
-        <w:p>
-          <w:pPr>
-            <w:jc w:val="right"/>
-            <w:rPr>
-              <w:rFonts w:ascii="Helvetica" w:hAnsi="Helvetica" w:cs="Open Sans"/>
-              <w:sz w:val="22"/>
-              <w:szCs w:val="22"/>
-            </w:rPr>
-          </w:pPr>
-          <w:r>
-            <w:rPr>
-              <w:noProof/>
-            </w:rPr>
-            <w:drawing>
-              <wp:inline distT="0" distB="0" distL="0" distR="0" wp14:anchorId="76AA712F" wp14:editId="614D874F">
-                <wp:extent cx="1077164" cy="1074629"/>
-                <wp:effectExtent l="0" t="0" r="2540" b="5080"/>
-                <wp:docPr id="5" name="Picture 5" descr="Logo&#10;&#10;Description automatically generated"/>
-                <wp:cNvGraphicFramePr>
-                  <a:graphicFrameLocks xmlns:a="http://schemas.openxmlformats.org/drawingml/2006/main" noChangeAspect="1"/>
-                </wp:cNvGraphicFramePr>
-                <a:graphic xmlns:a="http://schemas.openxmlformats.org/drawingml/2006/main">
-                  <a:graphicData uri="http://schemas.openxmlformats.org/drawingml/2006/picture">
-                    <pic:pic xmlns:pic="http://schemas.openxmlformats.org/drawingml/2006/picture">
-                      <pic:nvPicPr>
-                        <pic:cNvPr id="1" name="Picture 1" descr="Logo&#10;&#10;Description automatically generated"/>
-                        <pic:cNvPicPr/>
-                      </pic:nvPicPr>
-                      <pic:blipFill>
-                        <a:blip r:embed="rId1">
-                          <a:extLst>
-                            <a:ext uri="{28A0092B-C50C-407E-A947-70E740481C1C}">
-                              <a14:useLocalDpi xmlns:a14="http://schemas.microsoft.com/office/drawing/2010/main" val="0"/>
-                            </a:ext>
-                          </a:extLst>
-                        </a:blip>
-                        <a:stretch>
-                          <a:fillRect/>
-                        </a:stretch>
-                      </pic:blipFill>
-                      <pic:spPr>
-                        <a:xfrm>
-                          <a:off x="0" y="0"/>
-                          <a:ext cx="1093838" cy="1091264"/>
-                        </a:xfrm>
-                        <a:prstGeom prst="rect">
-                          <a:avLst/>
-                        </a:prstGeom>
-                      </pic:spPr>
-                    </pic:pic>
-                  </a:graphicData>
-                </a:graphic>
-              </wp:inline>
-            </w:drawing>
-          </w:r>
-        </w:p>
-      </w:tc>
-    </w:tr>
-  </w:tbl>
-  <w:p>
-    <w:pPr>
-      <w:pStyle w:val="Footer"/>
-      <w:rPr>
-        <w:sz w:val="2"/>
-        <w:szCs w:val="2"/>
-      </w:rPr>
     </w:pPr>
     <w:r>
       <w:rPr>
-        <w:rFonts w:ascii="Helvetica" w:hAnsi="Helvetica"/>
         <w:noProof/>
-        <w:color w:val="FF0000"/>
-        <w:sz w:val="2"/>
-        <w:szCs w:val="2"/>
+        <w:sz w:val="20"/>
       </w:rPr>
       <mc:AlternateContent>
         <mc:Choice Requires="wps">
           <w:drawing>
-            <wp:anchor distT="0" distB="0" distL="114300" distR="114300" simplePos="0" relativeHeight="251663360" behindDoc="1" locked="0" layoutInCell="1" allowOverlap="1" wp14:anchorId="32C22ED8" wp14:editId="1C0C92D2">
+            <wp:anchor distT="0" distB="0" distL="0" distR="0" simplePos="0" relativeHeight="251714560" behindDoc="1" locked="0" layoutInCell="1" allowOverlap="1" wp14:anchorId="5FB65B94" wp14:editId="71E42703">
               <wp:simplePos x="0" y="0"/>
               <wp:positionH relativeFrom="page">
-                <wp:posOffset>-10048</wp:posOffset>
+                <wp:posOffset>-3810</wp:posOffset>
               </wp:positionH>
-              <wp:positionV relativeFrom="paragraph">
-                <wp:posOffset>-621086</wp:posOffset>
+              <wp:positionV relativeFrom="page">
+                <wp:posOffset>9614535</wp:posOffset>
               </wp:positionV>
-              <wp:extent cx="5456255" cy="1073206"/>
-              <wp:effectExtent l="0" t="0" r="5080" b="6350"/>
+              <wp:extent cx="6610350" cy="198120"/>
+              <wp:effectExtent l="0" t="0" r="0" b="0"/>
               <wp:wrapNone/>
-              <wp:docPr id="12" name="Triangle 12"/>
-              <wp:cNvGraphicFramePr/>
+              <wp:docPr id="655657121" name="Graphic 1"/>
+              <wp:cNvGraphicFramePr>
+                <a:graphicFrameLocks xmlns:a="http://schemas.openxmlformats.org/drawingml/2006/main"/>
+              </wp:cNvGraphicFramePr>
               <a:graphic xmlns:a="http://schemas.openxmlformats.org/drawingml/2006/main">
                 <a:graphicData uri="http://schemas.microsoft.com/office/word/2010/wordprocessingShape">
                   <wps:wsp>
-                    <wps:cNvSpPr/>
+                    <wps:cNvSpPr>
+                      <a:spLocks/>
+                    </wps:cNvSpPr>
                     <wps:spPr>
                       <a:xfrm>
                         <a:off x="0" y="0"/>
-                        <a:ext cx="5456255" cy="1073206"/>
+                        <a:ext cx="6610350" cy="198120"/>
                       </a:xfrm>
-                      <a:prstGeom prst="triangle">
-                        <a:avLst>
-                          <a:gd name="adj" fmla="val 0"/>
-                        </a:avLst>
-                      </a:prstGeom>
+                      <a:custGeom>
+                        <a:avLst/>
+                        <a:gdLst/>
+                        <a:ahLst/>
+                        <a:cxnLst/>
+                        <a:rect l="l" t="t" r="r" b="b"/>
+                        <a:pathLst>
+                          <a:path w="6610350" h="198120">
+                            <a:moveTo>
+                              <a:pt x="6610197" y="98894"/>
+                            </a:moveTo>
+                            <a:lnTo>
+                              <a:pt x="2296604" y="98894"/>
+                            </a:lnTo>
+                            <a:lnTo>
+                              <a:pt x="2296604" y="0"/>
+                            </a:lnTo>
+                            <a:lnTo>
+                              <a:pt x="0" y="0"/>
+                            </a:lnTo>
+                            <a:lnTo>
+                              <a:pt x="0" y="98894"/>
+                            </a:lnTo>
+                            <a:lnTo>
+                              <a:pt x="0" y="102171"/>
+                            </a:lnTo>
+                            <a:lnTo>
+                              <a:pt x="0" y="197789"/>
+                            </a:lnTo>
+                            <a:lnTo>
+                              <a:pt x="2296604" y="197789"/>
+                            </a:lnTo>
+                            <a:lnTo>
+                              <a:pt x="2296604" y="102171"/>
+                            </a:lnTo>
+                            <a:lnTo>
+                              <a:pt x="6610197" y="102171"/>
+                            </a:lnTo>
+                            <a:lnTo>
+                              <a:pt x="6610197" y="98894"/>
+                            </a:lnTo>
+                            <a:close/>
+                          </a:path>
+                        </a:pathLst>
+                      </a:custGeom>
                       <a:solidFill>
-                        <a:srgbClr val="C20000"/>
+                        <a:srgbClr val="B92027"/>
                       </a:solidFill>
-                      <a:ln>
-                        <a:noFill/>
-                      </a:ln>
                     </wps:spPr>
-                    <wps:style>
-                      <a:lnRef idx="2">
-                        <a:schemeClr val="accent1">
-                          <a:shade val="50000"/>
-                        </a:schemeClr>
-                      </a:lnRef>
-                      <a:fillRef idx="1">
-                        <a:schemeClr val="accent1"/>
-                      </a:fillRef>
-                      <a:effectRef idx="0">
-                        <a:schemeClr val="accent1"/>
-                      </a:effectRef>
-                      <a:fontRef idx="minor">
-                        <a:schemeClr val="lt1"/>
-                      </a:fontRef>
-                    </wps:style>
-                    <wps:bodyPr rot="0" spcFirstLastPara="0" vertOverflow="overflow" horzOverflow="overflow" vert="horz" wrap="square" lIns="91440" tIns="45720" rIns="91440" bIns="45720" numCol="1" spcCol="0" rtlCol="0" fromWordArt="0" anchor="ctr" anchorCtr="0" forceAA="0" compatLnSpc="1">
+                    <wps:bodyPr wrap="square" lIns="0" tIns="0" rIns="0" bIns="0" rtlCol="0">
                       <a:prstTxWarp prst="textNoShape">
                         <a:avLst/>
                       </a:prstTxWarp>
@@ -2015,35 +1717,25 @@
         </mc:Choice>
         <mc:Fallback>
           <w:pict>
-            <v:shapetype w14:anchorId="285E9BFC" id="_x0000_t5" coordsize="21600,21600" o:spt="5" adj="10800" path="m@0,l,21600r21600,xe">
-              <v:stroke joinstyle="miter"/>
-              <v:formulas>
-                <v:f eqn="val #0"/>
-                <v:f eqn="prod #0 1 2"/>
-                <v:f eqn="sum @1 10800 0"/>
-              </v:formulas>
-              <v:path gradientshapeok="t" o:connecttype="custom" o:connectlocs="@0,0;@1,10800;0,21600;10800,21600;21600,21600;@2,10800" textboxrect="0,10800,10800,18000;5400,10800,16200,18000;10800,10800,21600,18000;0,7200,7200,21600;7200,7200,14400,21600;14400,7200,21600,21600"/>
-              <v:handles>
-                <v:h position="#0,topLeft" xrange="0,21600"/>
-              </v:handles>
-            </v:shapetype>
-            <v:shape id="Triangle 12" o:spid="_x0000_s1026" type="#_x0000_t5" style="position:absolute;margin-left:-.8pt;margin-top:-48.9pt;width:429.65pt;height:84.5pt;z-index:-251653120;visibility:visible;mso-wrap-style:square;mso-width-percent:0;mso-height-percent:0;mso-wrap-distance-left:9pt;mso-wrap-distance-top:0;mso-wrap-distance-right:9pt;mso-wrap-distance-bottom:0;mso-position-horizontal:absolute;mso-position-horizontal-relative:page;mso-position-vertical:absolute;mso-position-vertical-relative:text;mso-width-percent:0;mso-height-percent:0;mso-width-relative:margin;mso-height-relative:margin;v-text-anchor:middle" o:gfxdata="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" adj="0" fillcolor="#c20000" stroked="f" strokeweight="1pt">
-              <w10:wrap anchorx="page"/>
+            <v:shape w14:anchorId="2F59DE49" id="Graphic 1" o:spid="_x0000_s1026" style="position:absolute;margin-left:-.3pt;margin-top:757.05pt;width:520.5pt;height:15.6pt;z-index:-251601920;visibility:visible;mso-wrap-style:square;mso-width-percent:0;mso-height-percent:0;mso-wrap-distance-left:0;mso-wrap-distance-top:0;mso-wrap-distance-right:0;mso-wrap-distance-bottom:0;mso-position-horizontal:absolute;mso-position-horizontal-relative:page;mso-position-vertical:absolute;mso-position-vertical-relative:page;mso-width-percent:0;mso-height-percent:0;mso-width-relative:margin;mso-height-relative:margin;v-text-anchor:top" coordsize="6610350,198120" o:gfxdata="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" path="m6610197,98894r-4313593,l2296604,,,,,98894r,3277l,197789r2296604,l2296604,102171r4313593,l6610197,98894xe" fillcolor="#b92027" stroked="f">
+              <v:path arrowok="t"/>
+              <w10:wrap anchorx="page" anchory="page"/>
             </v:shape>
           </w:pict>
         </mc:Fallback>
       </mc:AlternateContent>
     </w:r>
   </w:p>
-</w:ftr>
-</file>
-
-<file path=word/footer3.xml><?xml version="1.0" encoding="utf-8"?>
-<w:ftr xmlns:wpc="http://schemas.microsoft.com/office/word/2010/wordprocessingCanvas" xmlns:cx="http://schemas.microsoft.com/office/drawing/2014/chartex" xmlns:cx1="http://schemas.microsoft.com/office/drawing/2015/9/8/chartex" xmlns:cx2="http://schemas.microsoft.com/office/drawing/2015/10/21/chartex" xmlns:cx3="http://schemas.microsoft.com/office/drawing/2016/5/9/chartex" xmlns:cx4="http://schemas.microsoft.com/office/drawing/2016/5/10/chartex" xmlns:cx5="http://schemas.microsoft.com/office/drawing/2016/5/11/chartex" xmlns:cx6="http://schemas.microsoft.com/office/drawing/2016/5/12/chartex" xmlns:cx7="http://schemas.microsoft.com/office/drawing/2016/5/13/chartex" xmlns:cx8="http://schemas.microsoft.com/office/drawing/2016/5/14/chartex" xmlns:mc="http://schemas.openxmlformats.org/markup-compatibility/2006" xmlns:aink="http://schemas.microsoft.com/office/drawing/2016/ink" xmlns:am3d="http://schemas.microsoft.com/office/drawing/2017/model3d" xmlns:o="urn:schemas-microsoft-com:office:office" xmlns:oel="http://schemas.microsoft.com/office/2019/extlst" xmlns:r="http://schemas.openxmlformats.org/officeDocument/2006/relationships" xmlns:m="http://schemas.openxmlformats.org/officeDocument/2006/math" xmlns:v="urn:schemas-microsoft-com:vml" xmlns:wp14="http://schemas.microsoft.com/office/word/2010/wordprocessingDrawing" xmlns:wp="http://schemas.openxmlformats.org/drawingml/2006/wordprocessingDrawing" xmlns:w10="urn:schemas-microsoft-com:office:word" xmlns:w="http://schemas.openxmlformats.org/wordprocessingml/2006/main" xmlns:w14="http://schemas.microsoft.com/office/word/2010/wordml" xmlns:w15="http://schemas.microsoft.com/office/word/2012/wordml" xmlns:w16cex="http://schemas.microsoft.com/office/word/2018/wordml/cex" xmlns:w16cid="http://schemas.microsoft.com/office/word/2016/wordml/cid" xmlns:w16="http://schemas.microsoft.com/office/word/2018/wordml" xmlns:w16du="http://schemas.microsoft.com/office/word/2023/wordml/word16du" xmlns:w16sdtdh="http://schemas.microsoft.com/office/word/2020/wordml/sdtdatahash" xmlns:w16sdtfl="http://schemas.microsoft.com/office/word/2024/wordml/sdtformatlock" xmlns:w16se="http://schemas.microsoft.com/office/word/2015/wordml/symex" xmlns:wpg="http://schemas.microsoft.com/office/word/2010/wordprocessingGroup" xmlns:wpi="http://schemas.microsoft.com/office/word/2010/wordprocessingInk" xmlns:wne="http://schemas.microsoft.com/office/word/2006/wordml" xmlns:wps="http://schemas.microsoft.com/office/word/2010/wordprocessingShape" mc:Ignorable="w14 w15 w16se w16cid w16 w16cex w16sdtdh w16sdtfl w16du wp14">
+  <w:p>
+    <w:pPr>
+      <w:pStyle w:val="Footer"/>
+    </w:pPr>
+  </w:p>
   <w:tbl>
     <w:tblPr>
       <w:tblStyle w:val="TableGrid"/>
-      <w:tblW w:w="0" w:type="auto"/>
+      <w:tblW w:w="10084" w:type="dxa"/>
+      <w:tblInd w:w="360" w:type="dxa"/>
       <w:tblBorders>
         <w:top w:val="none" w:sz="0" w:space="0" w:color="auto"/>
         <w:left w:val="none" w:sz="0" w:space="0" w:color="auto"/>
@@ -2052,247 +1744,995 @@
         <w:insideH w:val="none" w:sz="0" w:space="0" w:color="auto"/>
         <w:insideV w:val="none" w:sz="0" w:space="0" w:color="auto"/>
       </w:tblBorders>
-      <w:tblCellMar>
-        <w:left w:w="0" w:type="dxa"/>
-        <w:right w:w="0" w:type="dxa"/>
-      </w:tblCellMar>
       <w:tblLook w:val="04A0" w:firstRow="1" w:lastRow="0" w:firstColumn="1" w:lastColumn="0" w:noHBand="0" w:noVBand="1"/>
     </w:tblPr>
     <w:tblGrid>
-      <w:gridCol w:w="5228"/>
-      <w:gridCol w:w="5228"/>
+      <w:gridCol w:w="3361"/>
+      <w:gridCol w:w="3361"/>
+      <w:gridCol w:w="3362"/>
     </w:tblGrid>
     <w:tr>
+      <w:trPr>
+        <w:trHeight w:val="825"/>
+      </w:trPr>
       <w:tc>
         <w:tcPr>
-          <w:tcW w:w="5228" w:type="dxa"/>
-          <w:vAlign w:val="bottom"/>
+          <w:tcW w:w="3361" w:type="dxa"/>
+          <w:vAlign w:val="center"/>
         </w:tcPr>
         <w:p>
           <w:pPr>
             <w:pStyle w:val="Footer"/>
-            <w:rPr>
-              <w:rFonts w:ascii="Helvetica" w:hAnsi="Helvetica"/>
-              <w:b/>
-              <w:bCs/>
-              <w:color w:val="FFFFFF" w:themeColor="background1"/>
-              <w:sz w:val="22"/>
-              <w:szCs w:val="22"/>
-            </w:rPr>
+            <w:tabs>
+              <w:tab w:val="left" w:pos="540"/>
+              <w:tab w:val="left" w:pos="810"/>
+              <w:tab w:val="left" w:pos="8280"/>
+            </w:tabs>
           </w:pPr>
+          <w:bookmarkStart w:id="0" w:name="_Hlk210112037"/>
           <w:r>
             <w:rPr>
-              <w:rFonts w:ascii="Helvetica" w:hAnsi="Helvetica"/>
-              <w:b/>
-              <w:bCs/>
-              <w:color w:val="FFFFFF" w:themeColor="background1"/>
+              <w:noProof/>
+              <w:sz w:val="20"/>
             </w:rPr>
-            <w:t>www.gss-group.net</w:t>
+            <w:drawing>
+              <wp:anchor distT="0" distB="0" distL="0" distR="0" simplePos="0" relativeHeight="251707392" behindDoc="1" locked="0" layoutInCell="1" allowOverlap="1" wp14:anchorId="58B98DA8" wp14:editId="617C51B4">
+                <wp:simplePos x="0" y="0"/>
+                <wp:positionH relativeFrom="page">
+                  <wp:posOffset>59055</wp:posOffset>
+                </wp:positionH>
+                <wp:positionV relativeFrom="page">
+                  <wp:posOffset>116840</wp:posOffset>
+                </wp:positionV>
+                <wp:extent cx="252768" cy="252780"/>
+                <wp:effectExtent l="0" t="0" r="0" b="0"/>
+                <wp:wrapNone/>
+                <wp:docPr id="205844507" name="Image 8" descr="A white house in a red circle&#10;&#10;AI-generated content may be incorrect."/>
+                <wp:cNvGraphicFramePr>
+                  <a:graphicFrameLocks xmlns:a="http://schemas.openxmlformats.org/drawingml/2006/main"/>
+                </wp:cNvGraphicFramePr>
+                <a:graphic xmlns:a="http://schemas.openxmlformats.org/drawingml/2006/main">
+                  <a:graphicData uri="http://schemas.openxmlformats.org/drawingml/2006/picture">
+                    <pic:pic xmlns:pic="http://schemas.openxmlformats.org/drawingml/2006/picture">
+                      <pic:nvPicPr>
+                        <pic:cNvPr id="205844507" name="Image 8" descr="A white house in a red circle&#10;&#10;AI-generated content may be incorrect."/>
+                        <pic:cNvPicPr/>
+                      </pic:nvPicPr>
+                      <pic:blipFill>
+                        <a:blip r:embed="rId1" cstate="print"/>
+                        <a:stretch>
+                          <a:fillRect/>
+                        </a:stretch>
+                      </pic:blipFill>
+                      <pic:spPr>
+                        <a:xfrm>
+                          <a:off x="0" y="0"/>
+                          <a:ext cx="252768" cy="252780"/>
+                        </a:xfrm>
+                        <a:prstGeom prst="rect">
+                          <a:avLst/>
+                        </a:prstGeom>
+                      </pic:spPr>
+                    </pic:pic>
+                  </a:graphicData>
+                </a:graphic>
+              </wp:anchor>
+            </w:drawing>
+          </w:r>
+          <w:r>
+            <w:rPr>
+              <w:noProof/>
+              <w:sz w:val="20"/>
+            </w:rPr>
+            <mc:AlternateContent>
+              <mc:Choice Requires="wps">
+                <w:drawing>
+                  <wp:anchor distT="0" distB="0" distL="0" distR="0" simplePos="0" relativeHeight="251708416" behindDoc="1" locked="0" layoutInCell="1" allowOverlap="1" wp14:anchorId="795740E7" wp14:editId="2361C7F2">
+                    <wp:simplePos x="0" y="0"/>
+                    <wp:positionH relativeFrom="page">
+                      <wp:posOffset>354965</wp:posOffset>
+                    </wp:positionH>
+                    <wp:positionV relativeFrom="page">
+                      <wp:posOffset>186690</wp:posOffset>
+                    </wp:positionV>
+                    <wp:extent cx="1467485" cy="131445"/>
+                    <wp:effectExtent l="0" t="0" r="0" b="0"/>
+                    <wp:wrapNone/>
+                    <wp:docPr id="1825136582" name="Textbox 13"/>
+                    <wp:cNvGraphicFramePr>
+                      <a:graphicFrameLocks xmlns:a="http://schemas.openxmlformats.org/drawingml/2006/main"/>
+                    </wp:cNvGraphicFramePr>
+                    <a:graphic xmlns:a="http://schemas.openxmlformats.org/drawingml/2006/main">
+                      <a:graphicData uri="http://schemas.microsoft.com/office/word/2010/wordprocessingShape">
+                        <wps:wsp>
+                          <wps:cNvSpPr txBox="1">
+                            <a:spLocks/>
+                          </wps:cNvSpPr>
+                          <wps:spPr>
+                            <a:xfrm>
+                              <a:off x="0" y="0"/>
+                              <a:ext cx="1467485" cy="131445"/>
+                            </a:xfrm>
+                            <a:prstGeom prst="rect">
+                              <a:avLst/>
+                            </a:prstGeom>
+                          </wps:spPr>
+                          <wps:txbx>
+                            <w:txbxContent>
+                              <w:p>
+                                <w:pPr>
+                                  <w:spacing w:line="184" w:lineRule="exact"/>
+                                  <w:ind w:left="20"/>
+                                  <w:rPr>
+                                    <w:sz w:val="16"/>
+                                  </w:rPr>
+                                </w:pPr>
+                                <w:r>
+                                  <w:rPr>
+                                    <w:color w:val="A09F9F"/>
+                                    <w:spacing w:val="-6"/>
+                                    <w:sz w:val="16"/>
+                                  </w:rPr>
+                                  <w:t>Abu Dhabi,</w:t>
+                                </w:r>
+                                <w:r>
+                                  <w:rPr>
+                                    <w:color w:val="A09F9F"/>
+                                    <w:spacing w:val="-10"/>
+                                    <w:sz w:val="16"/>
+                                  </w:rPr>
+                                  <w:t xml:space="preserve"> </w:t>
+                                </w:r>
+                                <w:r>
+                                  <w:rPr>
+                                    <w:color w:val="A09F9F"/>
+                                    <w:spacing w:val="-6"/>
+                                    <w:sz w:val="16"/>
+                                  </w:rPr>
+                                  <w:t>United</w:t>
+                                </w:r>
+                                <w:r>
+                                  <w:rPr>
+                                    <w:color w:val="A09F9F"/>
+                                    <w:spacing w:val="-9"/>
+                                    <w:sz w:val="16"/>
+                                  </w:rPr>
+                                  <w:t xml:space="preserve"> </w:t>
+                                </w:r>
+                                <w:r>
+                                  <w:rPr>
+                                    <w:color w:val="A09F9F"/>
+                                    <w:spacing w:val="-6"/>
+                                    <w:sz w:val="16"/>
+                                  </w:rPr>
+                                  <w:t>Arab</w:t>
+                                </w:r>
+                                <w:r>
+                                  <w:rPr>
+                                    <w:color w:val="A09F9F"/>
+                                    <w:spacing w:val="-10"/>
+                                    <w:sz w:val="16"/>
+                                  </w:rPr>
+                                  <w:t xml:space="preserve"> </w:t>
+                                </w:r>
+                                <w:r>
+                                  <w:rPr>
+                                    <w:color w:val="A09F9F"/>
+                                    <w:spacing w:val="-6"/>
+                                    <w:sz w:val="16"/>
+                                  </w:rPr>
+                                  <w:t>Emirates</w:t>
+                                </w:r>
+                              </w:p>
+                            </w:txbxContent>
+                          </wps:txbx>
+                          <wps:bodyPr wrap="square" lIns="0" tIns="0" rIns="0" bIns="0" rtlCol="0">
+                            <a:noAutofit/>
+                          </wps:bodyPr>
+                        </wps:wsp>
+                      </a:graphicData>
+                    </a:graphic>
+                  </wp:anchor>
+                </w:drawing>
+              </mc:Choice>
+              <mc:Fallback>
+                <w:pict>
+                  <v:shapetype w14:anchorId="795740E7" id="_x0000_t202" coordsize="21600,21600" o:spt="202" path="m,l,21600r21600,l21600,xe">
+                    <v:stroke joinstyle="miter"/>
+                    <v:path gradientshapeok="t" o:connecttype="rect"/>
+                  </v:shapetype>
+                  <v:shape id="Textbox 13" o:spid="_x0000_s1026" type="#_x0000_t202" style="position:absolute;margin-left:27.95pt;margin-top:14.7pt;width:115.55pt;height:10.35pt;z-index:-251608064;visibility:visible;mso-wrap-style:square;mso-wrap-distance-left:0;mso-wrap-distance-top:0;mso-wrap-distance-right:0;mso-wrap-distance-bottom:0;mso-position-horizontal:absolute;mso-position-horizontal-relative:page;mso-position-vertical:absolute;mso-position-vertical-relative:page;v-text-anchor:top" o:gfxdata="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" filled="f" stroked="f">
+                    <v:textbox inset="0,0,0,0">
+                      <w:txbxContent>
+                        <w:p>
+                          <w:pPr>
+                            <w:spacing w:line="184" w:lineRule="exact"/>
+                            <w:ind w:left="20"/>
+                            <w:rPr>
+                              <w:sz w:val="16"/>
+                            </w:rPr>
+                          </w:pPr>
+                          <w:r>
+                            <w:rPr>
+                              <w:color w:val="A09F9F"/>
+                              <w:spacing w:val="-6"/>
+                              <w:sz w:val="16"/>
+                            </w:rPr>
+                            <w:t>Abu Dhabi,</w:t>
+                          </w:r>
+                          <w:r>
+                            <w:rPr>
+                              <w:color w:val="A09F9F"/>
+                              <w:spacing w:val="-10"/>
+                              <w:sz w:val="16"/>
+                            </w:rPr>
+                            <w:t xml:space="preserve"> </w:t>
+                          </w:r>
+                          <w:r>
+                            <w:rPr>
+                              <w:color w:val="A09F9F"/>
+                              <w:spacing w:val="-6"/>
+                              <w:sz w:val="16"/>
+                            </w:rPr>
+                            <w:t>United</w:t>
+                          </w:r>
+                          <w:r>
+                            <w:rPr>
+                              <w:color w:val="A09F9F"/>
+                              <w:spacing w:val="-9"/>
+                              <w:sz w:val="16"/>
+                            </w:rPr>
+                            <w:t xml:space="preserve"> </w:t>
+                          </w:r>
+                          <w:r>
+                            <w:rPr>
+                              <w:color w:val="A09F9F"/>
+                              <w:spacing w:val="-6"/>
+                              <w:sz w:val="16"/>
+                            </w:rPr>
+                            <w:t>Arab</w:t>
+                          </w:r>
+                          <w:r>
+                            <w:rPr>
+                              <w:color w:val="A09F9F"/>
+                              <w:spacing w:val="-10"/>
+                              <w:sz w:val="16"/>
+                            </w:rPr>
+                            <w:t xml:space="preserve"> </w:t>
+                          </w:r>
+                          <w:r>
+                            <w:rPr>
+                              <w:color w:val="A09F9F"/>
+                              <w:spacing w:val="-6"/>
+                              <w:sz w:val="16"/>
+                            </w:rPr>
+                            <w:t>Emirates</w:t>
+                          </w:r>
+                        </w:p>
+                      </w:txbxContent>
+                    </v:textbox>
+                    <w10:wrap anchorx="page" anchory="page"/>
+                  </v:shape>
+                </w:pict>
+              </mc:Fallback>
+            </mc:AlternateContent>
           </w:r>
         </w:p>
       </w:tc>
       <w:tc>
         <w:tcPr>
-          <w:tcW w:w="5228" w:type="dxa"/>
-          <w:vAlign w:val="bottom"/>
+          <w:tcW w:w="3361" w:type="dxa"/>
+          <w:vAlign w:val="center"/>
         </w:tcPr>
         <w:p>
           <w:pPr>
-            <w:jc w:val="right"/>
-            <w:rPr>
-              <w:rFonts w:ascii="Helvetica" w:hAnsi="Helvetica" w:cs="Open Sans"/>
-              <w:b/>
-              <w:bCs/>
-              <w:color w:val="FFFFFF" w:themeColor="background1"/>
-              <w:sz w:val="18"/>
-              <w:szCs w:val="18"/>
-            </w:rPr>
+            <w:pStyle w:val="Footer"/>
+            <w:tabs>
+              <w:tab w:val="left" w:pos="540"/>
+              <w:tab w:val="left" w:pos="810"/>
+              <w:tab w:val="left" w:pos="8280"/>
+            </w:tabs>
           </w:pPr>
           <w:r>
             <w:rPr>
-              <w:rFonts w:ascii="Helvetica" w:hAnsi="Helvetica" w:cs="Open Sans"/>
-              <w:b/>
-              <w:bCs/>
-              <w:color w:val="FFFFFF" w:themeColor="background1"/>
-              <w:sz w:val="18"/>
-              <w:szCs w:val="18"/>
+              <w:noProof/>
+              <w:sz w:val="20"/>
             </w:rPr>
-            <w:t xml:space="preserve">Physical Address:                             </w:t>
+            <w:drawing>
+              <wp:anchor distT="0" distB="0" distL="0" distR="0" simplePos="0" relativeHeight="251709440" behindDoc="1" locked="0" layoutInCell="1" allowOverlap="1" wp14:anchorId="79404349" wp14:editId="31624673">
+                <wp:simplePos x="0" y="0"/>
+                <wp:positionH relativeFrom="page">
+                  <wp:posOffset>63500</wp:posOffset>
+                </wp:positionH>
+                <wp:positionV relativeFrom="page">
+                  <wp:posOffset>116840</wp:posOffset>
+                </wp:positionV>
+                <wp:extent cx="252768" cy="252780"/>
+                <wp:effectExtent l="0" t="0" r="0" b="0"/>
+                <wp:wrapNone/>
+                <wp:docPr id="739794193" name="Image 9" descr="A red and black logo&#10;&#10;AI-generated content may be incorrect."/>
+                <wp:cNvGraphicFramePr>
+                  <a:graphicFrameLocks xmlns:a="http://schemas.openxmlformats.org/drawingml/2006/main"/>
+                </wp:cNvGraphicFramePr>
+                <a:graphic xmlns:a="http://schemas.openxmlformats.org/drawingml/2006/main">
+                  <a:graphicData uri="http://schemas.openxmlformats.org/drawingml/2006/picture">
+                    <pic:pic xmlns:pic="http://schemas.openxmlformats.org/drawingml/2006/picture">
+                      <pic:nvPicPr>
+                        <pic:cNvPr id="739794193" name="Image 9" descr="A red and black logo&#10;&#10;AI-generated content may be incorrect."/>
+                        <pic:cNvPicPr/>
+                      </pic:nvPicPr>
+                      <pic:blipFill>
+                        <a:blip r:embed="rId2" cstate="print"/>
+                        <a:stretch>
+                          <a:fillRect/>
+                        </a:stretch>
+                      </pic:blipFill>
+                      <pic:spPr>
+                        <a:xfrm>
+                          <a:off x="0" y="0"/>
+                          <a:ext cx="252768" cy="252780"/>
+                        </a:xfrm>
+                        <a:prstGeom prst="rect">
+                          <a:avLst/>
+                        </a:prstGeom>
+                      </pic:spPr>
+                    </pic:pic>
+                  </a:graphicData>
+                </a:graphic>
+              </wp:anchor>
+            </w:drawing>
+          </w:r>
+          <w:r>
+            <w:rPr>
+              <w:noProof/>
+              <w:sz w:val="20"/>
+            </w:rPr>
+            <mc:AlternateContent>
+              <mc:Choice Requires="wps">
+                <w:drawing>
+                  <wp:anchor distT="0" distB="0" distL="0" distR="0" simplePos="0" relativeHeight="251710464" behindDoc="1" locked="0" layoutInCell="1" allowOverlap="1" wp14:anchorId="2235783B" wp14:editId="785229BA">
+                    <wp:simplePos x="0" y="0"/>
+                    <wp:positionH relativeFrom="page">
+                      <wp:posOffset>459740</wp:posOffset>
+                    </wp:positionH>
+                    <wp:positionV relativeFrom="page">
+                      <wp:posOffset>129540</wp:posOffset>
+                    </wp:positionV>
+                    <wp:extent cx="1002030" cy="280670"/>
+                    <wp:effectExtent l="0" t="0" r="0" b="0"/>
+                    <wp:wrapNone/>
+                    <wp:docPr id="926338432" name="Textbox 11"/>
+                    <wp:cNvGraphicFramePr>
+                      <a:graphicFrameLocks xmlns:a="http://schemas.openxmlformats.org/drawingml/2006/main"/>
+                    </wp:cNvGraphicFramePr>
+                    <a:graphic xmlns:a="http://schemas.openxmlformats.org/drawingml/2006/main">
+                      <a:graphicData uri="http://schemas.microsoft.com/office/word/2010/wordprocessingShape">
+                        <wps:wsp>
+                          <wps:cNvSpPr txBox="1">
+                            <a:spLocks/>
+                          </wps:cNvSpPr>
+                          <wps:spPr>
+                            <a:xfrm>
+                              <a:off x="0" y="0"/>
+                              <a:ext cx="1002030" cy="280670"/>
+                            </a:xfrm>
+                            <a:prstGeom prst="rect">
+                              <a:avLst/>
+                            </a:prstGeom>
+                          </wps:spPr>
+                          <wps:txbx>
+                            <w:txbxContent>
+                              <w:p>
+                                <w:pPr>
+                                  <w:pStyle w:val="BodyText"/>
+                                  <w:spacing w:line="183" w:lineRule="exact"/>
+                                  <w:ind w:left="20"/>
+                                </w:pPr>
+                                <w:hyperlink r:id="rId3">
+                                  <w:r>
+                                    <w:rPr>
+                                      <w:color w:val="A09F9F"/>
+                                      <w:spacing w:val="-11"/>
+                                    </w:rPr>
+                                    <w:t>info@gss-</w:t>
+                                  </w:r>
+                                  <w:r>
+                                    <w:rPr>
+                                      <w:color w:val="A09F9F"/>
+                                      <w:spacing w:val="-6"/>
+                                    </w:rPr>
+                                    <w:t>group.net</w:t>
+                                  </w:r>
+                                </w:hyperlink>
+                              </w:p>
+                              <w:p>
+                                <w:pPr>
+                                  <w:pStyle w:val="BodyText"/>
+                                  <w:spacing w:line="236" w:lineRule="exact"/>
+                                  <w:ind w:left="36"/>
+                                </w:pPr>
+                                <w:hyperlink r:id="rId4">
+                                  <w:r>
+                                    <w:rPr>
+                                      <w:color w:val="A09F9F"/>
+                                      <w:spacing w:val="-9"/>
+                                    </w:rPr>
+                                    <w:t>www.gss-</w:t>
+                                  </w:r>
+                                  <w:r>
+                                    <w:rPr>
+                                      <w:color w:val="A09F9F"/>
+                                      <w:spacing w:val="-5"/>
+                                    </w:rPr>
+                                    <w:t>group.net</w:t>
+                                  </w:r>
+                                </w:hyperlink>
+                              </w:p>
+                            </w:txbxContent>
+                          </wps:txbx>
+                          <wps:bodyPr wrap="square" lIns="0" tIns="0" rIns="0" bIns="0" rtlCol="0">
+                            <a:noAutofit/>
+                          </wps:bodyPr>
+                        </wps:wsp>
+                      </a:graphicData>
+                    </a:graphic>
+                  </wp:anchor>
+                </w:drawing>
+              </mc:Choice>
+              <mc:Fallback>
+                <w:pict>
+                  <v:shape w14:anchorId="2235783B" id="Textbox 11" o:spid="_x0000_s1027" type="#_x0000_t202" style="position:absolute;margin-left:36.2pt;margin-top:10.2pt;width:78.9pt;height:22.1pt;z-index:-251606016;visibility:visible;mso-wrap-style:square;mso-wrap-distance-left:0;mso-wrap-distance-top:0;mso-wrap-distance-right:0;mso-wrap-distance-bottom:0;mso-position-horizontal:absolute;mso-position-horizontal-relative:page;mso-position-vertical:absolute;mso-position-vertical-relative:page;v-text-anchor:top" o:gfxdata="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" filled="f" stroked="f">
+                    <v:textbox inset="0,0,0,0">
+                      <w:txbxContent>
+                        <w:p>
+                          <w:pPr>
+                            <w:pStyle w:val="BodyText"/>
+                            <w:spacing w:line="183" w:lineRule="exact"/>
+                            <w:ind w:left="20"/>
+                          </w:pPr>
+                          <w:hyperlink r:id="rId5">
+                            <w:r>
+                              <w:rPr>
+                                <w:color w:val="A09F9F"/>
+                                <w:spacing w:val="-11"/>
+                              </w:rPr>
+                              <w:t>info@gss-</w:t>
+                            </w:r>
+                            <w:r>
+                              <w:rPr>
+                                <w:color w:val="A09F9F"/>
+                                <w:spacing w:val="-6"/>
+                              </w:rPr>
+                              <w:t>group.net</w:t>
+                            </w:r>
+                          </w:hyperlink>
+                        </w:p>
+                        <w:p>
+                          <w:pPr>
+                            <w:pStyle w:val="BodyText"/>
+                            <w:spacing w:line="236" w:lineRule="exact"/>
+                            <w:ind w:left="36"/>
+                          </w:pPr>
+                          <w:hyperlink r:id="rId6">
+                            <w:r>
+                              <w:rPr>
+                                <w:color w:val="A09F9F"/>
+                                <w:spacing w:val="-9"/>
+                              </w:rPr>
+                              <w:t>www.gss-</w:t>
+                            </w:r>
+                            <w:r>
+                              <w:rPr>
+                                <w:color w:val="A09F9F"/>
+                                <w:spacing w:val="-5"/>
+                              </w:rPr>
+                              <w:t>group.net</w:t>
+                            </w:r>
+                          </w:hyperlink>
+                        </w:p>
+                      </w:txbxContent>
+                    </v:textbox>
+                    <w10:wrap anchorx="page" anchory="page"/>
+                  </v:shape>
+                </w:pict>
+              </mc:Fallback>
+            </mc:AlternateContent>
           </w:r>
         </w:p>
+      </w:tc>
+      <w:tc>
+        <w:tcPr>
+          <w:tcW w:w="3362" w:type="dxa"/>
+          <w:vAlign w:val="center"/>
+        </w:tcPr>
         <w:p>
           <w:pPr>
-            <w:jc w:val="right"/>
-            <w:rPr>
-              <w:rFonts w:ascii="Helvetica" w:hAnsi="Helvetica" w:cs="Open Sans"/>
-              <w:color w:val="FFFFFF" w:themeColor="background1"/>
-              <w:sz w:val="18"/>
-              <w:szCs w:val="18"/>
-            </w:rPr>
+            <w:pStyle w:val="Footer"/>
+            <w:tabs>
+              <w:tab w:val="left" w:pos="540"/>
+              <w:tab w:val="left" w:pos="810"/>
+              <w:tab w:val="left" w:pos="8280"/>
+            </w:tabs>
           </w:pPr>
           <w:r>
             <w:rPr>
-              <w:rFonts w:ascii="Helvetica" w:hAnsi="Helvetica" w:cs="Open Sans"/>
-              <w:color w:val="FFFFFF" w:themeColor="background1"/>
-              <w:sz w:val="18"/>
-              <w:szCs w:val="18"/>
+              <w:noProof/>
+              <w:sz w:val="20"/>
             </w:rPr>
-            <w:t xml:space="preserve">Building No 3, 3rd Floor                      </w:t>
-          </w:r>
-        </w:p>
-        <w:p>
-          <w:pPr>
-            <w:jc w:val="right"/>
-            <w:rPr>
-              <w:rFonts w:ascii="Helvetica" w:hAnsi="Helvetica" w:cs="Open Sans"/>
-              <w:color w:val="FFFFFF" w:themeColor="background1"/>
-              <w:sz w:val="18"/>
-              <w:szCs w:val="18"/>
-            </w:rPr>
-          </w:pPr>
-          <w:r>
-            <w:rPr>
-              <w:rFonts w:ascii="Helvetica" w:hAnsi="Helvetica" w:cs="Open Sans"/>
-              <w:color w:val="FFFFFF" w:themeColor="background1"/>
-              <w:sz w:val="18"/>
-              <w:szCs w:val="18"/>
-            </w:rPr>
-            <w:t xml:space="preserve">Sheikh Zayed Bin Sultan Street              </w:t>
-          </w:r>
-        </w:p>
-        <w:p>
-          <w:pPr>
-            <w:jc w:val="right"/>
-            <w:rPr>
-              <w:rFonts w:ascii="Helvetica" w:hAnsi="Helvetica" w:cs="Open Sans"/>
-              <w:color w:val="FFFFFF" w:themeColor="background1"/>
-              <w:sz w:val="18"/>
-              <w:szCs w:val="18"/>
-            </w:rPr>
-          </w:pPr>
-          <w:r>
-            <w:rPr>
-              <w:rFonts w:ascii="Helvetica" w:hAnsi="Helvetica" w:cs="Open Sans"/>
-              <w:color w:val="FFFFFF" w:themeColor="background1"/>
-              <w:sz w:val="18"/>
-              <w:szCs w:val="18"/>
-            </w:rPr>
-            <w:t>Zone 1 – Ministries</w:t>
+            <w:drawing>
+              <wp:anchor distT="0" distB="0" distL="0" distR="0" simplePos="0" relativeHeight="251711488" behindDoc="1" locked="0" layoutInCell="1" allowOverlap="1" wp14:anchorId="0317AA8D" wp14:editId="3DF69EF1">
+                <wp:simplePos x="0" y="0"/>
+                <wp:positionH relativeFrom="page">
+                  <wp:posOffset>60325</wp:posOffset>
+                </wp:positionH>
+                <wp:positionV relativeFrom="page">
+                  <wp:posOffset>120015</wp:posOffset>
+                </wp:positionV>
+                <wp:extent cx="252768" cy="252780"/>
+                <wp:effectExtent l="0" t="0" r="0" b="0"/>
+                <wp:wrapNone/>
+                <wp:docPr id="501461693" name="Image 7" descr="A red and white phone logo&#10;&#10;AI-generated content may be incorrect."/>
+                <wp:cNvGraphicFramePr>
+                  <a:graphicFrameLocks xmlns:a="http://schemas.openxmlformats.org/drawingml/2006/main"/>
+                </wp:cNvGraphicFramePr>
+                <a:graphic xmlns:a="http://schemas.openxmlformats.org/drawingml/2006/main">
+                  <a:graphicData uri="http://schemas.openxmlformats.org/drawingml/2006/picture">
+                    <pic:pic xmlns:pic="http://schemas.openxmlformats.org/drawingml/2006/picture">
+                      <pic:nvPicPr>
+                        <pic:cNvPr id="501461693" name="Image 7" descr="A red and white phone logo&#10;&#10;AI-generated content may be incorrect."/>
+                        <pic:cNvPicPr/>
+                      </pic:nvPicPr>
+                      <pic:blipFill>
+                        <a:blip r:embed="rId7" cstate="print"/>
+                        <a:stretch>
+                          <a:fillRect/>
+                        </a:stretch>
+                      </pic:blipFill>
+                      <pic:spPr>
+                        <a:xfrm>
+                          <a:off x="0" y="0"/>
+                          <a:ext cx="252768" cy="252780"/>
+                        </a:xfrm>
+                        <a:prstGeom prst="rect">
+                          <a:avLst/>
+                        </a:prstGeom>
+                      </pic:spPr>
+                    </pic:pic>
+                  </a:graphicData>
+                </a:graphic>
+              </wp:anchor>
+            </w:drawing>
           </w:r>
           <w:r>
             <w:rPr>
-              <w:rFonts w:ascii="Helvetica" w:hAnsi="Helvetica" w:cs="Open Sans"/>
-              <w:color w:val="FFFFFF" w:themeColor="background1"/>
-              <w:sz w:val="18"/>
-              <w:szCs w:val="18"/>
+              <w:noProof/>
+              <w:sz w:val="20"/>
             </w:rPr>
-            <w:t xml:space="preserve"> </w:t>
-          </w:r>
-          <w:r>
-            <w:rPr>
-              <w:rFonts w:ascii="Helvetica" w:hAnsi="Helvetica" w:cs="Open Sans"/>
-              <w:color w:val="FFFFFF" w:themeColor="background1"/>
-              <w:sz w:val="18"/>
-              <w:szCs w:val="18"/>
-            </w:rPr>
-            <w:t xml:space="preserve">Complex                  </w:t>
-          </w:r>
-        </w:p>
-        <w:p>
-          <w:pPr>
-            <w:jc w:val="right"/>
-            <w:rPr>
-              <w:rFonts w:ascii="Helvetica" w:hAnsi="Helvetica" w:cs="Open Sans"/>
-              <w:color w:val="FFFFFF" w:themeColor="background1"/>
-              <w:sz w:val="22"/>
-              <w:szCs w:val="22"/>
-            </w:rPr>
-          </w:pPr>
-          <w:r>
-            <w:rPr>
-              <w:rFonts w:ascii="Helvetica" w:hAnsi="Helvetica" w:cs="Open Sans"/>
-              <w:color w:val="FFFFFF" w:themeColor="background1"/>
-              <w:sz w:val="18"/>
-              <w:szCs w:val="18"/>
-            </w:rPr>
-            <w:t>Abu Dhabi, United Arab Emirates</w:t>
+            <mc:AlternateContent>
+              <mc:Choice Requires="wps">
+                <w:drawing>
+                  <wp:anchor distT="0" distB="0" distL="0" distR="0" simplePos="0" relativeHeight="251712512" behindDoc="1" locked="0" layoutInCell="1" allowOverlap="1" wp14:anchorId="393C547A" wp14:editId="5A819D64">
+                    <wp:simplePos x="0" y="0"/>
+                    <wp:positionH relativeFrom="page">
+                      <wp:posOffset>418465</wp:posOffset>
+                    </wp:positionH>
+                    <wp:positionV relativeFrom="page">
+                      <wp:posOffset>116840</wp:posOffset>
+                    </wp:positionV>
+                    <wp:extent cx="1095375" cy="281940"/>
+                    <wp:effectExtent l="0" t="0" r="0" b="0"/>
+                    <wp:wrapNone/>
+                    <wp:docPr id="605855479" name="Textbox 12"/>
+                    <wp:cNvGraphicFramePr>
+                      <a:graphicFrameLocks xmlns:a="http://schemas.openxmlformats.org/drawingml/2006/main"/>
+                    </wp:cNvGraphicFramePr>
+                    <a:graphic xmlns:a="http://schemas.openxmlformats.org/drawingml/2006/main">
+                      <a:graphicData uri="http://schemas.microsoft.com/office/word/2010/wordprocessingShape">
+                        <wps:wsp>
+                          <wps:cNvSpPr txBox="1">
+                            <a:spLocks/>
+                          </wps:cNvSpPr>
+                          <wps:spPr>
+                            <a:xfrm>
+                              <a:off x="0" y="0"/>
+                              <a:ext cx="1095375" cy="281940"/>
+                            </a:xfrm>
+                            <a:prstGeom prst="rect">
+                              <a:avLst/>
+                            </a:prstGeom>
+                          </wps:spPr>
+                          <wps:txbx>
+                            <w:txbxContent>
+                              <w:p>
+                                <w:pPr>
+                                  <w:pStyle w:val="BodyText"/>
+                                  <w:spacing w:line="200" w:lineRule="exact"/>
+                                  <w:ind w:left="20"/>
+                                </w:pPr>
+                                <w:r>
+                                  <w:rPr>
+                                    <w:color w:val="A09F9F"/>
+                                    <w:spacing w:val="-8"/>
+                                  </w:rPr>
+                                  <w:t>Phone:</w:t>
+                                </w:r>
+                                <w:r>
+                                  <w:rPr>
+                                    <w:color w:val="A09F9F"/>
+                                    <w:spacing w:val="-14"/>
+                                  </w:rPr>
+                                  <w:t xml:space="preserve"> </w:t>
+                                </w:r>
+                                <w:r>
+                                  <w:rPr>
+                                    <w:color w:val="A09F9F"/>
+                                    <w:spacing w:val="-8"/>
+                                  </w:rPr>
+                                  <w:t>+9712</w:t>
+                                </w:r>
+                                <w:r>
+                                  <w:rPr>
+                                    <w:color w:val="A09F9F"/>
+                                    <w:spacing w:val="-14"/>
+                                  </w:rPr>
+                                  <w:t xml:space="preserve"> </w:t>
+                                </w:r>
+                                <w:r>
+                                  <w:rPr>
+                                    <w:color w:val="A09F9F"/>
+                                    <w:spacing w:val="-8"/>
+                                  </w:rPr>
+                                  <w:t>6666898</w:t>
+                                </w:r>
+                              </w:p>
+                              <w:p>
+                                <w:pPr>
+                                  <w:spacing w:line="219" w:lineRule="exact"/>
+                                  <w:ind w:left="20"/>
+                                  <w:rPr>
+                                    <w:rFonts w:ascii="Gill Sans MT"/>
+                                    <w:sz w:val="19"/>
+                                  </w:rPr>
+                                </w:pPr>
+                                <w:r>
+                                  <w:rPr>
+                                    <w:rFonts w:ascii="Gill Sans MT"/>
+                                    <w:color w:val="A09F9F"/>
+                                    <w:sz w:val="19"/>
+                                  </w:rPr>
+                                  <w:t>Fax:</w:t>
+                                </w:r>
+                                <w:r>
+                                  <w:rPr>
+                                    <w:rFonts w:ascii="Gill Sans MT"/>
+                                    <w:color w:val="A09F9F"/>
+                                    <w:spacing w:val="-6"/>
+                                    <w:sz w:val="19"/>
+                                  </w:rPr>
+                                  <w:t xml:space="preserve"> </w:t>
+                                </w:r>
+                                <w:r>
+                                  <w:rPr>
+                                    <w:rFonts w:ascii="Gill Sans MT"/>
+                                    <w:color w:val="A09F9F"/>
+                                    <w:sz w:val="19"/>
+                                  </w:rPr>
+                                  <w:t>+971</w:t>
+                                </w:r>
+                                <w:r>
+                                  <w:rPr>
+                                    <w:rFonts w:ascii="Gill Sans MT"/>
+                                    <w:color w:val="A09F9F"/>
+                                    <w:spacing w:val="-6"/>
+                                    <w:sz w:val="19"/>
+                                  </w:rPr>
+                                  <w:t xml:space="preserve"> </w:t>
+                                </w:r>
+                                <w:r>
+                                  <w:rPr>
+                                    <w:rFonts w:ascii="Gill Sans MT"/>
+                                    <w:color w:val="A09F9F"/>
+                                    <w:sz w:val="19"/>
+                                  </w:rPr>
+                                  <w:t>2</w:t>
+                                </w:r>
+                                <w:r>
+                                  <w:rPr>
+                                    <w:rFonts w:ascii="Gill Sans MT"/>
+                                    <w:color w:val="A09F9F"/>
+                                    <w:spacing w:val="-6"/>
+                                    <w:sz w:val="19"/>
+                                  </w:rPr>
+                                  <w:t xml:space="preserve"> </w:t>
+                                </w:r>
+                                <w:r>
+                                  <w:rPr>
+                                    <w:rFonts w:ascii="Gill Sans MT"/>
+                                    <w:color w:val="A09F9F"/>
+                                    <w:sz w:val="19"/>
+                                  </w:rPr>
+                                  <w:t>666</w:t>
+                                </w:r>
+                                <w:r>
+                                  <w:rPr>
+                                    <w:rFonts w:ascii="Gill Sans MT"/>
+                                    <w:color w:val="A09F9F"/>
+                                    <w:spacing w:val="-6"/>
+                                    <w:sz w:val="19"/>
+                                  </w:rPr>
+                                  <w:t xml:space="preserve"> </w:t>
+                                </w:r>
+                                <w:r>
+                                  <w:rPr>
+                                    <w:rFonts w:ascii="Gill Sans MT"/>
+                                    <w:color w:val="A09F9F"/>
+                                    <w:spacing w:val="-4"/>
+                                    <w:sz w:val="19"/>
+                                  </w:rPr>
+                                  <w:t>8980</w:t>
+                                </w:r>
+                              </w:p>
+                            </w:txbxContent>
+                          </wps:txbx>
+                          <wps:bodyPr wrap="square" lIns="0" tIns="0" rIns="0" bIns="0" rtlCol="0">
+                            <a:noAutofit/>
+                          </wps:bodyPr>
+                        </wps:wsp>
+                      </a:graphicData>
+                    </a:graphic>
+                  </wp:anchor>
+                </w:drawing>
+              </mc:Choice>
+              <mc:Fallback>
+                <w:pict>
+                  <v:shape w14:anchorId="393C547A" id="Textbox 12" o:spid="_x0000_s1028" type="#_x0000_t202" style="position:absolute;margin-left:32.95pt;margin-top:9.2pt;width:86.25pt;height:22.2pt;z-index:-251603968;visibility:visible;mso-wrap-style:square;mso-wrap-distance-left:0;mso-wrap-distance-top:0;mso-wrap-distance-right:0;mso-wrap-distance-bottom:0;mso-position-horizontal:absolute;mso-position-horizontal-relative:page;mso-position-vertical:absolute;mso-position-vertical-relative:page;v-text-anchor:top" o:gfxdata="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" filled="f" stroked="f">
+                    <v:textbox inset="0,0,0,0">
+                      <w:txbxContent>
+                        <w:p>
+                          <w:pPr>
+                            <w:pStyle w:val="BodyText"/>
+                            <w:spacing w:line="200" w:lineRule="exact"/>
+                            <w:ind w:left="20"/>
+                          </w:pPr>
+                          <w:r>
+                            <w:rPr>
+                              <w:color w:val="A09F9F"/>
+                              <w:spacing w:val="-8"/>
+                            </w:rPr>
+                            <w:t>Phone:</w:t>
+                          </w:r>
+                          <w:r>
+                            <w:rPr>
+                              <w:color w:val="A09F9F"/>
+                              <w:spacing w:val="-14"/>
+                            </w:rPr>
+                            <w:t xml:space="preserve"> </w:t>
+                          </w:r>
+                          <w:r>
+                            <w:rPr>
+                              <w:color w:val="A09F9F"/>
+                              <w:spacing w:val="-8"/>
+                            </w:rPr>
+                            <w:t>+9712</w:t>
+                          </w:r>
+                          <w:r>
+                            <w:rPr>
+                              <w:color w:val="A09F9F"/>
+                              <w:spacing w:val="-14"/>
+                            </w:rPr>
+                            <w:t xml:space="preserve"> </w:t>
+                          </w:r>
+                          <w:r>
+                            <w:rPr>
+                              <w:color w:val="A09F9F"/>
+                              <w:spacing w:val="-8"/>
+                            </w:rPr>
+                            <w:t>6666898</w:t>
+                          </w:r>
+                        </w:p>
+                        <w:p>
+                          <w:pPr>
+                            <w:spacing w:line="219" w:lineRule="exact"/>
+                            <w:ind w:left="20"/>
+                            <w:rPr>
+                              <w:rFonts w:ascii="Gill Sans MT"/>
+                              <w:sz w:val="19"/>
+                            </w:rPr>
+                          </w:pPr>
+                          <w:r>
+                            <w:rPr>
+                              <w:rFonts w:ascii="Gill Sans MT"/>
+                              <w:color w:val="A09F9F"/>
+                              <w:sz w:val="19"/>
+                            </w:rPr>
+                            <w:t>Fax:</w:t>
+                          </w:r>
+                          <w:r>
+                            <w:rPr>
+                              <w:rFonts w:ascii="Gill Sans MT"/>
+                              <w:color w:val="A09F9F"/>
+                              <w:spacing w:val="-6"/>
+                              <w:sz w:val="19"/>
+                            </w:rPr>
+                            <w:t xml:space="preserve"> </w:t>
+                          </w:r>
+                          <w:r>
+                            <w:rPr>
+                              <w:rFonts w:ascii="Gill Sans MT"/>
+                              <w:color w:val="A09F9F"/>
+                              <w:sz w:val="19"/>
+                            </w:rPr>
+                            <w:t>+971</w:t>
+                          </w:r>
+                          <w:r>
+                            <w:rPr>
+                              <w:rFonts w:ascii="Gill Sans MT"/>
+                              <w:color w:val="A09F9F"/>
+                              <w:spacing w:val="-6"/>
+                              <w:sz w:val="19"/>
+                            </w:rPr>
+                            <w:t xml:space="preserve"> </w:t>
+                          </w:r>
+                          <w:r>
+                            <w:rPr>
+                              <w:rFonts w:ascii="Gill Sans MT"/>
+                              <w:color w:val="A09F9F"/>
+                              <w:sz w:val="19"/>
+                            </w:rPr>
+                            <w:t>2</w:t>
+                          </w:r>
+                          <w:r>
+                            <w:rPr>
+                              <w:rFonts w:ascii="Gill Sans MT"/>
+                              <w:color w:val="A09F9F"/>
+                              <w:spacing w:val="-6"/>
+                              <w:sz w:val="19"/>
+                            </w:rPr>
+                            <w:t xml:space="preserve"> </w:t>
+                          </w:r>
+                          <w:r>
+                            <w:rPr>
+                              <w:rFonts w:ascii="Gill Sans MT"/>
+                              <w:color w:val="A09F9F"/>
+                              <w:sz w:val="19"/>
+                            </w:rPr>
+                            <w:t>666</w:t>
+                          </w:r>
+                          <w:r>
+                            <w:rPr>
+                              <w:rFonts w:ascii="Gill Sans MT"/>
+                              <w:color w:val="A09F9F"/>
+                              <w:spacing w:val="-6"/>
+                              <w:sz w:val="19"/>
+                            </w:rPr>
+                            <w:t xml:space="preserve"> </w:t>
+                          </w:r>
+                          <w:r>
+                            <w:rPr>
+                              <w:rFonts w:ascii="Gill Sans MT"/>
+                              <w:color w:val="A09F9F"/>
+                              <w:spacing w:val="-4"/>
+                              <w:sz w:val="19"/>
+                            </w:rPr>
+                            <w:t>8980</w:t>
+                          </w:r>
+                        </w:p>
+                      </w:txbxContent>
+                    </v:textbox>
+                    <w10:wrap anchorx="page" anchory="page"/>
+                  </v:shape>
+                </w:pict>
+              </mc:Fallback>
+            </mc:AlternateContent>
           </w:r>
         </w:p>
       </w:tc>
     </w:tr>
+    <w:bookmarkEnd w:id="0"/>
   </w:tbl>
   <w:p>
     <w:pPr>
       <w:pStyle w:val="Footer"/>
-      <w:rPr>
-        <w:rFonts w:ascii="Helvetica" w:hAnsi="Helvetica"/>
-        <w:color w:val="FF0000"/>
-        <w:sz w:val="2"/>
-        <w:szCs w:val="2"/>
-      </w:rPr>
+    </w:pPr>
+  </w:p>
+</w:ftr>
+</file>
+
+<file path=word/footer2.xml><?xml version="1.0" encoding="utf-8"?>
+<w:ftr xmlns:wpc="http://schemas.microsoft.com/office/word/2010/wordprocessingCanvas" xmlns:cx="http://schemas.microsoft.com/office/drawing/2014/chartex" xmlns:cx1="http://schemas.microsoft.com/office/drawing/2015/9/8/chartex" xmlns:cx2="http://schemas.microsoft.com/office/drawing/2015/10/21/chartex" xmlns:cx3="http://schemas.microsoft.com/office/drawing/2016/5/9/chartex" xmlns:cx4="http://schemas.microsoft.com/office/drawing/2016/5/10/chartex" xmlns:cx5="http://schemas.microsoft.com/office/drawing/2016/5/11/chartex" xmlns:cx6="http://schemas.microsoft.com/office/drawing/2016/5/12/chartex" xmlns:cx7="http://schemas.microsoft.com/office/drawing/2016/5/13/chartex" xmlns:cx8="http://schemas.microsoft.com/office/drawing/2016/5/14/chartex" xmlns:mc="http://schemas.openxmlformats.org/markup-compatibility/2006" xmlns:aink="http://schemas.microsoft.com/office/drawing/2016/ink" xmlns:am3d="http://schemas.microsoft.com/office/drawing/2017/model3d" xmlns:o="urn:schemas-microsoft-com:office:office" xmlns:oel="http://schemas.microsoft.com/office/2019/extlst" xmlns:r="http://schemas.openxmlformats.org/officeDocument/2006/relationships" xmlns:m="http://schemas.openxmlformats.org/officeDocument/2006/math" xmlns:v="urn:schemas-microsoft-com:vml" xmlns:wp14="http://schemas.microsoft.com/office/word/2010/wordprocessingDrawing" xmlns:wp="http://schemas.openxmlformats.org/drawingml/2006/wordprocessingDrawing" xmlns:w10="urn:schemas-microsoft-com:office:word" xmlns:w="http://schemas.openxmlformats.org/wordprocessingml/2006/main" xmlns:w14="http://schemas.microsoft.com/office/word/2010/wordml" xmlns:w15="http://schemas.microsoft.com/office/word/2012/wordml" xmlns:w16cex="http://schemas.microsoft.com/office/word/2018/wordml/cex" xmlns:w16cid="http://schemas.microsoft.com/office/word/2016/wordml/cid" xmlns:w16="http://schemas.microsoft.com/office/word/2018/wordml" xmlns:w16du="http://schemas.microsoft.com/office/word/2023/wordml/word16du" xmlns:w16sdtdh="http://schemas.microsoft.com/office/word/2020/wordml/sdtdatahash" xmlns:w16sdtfl="http://schemas.microsoft.com/office/word/2024/wordml/sdtformatlock" xmlns:w16se="http://schemas.microsoft.com/office/word/2015/wordml/symex" xmlns:wpg="http://schemas.microsoft.com/office/word/2010/wordprocessingGroup" xmlns:wpi="http://schemas.microsoft.com/office/word/2010/wordprocessingInk" xmlns:wne="http://schemas.microsoft.com/office/word/2006/wordml" xmlns:wps="http://schemas.microsoft.com/office/word/2010/wordprocessingShape" mc:Ignorable="w14 w15 w16se w16cid w16 w16cex w16sdtdh w16sdtfl w16du wp14">
+  <w:p>
+    <w:pPr>
+      <w:pStyle w:val="Footer"/>
+      <w:tabs>
+        <w:tab w:val="left" w:pos="540"/>
+        <w:tab w:val="left" w:pos="810"/>
+        <w:tab w:val="left" w:pos="8280"/>
+      </w:tabs>
     </w:pPr>
     <w:r>
       <w:rPr>
-        <w:rFonts w:ascii="Helvetica" w:hAnsi="Helvetica"/>
         <w:noProof/>
-        <w:color w:val="FF0000"/>
-        <w:sz w:val="2"/>
-        <w:szCs w:val="2"/>
+        <w:sz w:val="20"/>
       </w:rPr>
       <mc:AlternateContent>
         <mc:Choice Requires="wps">
           <w:drawing>
-            <wp:anchor distT="0" distB="0" distL="114300" distR="114300" simplePos="0" relativeHeight="251659264" behindDoc="1" locked="0" layoutInCell="1" allowOverlap="1" wp14:anchorId="61EE51B4" wp14:editId="22C56179">
+            <wp:anchor distT="0" distB="0" distL="0" distR="0" simplePos="0" relativeHeight="251730944" behindDoc="1" locked="0" layoutInCell="1" allowOverlap="1" wp14:anchorId="237BBDF9" wp14:editId="5D33AD3B">
               <wp:simplePos x="0" y="0"/>
               <wp:positionH relativeFrom="page">
-                <wp:posOffset>756920</wp:posOffset>
+                <wp:posOffset>0</wp:posOffset>
               </wp:positionH>
-              <wp:positionV relativeFrom="paragraph">
-                <wp:posOffset>-1394460</wp:posOffset>
+              <wp:positionV relativeFrom="page">
+                <wp:posOffset>9499542</wp:posOffset>
               </wp:positionV>
-              <wp:extent cx="7113270" cy="1836420"/>
-              <wp:effectExtent l="0" t="0" r="0" b="5080"/>
+              <wp:extent cx="6610350" cy="198120"/>
+              <wp:effectExtent l="0" t="0" r="0" b="0"/>
               <wp:wrapNone/>
-              <wp:docPr id="6" name="Triangle 6"/>
-              <wp:cNvGraphicFramePr/>
+              <wp:docPr id="1567171009" name="Graphic 1"/>
+              <wp:cNvGraphicFramePr>
+                <a:graphicFrameLocks xmlns:a="http://schemas.openxmlformats.org/drawingml/2006/main"/>
+              </wp:cNvGraphicFramePr>
               <a:graphic xmlns:a="http://schemas.openxmlformats.org/drawingml/2006/main">
                 <a:graphicData uri="http://schemas.microsoft.com/office/word/2010/wordprocessingShape">
                   <wps:wsp>
-                    <wps:cNvSpPr/>
+                    <wps:cNvSpPr>
+                      <a:spLocks/>
+                    </wps:cNvSpPr>
                     <wps:spPr>
                       <a:xfrm>
                         <a:off x="0" y="0"/>
-                        <a:ext cx="7113270" cy="1836420"/>
+                        <a:ext cx="6610350" cy="198120"/>
                       </a:xfrm>
-                      <a:prstGeom prst="triangle">
-                        <a:avLst>
-                          <a:gd name="adj" fmla="val 100000"/>
-                        </a:avLst>
-                      </a:prstGeom>
+                      <a:custGeom>
+                        <a:avLst/>
+                        <a:gdLst/>
+                        <a:ahLst/>
+                        <a:cxnLst/>
+                        <a:rect l="l" t="t" r="r" b="b"/>
+                        <a:pathLst>
+                          <a:path w="6610350" h="198120">
+                            <a:moveTo>
+                              <a:pt x="6610197" y="98894"/>
+                            </a:moveTo>
+                            <a:lnTo>
+                              <a:pt x="2296604" y="98894"/>
+                            </a:lnTo>
+                            <a:lnTo>
+                              <a:pt x="2296604" y="0"/>
+                            </a:lnTo>
+                            <a:lnTo>
+                              <a:pt x="0" y="0"/>
+                            </a:lnTo>
+                            <a:lnTo>
+                              <a:pt x="0" y="98894"/>
+                            </a:lnTo>
+                            <a:lnTo>
+                              <a:pt x="0" y="102171"/>
+                            </a:lnTo>
+                            <a:lnTo>
+                              <a:pt x="0" y="197789"/>
+                            </a:lnTo>
+                            <a:lnTo>
+                              <a:pt x="2296604" y="197789"/>
+                            </a:lnTo>
+                            <a:lnTo>
+                              <a:pt x="2296604" y="102171"/>
+                            </a:lnTo>
+                            <a:lnTo>
+                              <a:pt x="6610197" y="102171"/>
+                            </a:lnTo>
+                            <a:lnTo>
+                              <a:pt x="6610197" y="98894"/>
+                            </a:lnTo>
+                            <a:close/>
+                          </a:path>
+                        </a:pathLst>
+                      </a:custGeom>
                       <a:solidFill>
-                        <a:srgbClr val="003761"/>
+                        <a:srgbClr val="B92027"/>
                       </a:solidFill>
-                      <a:ln>
-                        <a:noFill/>
-                      </a:ln>
                     </wps:spPr>
-                    <wps:style>
-                      <a:lnRef idx="2">
-                        <a:schemeClr val="accent1">
-                          <a:shade val="50000"/>
-                        </a:schemeClr>
-                      </a:lnRef>
-                      <a:fillRef idx="1">
-                        <a:schemeClr val="accent1"/>
-                      </a:fillRef>
-                      <a:effectRef idx="0">
-                        <a:schemeClr val="accent1"/>
-                      </a:effectRef>
-                      <a:fontRef idx="minor">
-                        <a:schemeClr val="lt1"/>
-                      </a:fontRef>
-                    </wps:style>
-                    <wps:bodyPr rot="0" spcFirstLastPara="0" vertOverflow="overflow" horzOverflow="overflow" vert="horz" wrap="square" lIns="91440" tIns="45720" rIns="91440" bIns="45720" numCol="1" spcCol="0" rtlCol="0" fromWordArt="0" anchor="ctr" anchorCtr="0" forceAA="0" compatLnSpc="1">
+                    <wps:bodyPr wrap="square" lIns="0" tIns="0" rIns="0" bIns="0" rtlCol="0">
                       <a:prstTxWarp prst="textNoShape">
                         <a:avLst/>
                       </a:prstTxWarp>
@@ -2312,113 +2752,966 @@
         </mc:Choice>
         <mc:Fallback>
           <w:pict>
-            <v:shapetype w14:anchorId="663A2EA5" id="_x0000_t5" coordsize="21600,21600" o:spt="5" adj="10800" path="m@0,l,21600r21600,xe">
-              <v:stroke joinstyle="miter"/>
-              <v:formulas>
-                <v:f eqn="val #0"/>
-                <v:f eqn="prod #0 1 2"/>
-                <v:f eqn="sum @1 10800 0"/>
-              </v:formulas>
-              <v:path gradientshapeok="t" o:connecttype="custom" o:connectlocs="@0,0;@1,10800;0,21600;10800,21600;21600,21600;@2,10800" textboxrect="0,10800,10800,18000;5400,10800,16200,18000;10800,10800,21600,18000;0,7200,7200,21600;7200,7200,14400,21600;14400,7200,21600,21600"/>
-              <v:handles>
-                <v:h position="#0,topLeft" xrange="0,21600"/>
-              </v:handles>
-            </v:shapetype>
-            <v:shape id="Triangle 6" o:spid="_x0000_s1026" type="#_x0000_t5" style="position:absolute;margin-left:59.6pt;margin-top:-109.8pt;width:560.1pt;height:144.6pt;z-index:-251657216;visibility:visible;mso-wrap-style:square;mso-width-percent:0;mso-height-percent:0;mso-wrap-distance-left:9pt;mso-wrap-distance-top:0;mso-wrap-distance-right:9pt;mso-wrap-distance-bottom:0;mso-position-horizontal:absolute;mso-position-horizontal-relative:page;mso-position-vertical:absolute;mso-position-vertical-relative:text;mso-width-percent:0;mso-height-percent:0;mso-width-relative:margin;mso-height-relative:margin;v-text-anchor:middle" o:gfxdata="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" adj="21600" fillcolor="#003761" stroked="f" strokeweight="1pt">
-              <w10:wrap anchorx="page"/>
+            <v:shape w14:anchorId="1618C268" id="Graphic 1" o:spid="_x0000_s1026" style="position:absolute;margin-left:0;margin-top:748pt;width:520.5pt;height:15.6pt;z-index:-251585536;visibility:visible;mso-wrap-style:square;mso-width-percent:0;mso-height-percent:0;mso-wrap-distance-left:0;mso-wrap-distance-top:0;mso-wrap-distance-right:0;mso-wrap-distance-bottom:0;mso-position-horizontal:absolute;mso-position-horizontal-relative:page;mso-position-vertical:absolute;mso-position-vertical-relative:page;mso-width-percent:0;mso-height-percent:0;mso-width-relative:margin;mso-height-relative:margin;v-text-anchor:top" coordsize="6610350,198120" o:gfxdata="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" path="m6610197,98894r-4313593,l2296604,,,,,98894r,3277l,197789r2296604,l2296604,102171r4313593,l6610197,98894xe" fillcolor="#b92027" stroked="f">
+              <v:path arrowok="t"/>
+              <w10:wrap anchorx="page" anchory="page"/>
             </v:shape>
           </w:pict>
         </mc:Fallback>
       </mc:AlternateContent>
     </w:r>
+  </w:p>
+  <w:p>
+    <w:pPr>
+      <w:pStyle w:val="Footer"/>
+      <w:tabs>
+        <w:tab w:val="left" w:pos="540"/>
+        <w:tab w:val="left" w:pos="810"/>
+        <w:tab w:val="left" w:pos="8280"/>
+      </w:tabs>
+    </w:pPr>
     <w:r>
       <w:rPr>
-        <w:rFonts w:ascii="Helvetica" w:hAnsi="Helvetica"/>
         <w:noProof/>
-        <w:color w:val="FF0000"/>
-        <w:sz w:val="2"/>
-        <w:szCs w:val="2"/>
-      </w:rPr>
-      <mc:AlternateContent>
-        <mc:Choice Requires="wps">
-          <w:drawing>
-            <wp:anchor distT="0" distB="0" distL="114300" distR="114300" simplePos="0" relativeHeight="251661312" behindDoc="1" locked="0" layoutInCell="1" allowOverlap="1" wp14:anchorId="2F4C5BF2" wp14:editId="3066900F">
-              <wp:simplePos x="0" y="0"/>
-              <wp:positionH relativeFrom="page">
-                <wp:posOffset>9525</wp:posOffset>
-              </wp:positionH>
-              <wp:positionV relativeFrom="paragraph">
-                <wp:posOffset>-1087755</wp:posOffset>
-              </wp:positionV>
-              <wp:extent cx="5707380" cy="1535430"/>
-              <wp:effectExtent l="0" t="0" r="0" b="1270"/>
-              <wp:wrapNone/>
-              <wp:docPr id="7" name="Triangle 7"/>
-              <wp:cNvGraphicFramePr/>
-              <a:graphic xmlns:a="http://schemas.openxmlformats.org/drawingml/2006/main">
-                <a:graphicData uri="http://schemas.microsoft.com/office/word/2010/wordprocessingShape">
-                  <wps:wsp>
-                    <wps:cNvSpPr/>
-                    <wps:spPr>
-                      <a:xfrm>
-                        <a:off x="0" y="0"/>
-                        <a:ext cx="5707380" cy="1535430"/>
-                      </a:xfrm>
-                      <a:prstGeom prst="triangle">
-                        <a:avLst>
-                          <a:gd name="adj" fmla="val 0"/>
-                        </a:avLst>
-                      </a:prstGeom>
-                      <a:solidFill>
-                        <a:srgbClr val="C20000"/>
-                      </a:solidFill>
-                      <a:ln>
-                        <a:noFill/>
-                      </a:ln>
-                    </wps:spPr>
-                    <wps:style>
-                      <a:lnRef idx="2">
-                        <a:schemeClr val="accent1">
-                          <a:shade val="50000"/>
-                        </a:schemeClr>
-                      </a:lnRef>
-                      <a:fillRef idx="1">
-                        <a:schemeClr val="accent1"/>
-                      </a:fillRef>
-                      <a:effectRef idx="0">
-                        <a:schemeClr val="accent1"/>
-                      </a:effectRef>
-                      <a:fontRef idx="minor">
-                        <a:schemeClr val="lt1"/>
-                      </a:fontRef>
-                    </wps:style>
-                    <wps:bodyPr rot="0" spcFirstLastPara="0" vertOverflow="overflow" horzOverflow="overflow" vert="horz" wrap="square" lIns="91440" tIns="45720" rIns="91440" bIns="45720" numCol="1" spcCol="0" rtlCol="0" fromWordArt="0" anchor="ctr" anchorCtr="0" forceAA="0" compatLnSpc="1">
-                      <a:prstTxWarp prst="textNoShape">
-                        <a:avLst/>
-                      </a:prstTxWarp>
-                      <a:noAutofit/>
-                    </wps:bodyPr>
-                  </wps:wsp>
-                </a:graphicData>
-              </a:graphic>
-              <wp14:sizeRelH relativeFrom="margin">
-                <wp14:pctWidth>0</wp14:pctWidth>
-              </wp14:sizeRelH>
-              <wp14:sizeRelV relativeFrom="margin">
-                <wp14:pctHeight>0</wp14:pctHeight>
-              </wp14:sizeRelV>
-            </wp:anchor>
-          </w:drawing>
-        </mc:Choice>
-        <mc:Fallback>
-          <w:pict>
-            <v:shape w14:anchorId="71EBD15D" id="Triangle 7" o:spid="_x0000_s1026" type="#_x0000_t5" style="position:absolute;margin-left:.75pt;margin-top:-85.65pt;width:449.4pt;height:120.9pt;z-index:-251655168;visibility:visible;mso-wrap-style:square;mso-width-percent:0;mso-height-percent:0;mso-wrap-distance-left:9pt;mso-wrap-distance-top:0;mso-wrap-distance-right:9pt;mso-wrap-distance-bottom:0;mso-position-horizontal:absolute;mso-position-horizontal-relative:page;mso-position-vertical:absolute;mso-position-vertical-relative:text;mso-width-percent:0;mso-height-percent:0;mso-width-relative:margin;mso-height-relative:margin;v-text-anchor:middle" o:gfxdata="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" adj="0" fillcolor="#c20000" stroked="f" strokeweight="1pt">
-              <w10:wrap anchorx="page"/>
-            </v:shape>
-          </w:pict>
-        </mc:Fallback>
-      </mc:AlternateContent>
+      </w:rPr>
+      <w:pict w14:anchorId="22899DFB">
+        <v:shapetype id="_x0000_t136" coordsize="21600,21600" o:spt="136" adj="10800" path="m@7,l@8,m@5,21600l@6,21600e">
+          <v:formulas>
+            <v:f eqn="sum #0 0 10800"/>
+            <v:f eqn="prod #0 2 1"/>
+            <v:f eqn="sum 21600 0 @1"/>
+            <v:f eqn="sum 0 0 @2"/>
+            <v:f eqn="sum 21600 0 @3"/>
+            <v:f eqn="if @0 @3 0"/>
+            <v:f eqn="if @0 21600 @1"/>
+            <v:f eqn="if @0 0 @2"/>
+            <v:f eqn="if @0 @4 21600"/>
+            <v:f eqn="mid @5 @6"/>
+            <v:f eqn="mid @8 @5"/>
+            <v:f eqn="mid @7 @8"/>
+            <v:f eqn="mid @6 @7"/>
+            <v:f eqn="sum @6 0 @5"/>
+          </v:formulas>
+          <v:path textpathok="t" o:connecttype="custom" o:connectlocs="@9,0;@10,10800;@11,21600;@12,10800" o:connectangles="270,180,90,0"/>
+          <v:textpath on="t" fitshape="t"/>
+          <v:handles>
+            <v:h position="#0,bottomRight" xrange="6629,14971"/>
+          </v:handles>
+          <o:lock v:ext="edit" text="t" shapetype="t"/>
+        </v:shapetype>
+        <v:shape id="PowerPlusWaterMarkObject462468437" o:spid="_x0000_s1026" type="#_x0000_t136" style="position:absolute;margin-left:212.95pt;margin-top:671.95pt;width:85.8pt;height:14.4pt;z-index:-251569152;mso-position-horizontal-relative:margin;mso-position-vertical-relative:margin" o:allowincell="f" fillcolor="silver" stroked="f">
+          <v:textpath style="font-family:&quot;Calibri&quot;;font-size:12pt" string="{{ submitter_g }}"/>
+          <w10:wrap anchorx="margin" anchory="margin"/>
+        </v:shape>
+      </w:pict>
     </w:r>
+  </w:p>
+  <w:tbl>
+    <w:tblPr>
+      <w:tblStyle w:val="TableGrid"/>
+      <w:tblW w:w="10084" w:type="dxa"/>
+      <w:tblInd w:w="360" w:type="dxa"/>
+      <w:tblBorders>
+        <w:top w:val="none" w:sz="0" w:space="0" w:color="auto"/>
+        <w:left w:val="none" w:sz="0" w:space="0" w:color="auto"/>
+        <w:bottom w:val="none" w:sz="0" w:space="0" w:color="auto"/>
+        <w:right w:val="none" w:sz="0" w:space="0" w:color="auto"/>
+        <w:insideH w:val="none" w:sz="0" w:space="0" w:color="auto"/>
+        <w:insideV w:val="none" w:sz="0" w:space="0" w:color="auto"/>
+      </w:tblBorders>
+      <w:tblLook w:val="04A0" w:firstRow="1" w:lastRow="0" w:firstColumn="1" w:lastColumn="0" w:noHBand="0" w:noVBand="1"/>
+    </w:tblPr>
+    <w:tblGrid>
+      <w:gridCol w:w="3361"/>
+      <w:gridCol w:w="3361"/>
+      <w:gridCol w:w="3362"/>
+    </w:tblGrid>
+    <w:tr>
+      <w:trPr>
+        <w:trHeight w:val="825"/>
+      </w:trPr>
+      <w:tc>
+        <w:tcPr>
+          <w:tcW w:w="3361" w:type="dxa"/>
+          <w:vAlign w:val="center"/>
+        </w:tcPr>
+        <w:p>
+          <w:pPr>
+            <w:pStyle w:val="Footer"/>
+            <w:tabs>
+              <w:tab w:val="left" w:pos="540"/>
+              <w:tab w:val="left" w:pos="810"/>
+              <w:tab w:val="left" w:pos="8280"/>
+            </w:tabs>
+          </w:pPr>
+          <w:r>
+            <w:rPr>
+              <w:noProof/>
+              <w:sz w:val="20"/>
+            </w:rPr>
+            <w:drawing>
+              <wp:anchor distT="0" distB="0" distL="0" distR="0" simplePos="0" relativeHeight="251732992" behindDoc="1" locked="0" layoutInCell="1" allowOverlap="1" wp14:anchorId="147E6F18" wp14:editId="51789514">
+                <wp:simplePos x="0" y="0"/>
+                <wp:positionH relativeFrom="page">
+                  <wp:posOffset>59055</wp:posOffset>
+                </wp:positionH>
+                <wp:positionV relativeFrom="page">
+                  <wp:posOffset>116840</wp:posOffset>
+                </wp:positionV>
+                <wp:extent cx="252768" cy="252780"/>
+                <wp:effectExtent l="0" t="0" r="0" b="0"/>
+                <wp:wrapNone/>
+                <wp:docPr id="1349149289" name="Image 8" descr="A white house in a red circle&#10;&#10;AI-generated content may be incorrect."/>
+                <wp:cNvGraphicFramePr>
+                  <a:graphicFrameLocks xmlns:a="http://schemas.openxmlformats.org/drawingml/2006/main"/>
+                </wp:cNvGraphicFramePr>
+                <a:graphic xmlns:a="http://schemas.openxmlformats.org/drawingml/2006/main">
+                  <a:graphicData uri="http://schemas.openxmlformats.org/drawingml/2006/picture">
+                    <pic:pic xmlns:pic="http://schemas.openxmlformats.org/drawingml/2006/picture">
+                      <pic:nvPicPr>
+                        <pic:cNvPr id="205844507" name="Image 8" descr="A white house in a red circle&#10;&#10;AI-generated content may be incorrect."/>
+                        <pic:cNvPicPr/>
+                      </pic:nvPicPr>
+                      <pic:blipFill>
+                        <a:blip r:embed="rId1" cstate="print"/>
+                        <a:stretch>
+                          <a:fillRect/>
+                        </a:stretch>
+                      </pic:blipFill>
+                      <pic:spPr>
+                        <a:xfrm>
+                          <a:off x="0" y="0"/>
+                          <a:ext cx="252768" cy="252780"/>
+                        </a:xfrm>
+                        <a:prstGeom prst="rect">
+                          <a:avLst/>
+                        </a:prstGeom>
+                      </pic:spPr>
+                    </pic:pic>
+                  </a:graphicData>
+                </a:graphic>
+              </wp:anchor>
+            </w:drawing>
+          </w:r>
+          <w:r>
+            <w:rPr>
+              <w:noProof/>
+              <w:sz w:val="20"/>
+            </w:rPr>
+            <mc:AlternateContent>
+              <mc:Choice Requires="wps">
+                <w:drawing>
+                  <wp:anchor distT="0" distB="0" distL="0" distR="0" simplePos="0" relativeHeight="251734016" behindDoc="1" locked="0" layoutInCell="1" allowOverlap="1" wp14:anchorId="19FC044C" wp14:editId="743D9DE4">
+                    <wp:simplePos x="0" y="0"/>
+                    <wp:positionH relativeFrom="page">
+                      <wp:posOffset>354965</wp:posOffset>
+                    </wp:positionH>
+                    <wp:positionV relativeFrom="page">
+                      <wp:posOffset>186690</wp:posOffset>
+                    </wp:positionV>
+                    <wp:extent cx="1467485" cy="131445"/>
+                    <wp:effectExtent l="0" t="0" r="0" b="0"/>
+                    <wp:wrapNone/>
+                    <wp:docPr id="677797860" name="Textbox 13"/>
+                    <wp:cNvGraphicFramePr>
+                      <a:graphicFrameLocks xmlns:a="http://schemas.openxmlformats.org/drawingml/2006/main"/>
+                    </wp:cNvGraphicFramePr>
+                    <a:graphic xmlns:a="http://schemas.openxmlformats.org/drawingml/2006/main">
+                      <a:graphicData uri="http://schemas.microsoft.com/office/word/2010/wordprocessingShape">
+                        <wps:wsp>
+                          <wps:cNvSpPr txBox="1">
+                            <a:spLocks/>
+                          </wps:cNvSpPr>
+                          <wps:spPr>
+                            <a:xfrm>
+                              <a:off x="0" y="0"/>
+                              <a:ext cx="1467485" cy="131445"/>
+                            </a:xfrm>
+                            <a:prstGeom prst="rect">
+                              <a:avLst/>
+                            </a:prstGeom>
+                          </wps:spPr>
+                          <wps:txbx>
+                            <w:txbxContent>
+                              <w:p>
+                                <w:pPr>
+                                  <w:spacing w:line="184" w:lineRule="exact"/>
+                                  <w:ind w:left="20"/>
+                                  <w:rPr>
+                                    <w:sz w:val="16"/>
+                                  </w:rPr>
+                                </w:pPr>
+                                <w:r>
+                                  <w:rPr>
+                                    <w:color w:val="A09F9F"/>
+                                    <w:spacing w:val="-6"/>
+                                    <w:sz w:val="16"/>
+                                  </w:rPr>
+                                  <w:t>Abu Dhabi,</w:t>
+                                </w:r>
+                                <w:r>
+                                  <w:rPr>
+                                    <w:color w:val="A09F9F"/>
+                                    <w:spacing w:val="-10"/>
+                                    <w:sz w:val="16"/>
+                                  </w:rPr>
+                                  <w:t xml:space="preserve"> </w:t>
+                                </w:r>
+                                <w:r>
+                                  <w:rPr>
+                                    <w:color w:val="A09F9F"/>
+                                    <w:spacing w:val="-6"/>
+                                    <w:sz w:val="16"/>
+                                  </w:rPr>
+                                  <w:t>United</w:t>
+                                </w:r>
+                                <w:r>
+                                  <w:rPr>
+                                    <w:color w:val="A09F9F"/>
+                                    <w:spacing w:val="-9"/>
+                                    <w:sz w:val="16"/>
+                                  </w:rPr>
+                                  <w:t xml:space="preserve"> </w:t>
+                                </w:r>
+                                <w:r>
+                                  <w:rPr>
+                                    <w:color w:val="A09F9F"/>
+                                    <w:spacing w:val="-6"/>
+                                    <w:sz w:val="16"/>
+                                  </w:rPr>
+                                  <w:t>Arab</w:t>
+                                </w:r>
+                                <w:r>
+                                  <w:rPr>
+                                    <w:color w:val="A09F9F"/>
+                                    <w:spacing w:val="-10"/>
+                                    <w:sz w:val="16"/>
+                                  </w:rPr>
+                                  <w:t xml:space="preserve"> </w:t>
+                                </w:r>
+                                <w:r>
+                                  <w:rPr>
+                                    <w:color w:val="A09F9F"/>
+                                    <w:spacing w:val="-6"/>
+                                    <w:sz w:val="16"/>
+                                  </w:rPr>
+                                  <w:t>Emirates</w:t>
+                                </w:r>
+                              </w:p>
+                            </w:txbxContent>
+                          </wps:txbx>
+                          <wps:bodyPr wrap="square" lIns="0" tIns="0" rIns="0" bIns="0" rtlCol="0">
+                            <a:noAutofit/>
+                          </wps:bodyPr>
+                        </wps:wsp>
+                      </a:graphicData>
+                    </a:graphic>
+                  </wp:anchor>
+                </w:drawing>
+              </mc:Choice>
+              <mc:Fallback>
+                <w:pict>
+                  <v:shapetype w14:anchorId="19FC044C" id="_x0000_t202" coordsize="21600,21600" o:spt="202" path="m,l,21600r21600,l21600,xe">
+                    <v:stroke joinstyle="miter"/>
+                    <v:path gradientshapeok="t" o:connecttype="rect"/>
+                  </v:shapetype>
+                  <v:shape id="_x0000_s1030" type="#_x0000_t202" style="position:absolute;margin-left:27.95pt;margin-top:14.7pt;width:115.55pt;height:10.35pt;z-index:-251582464;visibility:visible;mso-wrap-style:square;mso-wrap-distance-left:0;mso-wrap-distance-top:0;mso-wrap-distance-right:0;mso-wrap-distance-bottom:0;mso-position-horizontal:absolute;mso-position-horizontal-relative:page;mso-position-vertical:absolute;mso-position-vertical-relative:page;v-text-anchor:top" o:gfxdata="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" filled="f" stroked="f">
+                    <v:textbox inset="0,0,0,0">
+                      <w:txbxContent>
+                        <w:p>
+                          <w:pPr>
+                            <w:spacing w:line="184" w:lineRule="exact"/>
+                            <w:ind w:left="20"/>
+                            <w:rPr>
+                              <w:sz w:val="16"/>
+                            </w:rPr>
+                          </w:pPr>
+                          <w:r>
+                            <w:rPr>
+                              <w:color w:val="A09F9F"/>
+                              <w:spacing w:val="-6"/>
+                              <w:sz w:val="16"/>
+                            </w:rPr>
+                            <w:t>Abu Dhabi,</w:t>
+                          </w:r>
+                          <w:r>
+                            <w:rPr>
+                              <w:color w:val="A09F9F"/>
+                              <w:spacing w:val="-10"/>
+                              <w:sz w:val="16"/>
+                            </w:rPr>
+                            <w:t xml:space="preserve"> </w:t>
+                          </w:r>
+                          <w:r>
+                            <w:rPr>
+                              <w:color w:val="A09F9F"/>
+                              <w:spacing w:val="-6"/>
+                              <w:sz w:val="16"/>
+                            </w:rPr>
+                            <w:t>United</w:t>
+                          </w:r>
+                          <w:r>
+                            <w:rPr>
+                              <w:color w:val="A09F9F"/>
+                              <w:spacing w:val="-9"/>
+                              <w:sz w:val="16"/>
+                            </w:rPr>
+                            <w:t xml:space="preserve"> </w:t>
+                          </w:r>
+                          <w:r>
+                            <w:rPr>
+                              <w:color w:val="A09F9F"/>
+                              <w:spacing w:val="-6"/>
+                              <w:sz w:val="16"/>
+                            </w:rPr>
+                            <w:t>Arab</w:t>
+                          </w:r>
+                          <w:r>
+                            <w:rPr>
+                              <w:color w:val="A09F9F"/>
+                              <w:spacing w:val="-10"/>
+                              <w:sz w:val="16"/>
+                            </w:rPr>
+                            <w:t xml:space="preserve"> </w:t>
+                          </w:r>
+                          <w:r>
+                            <w:rPr>
+                              <w:color w:val="A09F9F"/>
+                              <w:spacing w:val="-6"/>
+                              <w:sz w:val="16"/>
+                            </w:rPr>
+                            <w:t>Emirates</w:t>
+                          </w:r>
+                        </w:p>
+                      </w:txbxContent>
+                    </v:textbox>
+                    <w10:wrap anchorx="page" anchory="page"/>
+                  </v:shape>
+                </w:pict>
+              </mc:Fallback>
+            </mc:AlternateContent>
+          </w:r>
+        </w:p>
+      </w:tc>
+      <w:tc>
+        <w:tcPr>
+          <w:tcW w:w="3361" w:type="dxa"/>
+          <w:vAlign w:val="center"/>
+        </w:tcPr>
+        <w:p>
+          <w:pPr>
+            <w:pStyle w:val="Footer"/>
+            <w:tabs>
+              <w:tab w:val="left" w:pos="540"/>
+              <w:tab w:val="left" w:pos="810"/>
+              <w:tab w:val="left" w:pos="8280"/>
+            </w:tabs>
+          </w:pPr>
+          <w:r>
+            <w:rPr>
+              <w:noProof/>
+              <w:sz w:val="20"/>
+            </w:rPr>
+            <w:drawing>
+              <wp:anchor distT="0" distB="0" distL="0" distR="0" simplePos="0" relativeHeight="251735040" behindDoc="1" locked="0" layoutInCell="1" allowOverlap="1" wp14:anchorId="7ADF1C33" wp14:editId="5C49D1C7">
+                <wp:simplePos x="0" y="0"/>
+                <wp:positionH relativeFrom="page">
+                  <wp:posOffset>63500</wp:posOffset>
+                </wp:positionH>
+                <wp:positionV relativeFrom="page">
+                  <wp:posOffset>116840</wp:posOffset>
+                </wp:positionV>
+                <wp:extent cx="252768" cy="252780"/>
+                <wp:effectExtent l="0" t="0" r="0" b="0"/>
+                <wp:wrapNone/>
+                <wp:docPr id="1488181570" name="Image 9" descr="A red and black logo&#10;&#10;AI-generated content may be incorrect."/>
+                <wp:cNvGraphicFramePr>
+                  <a:graphicFrameLocks xmlns:a="http://schemas.openxmlformats.org/drawingml/2006/main"/>
+                </wp:cNvGraphicFramePr>
+                <a:graphic xmlns:a="http://schemas.openxmlformats.org/drawingml/2006/main">
+                  <a:graphicData uri="http://schemas.openxmlformats.org/drawingml/2006/picture">
+                    <pic:pic xmlns:pic="http://schemas.openxmlformats.org/drawingml/2006/picture">
+                      <pic:nvPicPr>
+                        <pic:cNvPr id="739794193" name="Image 9" descr="A red and black logo&#10;&#10;AI-generated content may be incorrect."/>
+                        <pic:cNvPicPr/>
+                      </pic:nvPicPr>
+                      <pic:blipFill>
+                        <a:blip r:embed="rId2" cstate="print"/>
+                        <a:stretch>
+                          <a:fillRect/>
+                        </a:stretch>
+                      </pic:blipFill>
+                      <pic:spPr>
+                        <a:xfrm>
+                          <a:off x="0" y="0"/>
+                          <a:ext cx="252768" cy="252780"/>
+                        </a:xfrm>
+                        <a:prstGeom prst="rect">
+                          <a:avLst/>
+                        </a:prstGeom>
+                      </pic:spPr>
+                    </pic:pic>
+                  </a:graphicData>
+                </a:graphic>
+              </wp:anchor>
+            </w:drawing>
+          </w:r>
+          <w:r>
+            <w:rPr>
+              <w:noProof/>
+              <w:sz w:val="20"/>
+            </w:rPr>
+            <mc:AlternateContent>
+              <mc:Choice Requires="wps">
+                <w:drawing>
+                  <wp:anchor distT="0" distB="0" distL="0" distR="0" simplePos="0" relativeHeight="251736064" behindDoc="1" locked="0" layoutInCell="1" allowOverlap="1" wp14:anchorId="1701A5DF" wp14:editId="3545290A">
+                    <wp:simplePos x="0" y="0"/>
+                    <wp:positionH relativeFrom="page">
+                      <wp:posOffset>459740</wp:posOffset>
+                    </wp:positionH>
+                    <wp:positionV relativeFrom="page">
+                      <wp:posOffset>129540</wp:posOffset>
+                    </wp:positionV>
+                    <wp:extent cx="1002030" cy="280670"/>
+                    <wp:effectExtent l="0" t="0" r="0" b="0"/>
+                    <wp:wrapNone/>
+                    <wp:docPr id="1162565882" name="Textbox 11"/>
+                    <wp:cNvGraphicFramePr>
+                      <a:graphicFrameLocks xmlns:a="http://schemas.openxmlformats.org/drawingml/2006/main"/>
+                    </wp:cNvGraphicFramePr>
+                    <a:graphic xmlns:a="http://schemas.openxmlformats.org/drawingml/2006/main">
+                      <a:graphicData uri="http://schemas.microsoft.com/office/word/2010/wordprocessingShape">
+                        <wps:wsp>
+                          <wps:cNvSpPr txBox="1">
+                            <a:spLocks/>
+                          </wps:cNvSpPr>
+                          <wps:spPr>
+                            <a:xfrm>
+                              <a:off x="0" y="0"/>
+                              <a:ext cx="1002030" cy="280670"/>
+                            </a:xfrm>
+                            <a:prstGeom prst="rect">
+                              <a:avLst/>
+                            </a:prstGeom>
+                          </wps:spPr>
+                          <wps:txbx>
+                            <w:txbxContent>
+                              <w:p>
+                                <w:pPr>
+                                  <w:pStyle w:val="BodyText"/>
+                                  <w:spacing w:line="183" w:lineRule="exact"/>
+                                  <w:ind w:left="20"/>
+                                </w:pPr>
+                                <w:hyperlink r:id="rId3">
+                                  <w:r>
+                                    <w:rPr>
+                                      <w:color w:val="A09F9F"/>
+                                      <w:spacing w:val="-11"/>
+                                    </w:rPr>
+                                    <w:t>info@gss-</w:t>
+                                  </w:r>
+                                  <w:r>
+                                    <w:rPr>
+                                      <w:color w:val="A09F9F"/>
+                                      <w:spacing w:val="-6"/>
+                                    </w:rPr>
+                                    <w:t>group.net</w:t>
+                                  </w:r>
+                                </w:hyperlink>
+                              </w:p>
+                              <w:p>
+                                <w:pPr>
+                                  <w:pStyle w:val="BodyText"/>
+                                  <w:spacing w:line="236" w:lineRule="exact"/>
+                                  <w:ind w:left="36"/>
+                                </w:pPr>
+                                <w:hyperlink r:id="rId4">
+                                  <w:r>
+                                    <w:rPr>
+                                      <w:color w:val="A09F9F"/>
+                                      <w:spacing w:val="-9"/>
+                                    </w:rPr>
+                                    <w:t>www.gss-</w:t>
+                                  </w:r>
+                                  <w:r>
+                                    <w:rPr>
+                                      <w:color w:val="A09F9F"/>
+                                      <w:spacing w:val="-5"/>
+                                    </w:rPr>
+                                    <w:t>group.net</w:t>
+                                  </w:r>
+                                </w:hyperlink>
+                              </w:p>
+                            </w:txbxContent>
+                          </wps:txbx>
+                          <wps:bodyPr wrap="square" lIns="0" tIns="0" rIns="0" bIns="0" rtlCol="0">
+                            <a:noAutofit/>
+                          </wps:bodyPr>
+                        </wps:wsp>
+                      </a:graphicData>
+                    </a:graphic>
+                  </wp:anchor>
+                </w:drawing>
+              </mc:Choice>
+              <mc:Fallback>
+                <w:pict>
+                  <v:shape w14:anchorId="1701A5DF" id="_x0000_s1031" type="#_x0000_t202" style="position:absolute;margin-left:36.2pt;margin-top:10.2pt;width:78.9pt;height:22.1pt;z-index:-251580416;visibility:visible;mso-wrap-style:square;mso-wrap-distance-left:0;mso-wrap-distance-top:0;mso-wrap-distance-right:0;mso-wrap-distance-bottom:0;mso-position-horizontal:absolute;mso-position-horizontal-relative:page;mso-position-vertical:absolute;mso-position-vertical-relative:page;v-text-anchor:top" o:gfxdata="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" filled="f" stroked="f">
+                    <v:textbox inset="0,0,0,0">
+                      <w:txbxContent>
+                        <w:p>
+                          <w:pPr>
+                            <w:pStyle w:val="BodyText"/>
+                            <w:spacing w:line="183" w:lineRule="exact"/>
+                            <w:ind w:left="20"/>
+                          </w:pPr>
+                          <w:hyperlink r:id="rId5">
+                            <w:r>
+                              <w:rPr>
+                                <w:color w:val="A09F9F"/>
+                                <w:spacing w:val="-11"/>
+                              </w:rPr>
+                              <w:t>info@gss-</w:t>
+                            </w:r>
+                            <w:r>
+                              <w:rPr>
+                                <w:color w:val="A09F9F"/>
+                                <w:spacing w:val="-6"/>
+                              </w:rPr>
+                              <w:t>group.net</w:t>
+                            </w:r>
+                          </w:hyperlink>
+                        </w:p>
+                        <w:p>
+                          <w:pPr>
+                            <w:pStyle w:val="BodyText"/>
+                            <w:spacing w:line="236" w:lineRule="exact"/>
+                            <w:ind w:left="36"/>
+                          </w:pPr>
+                          <w:hyperlink r:id="rId6">
+                            <w:r>
+                              <w:rPr>
+                                <w:color w:val="A09F9F"/>
+                                <w:spacing w:val="-9"/>
+                              </w:rPr>
+                              <w:t>www.gss-</w:t>
+                            </w:r>
+                            <w:r>
+                              <w:rPr>
+                                <w:color w:val="A09F9F"/>
+                                <w:spacing w:val="-5"/>
+                              </w:rPr>
+                              <w:t>group.net</w:t>
+                            </w:r>
+                          </w:hyperlink>
+                        </w:p>
+                      </w:txbxContent>
+                    </v:textbox>
+                    <w10:wrap anchorx="page" anchory="page"/>
+                  </v:shape>
+                </w:pict>
+              </mc:Fallback>
+            </mc:AlternateContent>
+          </w:r>
+        </w:p>
+      </w:tc>
+      <w:tc>
+        <w:tcPr>
+          <w:tcW w:w="3362" w:type="dxa"/>
+          <w:vAlign w:val="center"/>
+        </w:tcPr>
+        <w:p>
+          <w:pPr>
+            <w:pStyle w:val="Footer"/>
+            <w:tabs>
+              <w:tab w:val="left" w:pos="540"/>
+              <w:tab w:val="left" w:pos="810"/>
+              <w:tab w:val="left" w:pos="8280"/>
+            </w:tabs>
+          </w:pPr>
+          <w:r>
+            <w:rPr>
+              <w:noProof/>
+              <w:sz w:val="20"/>
+            </w:rPr>
+            <w:drawing>
+              <wp:anchor distT="0" distB="0" distL="0" distR="0" simplePos="0" relativeHeight="251737088" behindDoc="1" locked="0" layoutInCell="1" allowOverlap="1" wp14:anchorId="394433FC" wp14:editId="088B0BBD">
+                <wp:simplePos x="0" y="0"/>
+                <wp:positionH relativeFrom="page">
+                  <wp:posOffset>60325</wp:posOffset>
+                </wp:positionH>
+                <wp:positionV relativeFrom="page">
+                  <wp:posOffset>120015</wp:posOffset>
+                </wp:positionV>
+                <wp:extent cx="252768" cy="252780"/>
+                <wp:effectExtent l="0" t="0" r="0" b="0"/>
+                <wp:wrapNone/>
+                <wp:docPr id="1960223898" name="Image 7" descr="A red and white phone logo&#10;&#10;AI-generated content may be incorrect."/>
+                <wp:cNvGraphicFramePr>
+                  <a:graphicFrameLocks xmlns:a="http://schemas.openxmlformats.org/drawingml/2006/main"/>
+                </wp:cNvGraphicFramePr>
+                <a:graphic xmlns:a="http://schemas.openxmlformats.org/drawingml/2006/main">
+                  <a:graphicData uri="http://schemas.openxmlformats.org/drawingml/2006/picture">
+                    <pic:pic xmlns:pic="http://schemas.openxmlformats.org/drawingml/2006/picture">
+                      <pic:nvPicPr>
+                        <pic:cNvPr id="501461693" name="Image 7" descr="A red and white phone logo&#10;&#10;AI-generated content may be incorrect."/>
+                        <pic:cNvPicPr/>
+                      </pic:nvPicPr>
+                      <pic:blipFill>
+                        <a:blip r:embed="rId7" cstate="print"/>
+                        <a:stretch>
+                          <a:fillRect/>
+                        </a:stretch>
+                      </pic:blipFill>
+                      <pic:spPr>
+                        <a:xfrm>
+                          <a:off x="0" y="0"/>
+                          <a:ext cx="252768" cy="252780"/>
+                        </a:xfrm>
+                        <a:prstGeom prst="rect">
+                          <a:avLst/>
+                        </a:prstGeom>
+                      </pic:spPr>
+                    </pic:pic>
+                  </a:graphicData>
+                </a:graphic>
+              </wp:anchor>
+            </w:drawing>
+          </w:r>
+          <w:r>
+            <w:rPr>
+              <w:noProof/>
+              <w:sz w:val="20"/>
+            </w:rPr>
+            <mc:AlternateContent>
+              <mc:Choice Requires="wps">
+                <w:drawing>
+                  <wp:anchor distT="0" distB="0" distL="0" distR="0" simplePos="0" relativeHeight="251738112" behindDoc="1" locked="0" layoutInCell="1" allowOverlap="1" wp14:anchorId="594E062F" wp14:editId="21501F94">
+                    <wp:simplePos x="0" y="0"/>
+                    <wp:positionH relativeFrom="page">
+                      <wp:posOffset>418465</wp:posOffset>
+                    </wp:positionH>
+                    <wp:positionV relativeFrom="page">
+                      <wp:posOffset>116840</wp:posOffset>
+                    </wp:positionV>
+                    <wp:extent cx="1095375" cy="281940"/>
+                    <wp:effectExtent l="0" t="0" r="0" b="0"/>
+                    <wp:wrapNone/>
+                    <wp:docPr id="125634665" name="Textbox 12"/>
+                    <wp:cNvGraphicFramePr>
+                      <a:graphicFrameLocks xmlns:a="http://schemas.openxmlformats.org/drawingml/2006/main"/>
+                    </wp:cNvGraphicFramePr>
+                    <a:graphic xmlns:a="http://schemas.openxmlformats.org/drawingml/2006/main">
+                      <a:graphicData uri="http://schemas.microsoft.com/office/word/2010/wordprocessingShape">
+                        <wps:wsp>
+                          <wps:cNvSpPr txBox="1">
+                            <a:spLocks/>
+                          </wps:cNvSpPr>
+                          <wps:spPr>
+                            <a:xfrm>
+                              <a:off x="0" y="0"/>
+                              <a:ext cx="1095375" cy="281940"/>
+                            </a:xfrm>
+                            <a:prstGeom prst="rect">
+                              <a:avLst/>
+                            </a:prstGeom>
+                          </wps:spPr>
+                          <wps:txbx>
+                            <w:txbxContent>
+                              <w:p>
+                                <w:pPr>
+                                  <w:pStyle w:val="BodyText"/>
+                                  <w:spacing w:line="200" w:lineRule="exact"/>
+                                  <w:ind w:left="20"/>
+                                </w:pPr>
+                                <w:r>
+                                  <w:rPr>
+                                    <w:color w:val="A09F9F"/>
+                                    <w:spacing w:val="-8"/>
+                                  </w:rPr>
+                                  <w:t>Phone:</w:t>
+                                </w:r>
+                                <w:r>
+                                  <w:rPr>
+                                    <w:color w:val="A09F9F"/>
+                                    <w:spacing w:val="-14"/>
+                                  </w:rPr>
+                                  <w:t xml:space="preserve"> </w:t>
+                                </w:r>
+                                <w:r>
+                                  <w:rPr>
+                                    <w:color w:val="A09F9F"/>
+                                    <w:spacing w:val="-8"/>
+                                  </w:rPr>
+                                  <w:t>+9712</w:t>
+                                </w:r>
+                                <w:r>
+                                  <w:rPr>
+                                    <w:color w:val="A09F9F"/>
+                                    <w:spacing w:val="-14"/>
+                                  </w:rPr>
+                                  <w:t xml:space="preserve"> </w:t>
+                                </w:r>
+                                <w:r>
+                                  <w:rPr>
+                                    <w:color w:val="A09F9F"/>
+                                    <w:spacing w:val="-8"/>
+                                  </w:rPr>
+                                  <w:t>6666898</w:t>
+                                </w:r>
+                              </w:p>
+                              <w:p>
+                                <w:pPr>
+                                  <w:spacing w:line="219" w:lineRule="exact"/>
+                                  <w:ind w:left="20"/>
+                                  <w:rPr>
+                                    <w:rFonts w:ascii="Gill Sans MT"/>
+                                    <w:sz w:val="19"/>
+                                  </w:rPr>
+                                </w:pPr>
+                                <w:r>
+                                  <w:rPr>
+                                    <w:rFonts w:ascii="Gill Sans MT"/>
+                                    <w:color w:val="A09F9F"/>
+                                    <w:sz w:val="19"/>
+                                  </w:rPr>
+                                  <w:t>Fax:</w:t>
+                                </w:r>
+                                <w:r>
+                                  <w:rPr>
+                                    <w:rFonts w:ascii="Gill Sans MT"/>
+                                    <w:color w:val="A09F9F"/>
+                                    <w:spacing w:val="-6"/>
+                                    <w:sz w:val="19"/>
+                                  </w:rPr>
+                                  <w:t xml:space="preserve"> </w:t>
+                                </w:r>
+                                <w:r>
+                                  <w:rPr>
+                                    <w:rFonts w:ascii="Gill Sans MT"/>
+                                    <w:color w:val="A09F9F"/>
+                                    <w:sz w:val="19"/>
+                                  </w:rPr>
+                                  <w:t>+971</w:t>
+                                </w:r>
+                                <w:r>
+                                  <w:rPr>
+                                    <w:rFonts w:ascii="Gill Sans MT"/>
+                                    <w:color w:val="A09F9F"/>
+                                    <w:spacing w:val="-6"/>
+                                    <w:sz w:val="19"/>
+                                  </w:rPr>
+                                  <w:t xml:space="preserve"> </w:t>
+                                </w:r>
+                                <w:r>
+                                  <w:rPr>
+                                    <w:rFonts w:ascii="Gill Sans MT"/>
+                                    <w:color w:val="A09F9F"/>
+                                    <w:sz w:val="19"/>
+                                  </w:rPr>
+                                  <w:t>2</w:t>
+                                </w:r>
+                                <w:r>
+                                  <w:rPr>
+                                    <w:rFonts w:ascii="Gill Sans MT"/>
+                                    <w:color w:val="A09F9F"/>
+                                    <w:spacing w:val="-6"/>
+                                    <w:sz w:val="19"/>
+                                  </w:rPr>
+                                  <w:t xml:space="preserve"> </w:t>
+                                </w:r>
+                                <w:r>
+                                  <w:rPr>
+                                    <w:rFonts w:ascii="Gill Sans MT"/>
+                                    <w:color w:val="A09F9F"/>
+                                    <w:sz w:val="19"/>
+                                  </w:rPr>
+                                  <w:t>666</w:t>
+                                </w:r>
+                                <w:r>
+                                  <w:rPr>
+                                    <w:rFonts w:ascii="Gill Sans MT"/>
+                                    <w:color w:val="A09F9F"/>
+                                    <w:spacing w:val="-6"/>
+                                    <w:sz w:val="19"/>
+                                  </w:rPr>
+                                  <w:t xml:space="preserve"> </w:t>
+                                </w:r>
+                                <w:r>
+                                  <w:rPr>
+                                    <w:rFonts w:ascii="Gill Sans MT"/>
+                                    <w:color w:val="A09F9F"/>
+                                    <w:spacing w:val="-4"/>
+                                    <w:sz w:val="19"/>
+                                  </w:rPr>
+                                  <w:t>8980</w:t>
+                                </w:r>
+                              </w:p>
+                            </w:txbxContent>
+                          </wps:txbx>
+                          <wps:bodyPr wrap="square" lIns="0" tIns="0" rIns="0" bIns="0" rtlCol="0">
+                            <a:noAutofit/>
+                          </wps:bodyPr>
+                        </wps:wsp>
+                      </a:graphicData>
+                    </a:graphic>
+                  </wp:anchor>
+                </w:drawing>
+              </mc:Choice>
+              <mc:Fallback>
+                <w:pict>
+                  <v:shape w14:anchorId="594E062F" id="_x0000_s1032" type="#_x0000_t202" style="position:absolute;margin-left:32.95pt;margin-top:9.2pt;width:86.25pt;height:22.2pt;z-index:-251578368;visibility:visible;mso-wrap-style:square;mso-wrap-distance-left:0;mso-wrap-distance-top:0;mso-wrap-distance-right:0;mso-wrap-distance-bottom:0;mso-position-horizontal:absolute;mso-position-horizontal-relative:page;mso-position-vertical:absolute;mso-position-vertical-relative:page;v-text-anchor:top" o:gfxdata="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" filled="f" stroked="f">
+                    <v:textbox inset="0,0,0,0">
+                      <w:txbxContent>
+                        <w:p>
+                          <w:pPr>
+                            <w:pStyle w:val="BodyText"/>
+                            <w:spacing w:line="200" w:lineRule="exact"/>
+                            <w:ind w:left="20"/>
+                          </w:pPr>
+                          <w:r>
+                            <w:rPr>
+                              <w:color w:val="A09F9F"/>
+                              <w:spacing w:val="-8"/>
+                            </w:rPr>
+                            <w:t>Phone:</w:t>
+                          </w:r>
+                          <w:r>
+                            <w:rPr>
+                              <w:color w:val="A09F9F"/>
+                              <w:spacing w:val="-14"/>
+                            </w:rPr>
+                            <w:t xml:space="preserve"> </w:t>
+                          </w:r>
+                          <w:r>
+                            <w:rPr>
+                              <w:color w:val="A09F9F"/>
+                              <w:spacing w:val="-8"/>
+                            </w:rPr>
+                            <w:t>+9712</w:t>
+                          </w:r>
+                          <w:r>
+                            <w:rPr>
+                              <w:color w:val="A09F9F"/>
+                              <w:spacing w:val="-14"/>
+                            </w:rPr>
+                            <w:t xml:space="preserve"> </w:t>
+                          </w:r>
+                          <w:r>
+                            <w:rPr>
+                              <w:color w:val="A09F9F"/>
+                              <w:spacing w:val="-8"/>
+                            </w:rPr>
+                            <w:t>6666898</w:t>
+                          </w:r>
+                        </w:p>
+                        <w:p>
+                          <w:pPr>
+                            <w:spacing w:line="219" w:lineRule="exact"/>
+                            <w:ind w:left="20"/>
+                            <w:rPr>
+                              <w:rFonts w:ascii="Gill Sans MT"/>
+                              <w:sz w:val="19"/>
+                            </w:rPr>
+                          </w:pPr>
+                          <w:r>
+                            <w:rPr>
+                              <w:rFonts w:ascii="Gill Sans MT"/>
+                              <w:color w:val="A09F9F"/>
+                              <w:sz w:val="19"/>
+                            </w:rPr>
+                            <w:t>Fax:</w:t>
+                          </w:r>
+                          <w:r>
+                            <w:rPr>
+                              <w:rFonts w:ascii="Gill Sans MT"/>
+                              <w:color w:val="A09F9F"/>
+                              <w:spacing w:val="-6"/>
+                              <w:sz w:val="19"/>
+                            </w:rPr>
+                            <w:t xml:space="preserve"> </w:t>
+                          </w:r>
+                          <w:r>
+                            <w:rPr>
+                              <w:rFonts w:ascii="Gill Sans MT"/>
+                              <w:color w:val="A09F9F"/>
+                              <w:sz w:val="19"/>
+                            </w:rPr>
+                            <w:t>+971</w:t>
+                          </w:r>
+                          <w:r>
+                            <w:rPr>
+                              <w:rFonts w:ascii="Gill Sans MT"/>
+                              <w:color w:val="A09F9F"/>
+                              <w:spacing w:val="-6"/>
+                              <w:sz w:val="19"/>
+                            </w:rPr>
+                            <w:t xml:space="preserve"> </w:t>
+                          </w:r>
+                          <w:r>
+                            <w:rPr>
+                              <w:rFonts w:ascii="Gill Sans MT"/>
+                              <w:color w:val="A09F9F"/>
+                              <w:sz w:val="19"/>
+                            </w:rPr>
+                            <w:t>2</w:t>
+                          </w:r>
+                          <w:r>
+                            <w:rPr>
+                              <w:rFonts w:ascii="Gill Sans MT"/>
+                              <w:color w:val="A09F9F"/>
+                              <w:spacing w:val="-6"/>
+                              <w:sz w:val="19"/>
+                            </w:rPr>
+                            <w:t xml:space="preserve"> </w:t>
+                          </w:r>
+                          <w:r>
+                            <w:rPr>
+                              <w:rFonts w:ascii="Gill Sans MT"/>
+                              <w:color w:val="A09F9F"/>
+                              <w:sz w:val="19"/>
+                            </w:rPr>
+                            <w:t>666</w:t>
+                          </w:r>
+                          <w:r>
+                            <w:rPr>
+                              <w:rFonts w:ascii="Gill Sans MT"/>
+                              <w:color w:val="A09F9F"/>
+                              <w:spacing w:val="-6"/>
+                              <w:sz w:val="19"/>
+                            </w:rPr>
+                            <w:t xml:space="preserve"> </w:t>
+                          </w:r>
+                          <w:r>
+                            <w:rPr>
+                              <w:rFonts w:ascii="Gill Sans MT"/>
+                              <w:color w:val="A09F9F"/>
+                              <w:spacing w:val="-4"/>
+                              <w:sz w:val="19"/>
+                            </w:rPr>
+                            <w:t>8980</w:t>
+                          </w:r>
+                        </w:p>
+                      </w:txbxContent>
+                    </v:textbox>
+                    <w10:wrap anchorx="page" anchory="page"/>
+                  </v:shape>
+                </w:pict>
+              </mc:Fallback>
+            </mc:AlternateContent>
+          </w:r>
+        </w:p>
+      </w:tc>
+    </w:tr>
+  </w:tbl>
+  <w:p>
+    <w:pPr>
+      <w:pStyle w:val="Footer"/>
+      <w:tabs>
+        <w:tab w:val="left" w:pos="540"/>
+        <w:tab w:val="left" w:pos="810"/>
+        <w:tab w:val="left" w:pos="8280"/>
+      </w:tabs>
+    </w:pPr>
   </w:p>
 </w:ftr>
 </file>
@@ -2444,662 +3737,824 @@
 
 <file path=word/header1.xml><?xml version="1.0" encoding="utf-8"?>
 <w:hdr xmlns:wpc="http://schemas.microsoft.com/office/word/2010/wordprocessingCanvas" xmlns:cx="http://schemas.microsoft.com/office/drawing/2014/chartex" xmlns:cx1="http://schemas.microsoft.com/office/drawing/2015/9/8/chartex" xmlns:cx2="http://schemas.microsoft.com/office/drawing/2015/10/21/chartex" xmlns:cx3="http://schemas.microsoft.com/office/drawing/2016/5/9/chartex" xmlns:cx4="http://schemas.microsoft.com/office/drawing/2016/5/10/chartex" xmlns:cx5="http://schemas.microsoft.com/office/drawing/2016/5/11/chartex" xmlns:cx6="http://schemas.microsoft.com/office/drawing/2016/5/12/chartex" xmlns:cx7="http://schemas.microsoft.com/office/drawing/2016/5/13/chartex" xmlns:cx8="http://schemas.microsoft.com/office/drawing/2016/5/14/chartex" xmlns:mc="http://schemas.openxmlformats.org/markup-compatibility/2006" xmlns:aink="http://schemas.microsoft.com/office/drawing/2016/ink" xmlns:am3d="http://schemas.microsoft.com/office/drawing/2017/model3d" xmlns:o="urn:schemas-microsoft-com:office:office" xmlns:oel="http://schemas.microsoft.com/office/2019/extlst" xmlns:r="http://schemas.openxmlformats.org/officeDocument/2006/relationships" xmlns:m="http://schemas.openxmlformats.org/officeDocument/2006/math" xmlns:v="urn:schemas-microsoft-com:vml" xmlns:wp14="http://schemas.microsoft.com/office/word/2010/wordprocessingDrawing" xmlns:wp="http://schemas.openxmlformats.org/drawingml/2006/wordprocessingDrawing" xmlns:w10="urn:schemas-microsoft-com:office:word" xmlns:w="http://schemas.openxmlformats.org/wordprocessingml/2006/main" xmlns:w14="http://schemas.microsoft.com/office/word/2010/wordml" xmlns:w15="http://schemas.microsoft.com/office/word/2012/wordml" xmlns:w16cex="http://schemas.microsoft.com/office/word/2018/wordml/cex" xmlns:w16cid="http://schemas.microsoft.com/office/word/2016/wordml/cid" xmlns:w16="http://schemas.microsoft.com/office/word/2018/wordml" xmlns:w16du="http://schemas.microsoft.com/office/word/2023/wordml/word16du" xmlns:w16sdtdh="http://schemas.microsoft.com/office/word/2020/wordml/sdtdatahash" xmlns:w16sdtfl="http://schemas.microsoft.com/office/word/2024/wordml/sdtformatlock" xmlns:w16se="http://schemas.microsoft.com/office/word/2015/wordml/symex" xmlns:wpg="http://schemas.microsoft.com/office/word/2010/wordprocessingGroup" xmlns:wpi="http://schemas.microsoft.com/office/word/2010/wordprocessingInk" xmlns:wne="http://schemas.microsoft.com/office/word/2006/wordml" xmlns:wps="http://schemas.microsoft.com/office/word/2010/wordprocessingShape" mc:Ignorable="w14 w15 w16se w16cid w16 w16cex w16sdtdh w16sdtfl w16du wp14">
-  <w:tbl>
-    <w:tblPr>
-      <w:tblStyle w:val="TableGrid"/>
-      <w:tblW w:w="11034" w:type="dxa"/>
-      <w:tblBorders>
-        <w:top w:val="none" w:sz="0" w:space="0" w:color="auto"/>
-        <w:left w:val="none" w:sz="0" w:space="0" w:color="auto"/>
-        <w:bottom w:val="none" w:sz="0" w:space="0" w:color="auto"/>
-        <w:right w:val="none" w:sz="0" w:space="0" w:color="auto"/>
-        <w:insideH w:val="none" w:sz="0" w:space="0" w:color="auto"/>
-        <w:insideV w:val="none" w:sz="0" w:space="0" w:color="auto"/>
-      </w:tblBorders>
-      <w:tblCellMar>
-        <w:left w:w="0" w:type="dxa"/>
-        <w:right w:w="0" w:type="dxa"/>
-      </w:tblCellMar>
-      <w:tblLook w:val="04A0" w:firstRow="1" w:lastRow="0" w:firstColumn="1" w:lastColumn="0" w:noHBand="0" w:noVBand="1"/>
-    </w:tblPr>
-    <w:tblGrid>
-      <w:gridCol w:w="601"/>
-      <w:gridCol w:w="6"/>
-      <w:gridCol w:w="6"/>
-      <w:gridCol w:w="1212"/>
-      <w:gridCol w:w="2066"/>
-      <w:gridCol w:w="6531"/>
-      <w:gridCol w:w="612"/>
-    </w:tblGrid>
-    <w:tr>
-      <w:trPr>
-        <w:gridBefore w:val="1"/>
-        <w:wBefore w:w="601" w:type="dxa"/>
-        <w:trHeight w:val="690"/>
-      </w:trPr>
-      <w:tc>
-        <w:tcPr>
-          <w:tcW w:w="6" w:type="dxa"/>
-          <w:tcMar>
-            <w:left w:w="0" w:type="dxa"/>
-            <w:right w:w="0" w:type="dxa"/>
-          </w:tcMar>
-          <w:vAlign w:val="center"/>
-        </w:tcPr>
-        <w:p>
-          <w:pPr>
-            <w:pStyle w:val="Header"/>
-            <w:tabs>
-              <w:tab w:val="clear" w:pos="4513"/>
-              <w:tab w:val="clear" w:pos="9026"/>
-              <w:tab w:val="left" w:pos="10396"/>
-              <w:tab w:val="right" w:pos="10466"/>
-            </w:tabs>
-          </w:pPr>
-        </w:p>
-      </w:tc>
-      <w:tc>
-        <w:tcPr>
-          <w:tcW w:w="6" w:type="dxa"/>
-          <w:tcMar>
-            <w:left w:w="0" w:type="dxa"/>
-            <w:right w:w="0" w:type="dxa"/>
-          </w:tcMar>
-          <w:vAlign w:val="center"/>
-        </w:tcPr>
-        <w:p>
-          <w:pPr>
-            <w:pStyle w:val="Header"/>
-            <w:tabs>
-              <w:tab w:val="clear" w:pos="4513"/>
-              <w:tab w:val="clear" w:pos="9026"/>
-              <w:tab w:val="left" w:pos="10396"/>
-              <w:tab w:val="right" w:pos="10466"/>
-            </w:tabs>
-          </w:pPr>
-        </w:p>
-      </w:tc>
-      <w:tc>
-        <w:tcPr>
-          <w:tcW w:w="10421" w:type="dxa"/>
-          <w:gridSpan w:val="4"/>
-          <w:tcMar>
-            <w:left w:w="0" w:type="dxa"/>
-            <w:right w:w="0" w:type="dxa"/>
-          </w:tcMar>
-          <w:vAlign w:val="center"/>
-        </w:tcPr>
-        <w:p>
-          <w:pPr>
-            <w:pStyle w:val="Header"/>
-            <w:tabs>
-              <w:tab w:val="clear" w:pos="4513"/>
-              <w:tab w:val="clear" w:pos="9026"/>
-              <w:tab w:val="left" w:pos="10396"/>
-              <w:tab w:val="right" w:pos="10466"/>
-            </w:tabs>
-            <w:jc w:val="right"/>
-            <w:rPr>
-              <w:rFonts w:ascii="Helvetica" w:hAnsi="Helvetica"/>
-              <w:b/>
-              <w:bCs/>
-              <w:sz w:val="22"/>
-              <w:szCs w:val="22"/>
-            </w:rPr>
-          </w:pPr>
-        </w:p>
-      </w:tc>
-    </w:tr>
-    <w:tr>
-      <w:trPr>
-        <w:gridBefore w:val="1"/>
-        <w:wBefore w:w="601" w:type="dxa"/>
-        <w:trHeight w:val="121"/>
-      </w:trPr>
-      <w:tc>
-        <w:tcPr>
-          <w:tcW w:w="6" w:type="dxa"/>
-          <w:tcMar>
-            <w:left w:w="0" w:type="dxa"/>
-            <w:right w:w="0" w:type="dxa"/>
-          </w:tcMar>
-          <w:vAlign w:val="center"/>
-        </w:tcPr>
-        <w:p>
-          <w:pPr>
-            <w:pStyle w:val="Header"/>
-            <w:tabs>
-              <w:tab w:val="clear" w:pos="4513"/>
-              <w:tab w:val="clear" w:pos="9026"/>
-              <w:tab w:val="left" w:pos="10396"/>
-              <w:tab w:val="right" w:pos="10466"/>
-            </w:tabs>
-          </w:pPr>
-        </w:p>
-      </w:tc>
-      <w:tc>
-        <w:tcPr>
-          <w:tcW w:w="6" w:type="dxa"/>
-          <w:tcMar>
-            <w:left w:w="0" w:type="dxa"/>
-            <w:right w:w="0" w:type="dxa"/>
-          </w:tcMar>
-          <w:vAlign w:val="center"/>
-        </w:tcPr>
-        <w:p>
-          <w:pPr>
-            <w:pStyle w:val="Header"/>
-            <w:tabs>
-              <w:tab w:val="clear" w:pos="4513"/>
-              <w:tab w:val="clear" w:pos="9026"/>
-              <w:tab w:val="left" w:pos="10396"/>
-              <w:tab w:val="right" w:pos="10466"/>
-            </w:tabs>
-          </w:pPr>
-        </w:p>
-      </w:tc>
-      <w:tc>
-        <w:tcPr>
-          <w:tcW w:w="10421" w:type="dxa"/>
-          <w:gridSpan w:val="4"/>
-          <w:tcMar>
-            <w:left w:w="0" w:type="dxa"/>
-            <w:right w:w="0" w:type="dxa"/>
-          </w:tcMar>
-          <w:vAlign w:val="center"/>
-        </w:tcPr>
-        <w:p>
-          <w:pPr>
-            <w:pStyle w:val="Header"/>
-            <w:tabs>
-              <w:tab w:val="clear" w:pos="4513"/>
-              <w:tab w:val="clear" w:pos="9026"/>
-              <w:tab w:val="left" w:pos="10396"/>
-              <w:tab w:val="right" w:pos="10466"/>
-            </w:tabs>
-            <w:jc w:val="center"/>
-            <w:rPr>
-              <w:noProof/>
-            </w:rPr>
-          </w:pPr>
-        </w:p>
-      </w:tc>
-    </w:tr>
-    <w:tr>
-      <w:trPr>
-        <w:gridAfter w:val="1"/>
-        <w:wAfter w:w="612" w:type="dxa"/>
-        <w:trHeight w:val="463"/>
-      </w:trPr>
-      <w:tc>
-        <w:tcPr>
-          <w:tcW w:w="1825" w:type="dxa"/>
-          <w:gridSpan w:val="4"/>
-          <w:hideMark/>
-        </w:tcPr>
-        <w:p>
-          <w:pPr>
-            <w:pStyle w:val="Header"/>
-            <w:tabs>
-              <w:tab w:val="clear" w:pos="4513"/>
-              <w:tab w:val="clear" w:pos="9026"/>
-              <w:tab w:val="left" w:pos="10396"/>
-              <w:tab w:val="right" w:pos="10466"/>
-            </w:tabs>
-            <w:jc w:val="center"/>
-          </w:pPr>
-          <w:r>
-            <w:rPr>
-              <w:noProof/>
-            </w:rPr>
-            <w:drawing>
-              <wp:inline distT="0" distB="0" distL="0" distR="0" wp14:anchorId="29A23E5A" wp14:editId="503EBCB0">
-                <wp:extent cx="1009650" cy="1027520"/>
-                <wp:effectExtent l="0" t="0" r="0" b="1270"/>
-                <wp:docPr id="1" name="Picture 1" descr="Logo&#10;&#10;Description automatically generated"/>
-                <wp:cNvGraphicFramePr>
-                  <a:graphicFrameLocks xmlns:a="http://schemas.openxmlformats.org/drawingml/2006/main" noChangeAspect="1"/>
-                </wp:cNvGraphicFramePr>
-                <a:graphic xmlns:a="http://schemas.openxmlformats.org/drawingml/2006/main">
-                  <a:graphicData uri="http://schemas.openxmlformats.org/drawingml/2006/picture">
-                    <pic:pic xmlns:pic="http://schemas.openxmlformats.org/drawingml/2006/picture">
-                      <pic:nvPicPr>
-                        <pic:cNvPr id="1" name="Picture 1" descr="Logo&#10;&#10;Description automatically generated"/>
-                        <pic:cNvPicPr/>
-                      </pic:nvPicPr>
-                      <pic:blipFill>
-                        <a:blip r:embed="rId1">
-                          <a:extLst>
-                            <a:ext uri="{28A0092B-C50C-407E-A947-70E740481C1C}">
-                              <a14:useLocalDpi xmlns:a14="http://schemas.microsoft.com/office/drawing/2010/main" val="0"/>
-                            </a:ext>
-                          </a:extLst>
-                        </a:blip>
-                        <a:stretch>
-                          <a:fillRect/>
-                        </a:stretch>
-                      </pic:blipFill>
-                      <pic:spPr>
-                        <a:xfrm>
-                          <a:off x="0" y="0"/>
-                          <a:ext cx="1023560" cy="1041676"/>
-                        </a:xfrm>
-                        <a:prstGeom prst="rect">
-                          <a:avLst/>
-                        </a:prstGeom>
-                      </pic:spPr>
-                    </pic:pic>
-                  </a:graphicData>
-                </a:graphic>
-              </wp:inline>
-            </w:drawing>
-          </w:r>
-        </w:p>
-      </w:tc>
-      <w:tc>
-        <w:tcPr>
-          <w:tcW w:w="2066" w:type="dxa"/>
-          <w:vAlign w:val="center"/>
-          <w:hideMark/>
-        </w:tcPr>
-        <w:p>
-          <w:pPr>
-            <w:pStyle w:val="Header"/>
-            <w:tabs>
-              <w:tab w:val="clear" w:pos="4513"/>
-              <w:tab w:val="clear" w:pos="9026"/>
-              <w:tab w:val="left" w:pos="10396"/>
-              <w:tab w:val="right" w:pos="10466"/>
-            </w:tabs>
-            <w:jc w:val="center"/>
-          </w:pPr>
-          <w:r>
-            <w:rPr>
-              <w:noProof/>
-            </w:rPr>
-            <w:drawing>
-              <wp:inline distT="0" distB="0" distL="0" distR="0" wp14:anchorId="11D99C68" wp14:editId="64520DE8">
-                <wp:extent cx="1152525" cy="771525"/>
-                <wp:effectExtent l="0" t="0" r="9525" b="9525"/>
-                <wp:docPr id="2" name="Picture 2"/>
-                <wp:cNvGraphicFramePr>
-                  <a:graphicFrameLocks xmlns:a="http://schemas.openxmlformats.org/drawingml/2006/main" noChangeAspect="1"/>
-                </wp:cNvGraphicFramePr>
-                <a:graphic xmlns:a="http://schemas.openxmlformats.org/drawingml/2006/main">
-                  <a:graphicData uri="http://schemas.openxmlformats.org/drawingml/2006/picture">
-                    <pic:pic xmlns:pic="http://schemas.openxmlformats.org/drawingml/2006/picture">
-                      <pic:nvPicPr>
-                        <pic:cNvPr id="0" name="Picture 75"/>
-                        <pic:cNvPicPr>
-                          <a:picLocks noChangeAspect="1" noChangeArrowheads="1"/>
-                        </pic:cNvPicPr>
-                      </pic:nvPicPr>
-                      <pic:blipFill>
-                        <a:blip r:embed="rId2">
-                          <a:extLst>
-                            <a:ext uri="{28A0092B-C50C-407E-A947-70E740481C1C}">
-                              <a14:useLocalDpi xmlns:a14="http://schemas.microsoft.com/office/drawing/2010/main" val="0"/>
-                            </a:ext>
-                          </a:extLst>
-                        </a:blip>
-                        <a:srcRect/>
-                        <a:stretch>
-                          <a:fillRect/>
-                        </a:stretch>
-                      </pic:blipFill>
-                      <pic:spPr bwMode="auto">
-                        <a:xfrm>
-                          <a:off x="0" y="0"/>
-                          <a:ext cx="1152525" cy="771525"/>
-                        </a:xfrm>
-                        <a:prstGeom prst="rect">
-                          <a:avLst/>
-                        </a:prstGeom>
-                        <a:noFill/>
-                        <a:ln>
-                          <a:noFill/>
-                        </a:ln>
-                      </pic:spPr>
-                    </pic:pic>
-                  </a:graphicData>
-                </a:graphic>
-              </wp:inline>
-            </w:drawing>
-          </w:r>
-        </w:p>
-      </w:tc>
-      <w:tc>
-        <w:tcPr>
-          <w:tcW w:w="6531" w:type="dxa"/>
-          <w:vAlign w:val="center"/>
-          <w:hideMark/>
-        </w:tcPr>
-        <w:p>
-          <w:pPr>
-            <w:pStyle w:val="Header"/>
-            <w:tabs>
-              <w:tab w:val="clear" w:pos="4513"/>
-              <w:tab w:val="clear" w:pos="9026"/>
-              <w:tab w:val="left" w:pos="10396"/>
-              <w:tab w:val="right" w:pos="10466"/>
-            </w:tabs>
-            <w:jc w:val="center"/>
-            <w:rPr>
-              <w:rFonts w:ascii="Tahoma" w:hAnsi="Tahoma" w:cs="Tahoma"/>
-              <w:b/>
-              <w:bCs/>
-              <w:color w:val="323E4F" w:themeColor="text2" w:themeShade="BF"/>
-              <w:sz w:val="40"/>
-              <w:szCs w:val="40"/>
-              <w:lang w:bidi="ar-AE"/>
-            </w:rPr>
-          </w:pPr>
-          <w:r>
-            <w:rPr>
-              <w:rFonts w:ascii="Tahoma" w:hAnsi="Tahoma" w:cs="Tahoma"/>
-              <w:b/>
-              <w:bCs/>
-              <w:color w:val="323E4F" w:themeColor="text2" w:themeShade="BF"/>
-              <w:sz w:val="40"/>
-              <w:szCs w:val="40"/>
-              <w:rtl/>
-              <w:lang w:bidi="ar-AE"/>
-            </w:rPr>
-            <w:t>المجموعة العالمية للخدمات الأمنية</w:t>
-          </w:r>
-        </w:p>
-        <w:p>
-          <w:pPr>
-            <w:pStyle w:val="Header"/>
-            <w:tabs>
-              <w:tab w:val="clear" w:pos="4513"/>
-              <w:tab w:val="clear" w:pos="9026"/>
-              <w:tab w:val="left" w:pos="10396"/>
-              <w:tab w:val="right" w:pos="10466"/>
-            </w:tabs>
-            <w:jc w:val="center"/>
-            <w:rPr>
-              <w:rFonts w:ascii="Ebrima" w:hAnsi="Ebrima"/>
-              <w:b/>
-              <w:bCs/>
-              <w:color w:val="B5031C"/>
-              <w:sz w:val="36"/>
-              <w:szCs w:val="36"/>
-              <w:rtl/>
-            </w:rPr>
-          </w:pPr>
-          <w:r>
-            <w:rPr>
-              <w:rFonts w:ascii="Ebrima" w:hAnsi="Ebrima"/>
-              <w:b/>
-              <w:bCs/>
-              <w:color w:val="B5031C"/>
-              <w:sz w:val="36"/>
-              <w:szCs w:val="36"/>
-            </w:rPr>
-            <w:t>GLOBAL SECURITY SERVICES GROUP</w:t>
-          </w:r>
-        </w:p>
-      </w:tc>
-    </w:tr>
-  </w:tbl>
   <w:p>
     <w:pPr>
       <w:pStyle w:val="Header"/>
     </w:pPr>
+    <w:r>
+      <w:rPr>
+        <w:noProof/>
+      </w:rPr>
+      <w:pict w14:anchorId="6A474621">
+        <v:shapetype id="_x0000_t136" coordsize="21600,21600" o:spt="136" adj="10800" path="m@7,l@8,m@5,21600l@6,21600e">
+          <v:formulas>
+            <v:f eqn="sum #0 0 10800"/>
+            <v:f eqn="prod #0 2 1"/>
+            <v:f eqn="sum 21600 0 @1"/>
+            <v:f eqn="sum 0 0 @2"/>
+            <v:f eqn="sum 21600 0 @3"/>
+            <v:f eqn="if @0 @3 0"/>
+            <v:f eqn="if @0 21600 @1"/>
+            <v:f eqn="if @0 0 @2"/>
+            <v:f eqn="if @0 @4 21600"/>
+            <v:f eqn="mid @5 @6"/>
+            <v:f eqn="mid @8 @5"/>
+            <v:f eqn="mid @7 @8"/>
+            <v:f eqn="mid @6 @7"/>
+            <v:f eqn="sum @6 0 @5"/>
+          </v:formulas>
+          <v:path textpathok="t" o:connecttype="custom" o:connectlocs="@9,0;@10,10800;@11,21600;@12,10800" o:connectangles="270,180,90,0"/>
+          <v:textpath on="t" fitshape="t"/>
+          <v:handles>
+            <v:h position="#0,bottomRight" xrange="6629,14971"/>
+          </v:handles>
+          <o:lock v:ext="edit" text="t" shapetype="t"/>
+        </v:shapetype>
+        <v:shape id="PowerPlusWaterMarkObject462468438" o:spid="_x0000_s1027" type="#_x0000_t136" style="position:absolute;margin-left:0;margin-top:0;width:31.8pt;height:14.4pt;z-index:-251567104;mso-position-horizontal:center;mso-position-horizontal-relative:margin;mso-position-vertical:center;mso-position-vertical-relative:margin" o:allowincell="f" fillcolor="silver" stroked="f">
+          <v:textpath style="font-family:&quot;Calibri&quot;;font-size:12pt" string="{{ submitter_g }}"/>
+          <w10:wrap anchorx="margin" anchory="margin"/>
+        </v:shape>
+      </w:pict>
+    </w:r>
   </w:p>
 </w:hdr>
 </file>
 
 <file path=word/header2.xml><?xml version="1.0" encoding="utf-8"?>
 <w:hdr xmlns:wpc="http://schemas.microsoft.com/office/word/2010/wordprocessingCanvas" xmlns:cx="http://schemas.microsoft.com/office/drawing/2014/chartex" xmlns:cx1="http://schemas.microsoft.com/office/drawing/2015/9/8/chartex" xmlns:cx2="http://schemas.microsoft.com/office/drawing/2015/10/21/chartex" xmlns:cx3="http://schemas.microsoft.com/office/drawing/2016/5/9/chartex" xmlns:cx4="http://schemas.microsoft.com/office/drawing/2016/5/10/chartex" xmlns:cx5="http://schemas.microsoft.com/office/drawing/2016/5/11/chartex" xmlns:cx6="http://schemas.microsoft.com/office/drawing/2016/5/12/chartex" xmlns:cx7="http://schemas.microsoft.com/office/drawing/2016/5/13/chartex" xmlns:cx8="http://schemas.microsoft.com/office/drawing/2016/5/14/chartex" xmlns:mc="http://schemas.openxmlformats.org/markup-compatibility/2006" xmlns:aink="http://schemas.microsoft.com/office/drawing/2016/ink" xmlns:am3d="http://schemas.microsoft.com/office/drawing/2017/model3d" xmlns:o="urn:schemas-microsoft-com:office:office" xmlns:oel="http://schemas.microsoft.com/office/2019/extlst" xmlns:r="http://schemas.openxmlformats.org/officeDocument/2006/relationships" xmlns:m="http://schemas.openxmlformats.org/officeDocument/2006/math" xmlns:v="urn:schemas-microsoft-com:vml" xmlns:wp14="http://schemas.microsoft.com/office/word/2010/wordprocessingDrawing" xmlns:wp="http://schemas.openxmlformats.org/drawingml/2006/wordprocessingDrawing" xmlns:w10="urn:schemas-microsoft-com:office:word" xmlns:w="http://schemas.openxmlformats.org/wordprocessingml/2006/main" xmlns:w14="http://schemas.microsoft.com/office/word/2010/wordml" xmlns:w15="http://schemas.microsoft.com/office/word/2012/wordml" xmlns:w16cex="http://schemas.microsoft.com/office/word/2018/wordml/cex" xmlns:w16cid="http://schemas.microsoft.com/office/word/2016/wordml/cid" xmlns:w16="http://schemas.microsoft.com/office/word/2018/wordml" xmlns:w16du="http://schemas.microsoft.com/office/word/2023/wordml/word16du" xmlns:w16sdtdh="http://schemas.microsoft.com/office/word/2020/wordml/sdtdatahash" xmlns:w16sdtfl="http://schemas.microsoft.com/office/word/2024/wordml/sdtformatlock" xmlns:w16se="http://schemas.microsoft.com/office/word/2015/wordml/symex" xmlns:wpg="http://schemas.microsoft.com/office/word/2010/wordprocessingGroup" xmlns:wpi="http://schemas.microsoft.com/office/word/2010/wordprocessingInk" xmlns:wne="http://schemas.microsoft.com/office/word/2006/wordml" xmlns:wps="http://schemas.microsoft.com/office/word/2010/wordprocessingShape" mc:Ignorable="w14 w15 w16se w16cid w16 w16cex w16sdtdh w16sdtfl w16du wp14">
-  <w:tbl>
-    <w:tblPr>
-      <w:tblStyle w:val="TableGrid"/>
-      <w:tblW w:w="11340" w:type="dxa"/>
-      <w:tblInd w:w="-450" w:type="dxa"/>
-      <w:tblBorders>
-        <w:top w:val="none" w:sz="0" w:space="0" w:color="auto"/>
-        <w:left w:val="none" w:sz="0" w:space="0" w:color="auto"/>
-        <w:bottom w:val="none" w:sz="0" w:space="0" w:color="auto"/>
-        <w:right w:val="none" w:sz="0" w:space="0" w:color="auto"/>
-        <w:insideH w:val="none" w:sz="0" w:space="0" w:color="auto"/>
-        <w:insideV w:val="none" w:sz="0" w:space="0" w:color="auto"/>
-      </w:tblBorders>
-      <w:tblCellMar>
-        <w:left w:w="0" w:type="dxa"/>
-        <w:right w:w="0" w:type="dxa"/>
-      </w:tblCellMar>
-      <w:tblLook w:val="04A0" w:firstRow="1" w:lastRow="0" w:firstColumn="1" w:lastColumn="0" w:noHBand="0" w:noVBand="1"/>
-    </w:tblPr>
-    <w:tblGrid>
-      <w:gridCol w:w="1980"/>
-      <w:gridCol w:w="2250"/>
-      <w:gridCol w:w="7110"/>
-    </w:tblGrid>
-    <w:tr>
-      <w:trPr>
-        <w:trHeight w:val="1087"/>
-      </w:trPr>
-      <w:tc>
-        <w:tcPr>
-          <w:tcW w:w="1980" w:type="dxa"/>
-          <w:hideMark/>
-        </w:tcPr>
-        <w:p>
-          <w:pPr>
-            <w:pStyle w:val="Header"/>
-            <w:tabs>
-              <w:tab w:val="clear" w:pos="4513"/>
-              <w:tab w:val="clear" w:pos="9026"/>
-              <w:tab w:val="left" w:pos="10396"/>
-              <w:tab w:val="right" w:pos="10466"/>
-            </w:tabs>
-            <w:jc w:val="center"/>
-          </w:pPr>
-          <w:bookmarkStart w:id="2" w:name="_Hlk118357222"/>
-          <w:bookmarkStart w:id="3" w:name="_Hlk118357223"/>
-          <w:r>
-            <w:rPr>
-              <w:noProof/>
-            </w:rPr>
-            <w:drawing>
-              <wp:inline distT="0" distB="0" distL="0" distR="0" wp14:anchorId="29FAA4D6" wp14:editId="0F92686F">
-                <wp:extent cx="1009650" cy="1027520"/>
-                <wp:effectExtent l="0" t="0" r="0" b="1270"/>
-                <wp:docPr id="74" name="Picture 74" descr="Logo&#10;&#10;Description automatically generated"/>
-                <wp:cNvGraphicFramePr>
-                  <a:graphicFrameLocks xmlns:a="http://schemas.openxmlformats.org/drawingml/2006/main" noChangeAspect="1"/>
-                </wp:cNvGraphicFramePr>
-                <a:graphic xmlns:a="http://schemas.openxmlformats.org/drawingml/2006/main">
-                  <a:graphicData uri="http://schemas.openxmlformats.org/drawingml/2006/picture">
-                    <pic:pic xmlns:pic="http://schemas.openxmlformats.org/drawingml/2006/picture">
-                      <pic:nvPicPr>
-                        <pic:cNvPr id="1" name="Picture 1" descr="Logo&#10;&#10;Description automatically generated"/>
-                        <pic:cNvPicPr/>
-                      </pic:nvPicPr>
-                      <pic:blipFill>
-                        <a:blip r:embed="rId1">
-                          <a:extLst>
-                            <a:ext uri="{28A0092B-C50C-407E-A947-70E740481C1C}">
-                              <a14:useLocalDpi xmlns:a14="http://schemas.microsoft.com/office/drawing/2010/main" val="0"/>
-                            </a:ext>
-                          </a:extLst>
-                        </a:blip>
-                        <a:stretch>
-                          <a:fillRect/>
-                        </a:stretch>
-                      </pic:blipFill>
-                      <pic:spPr>
-                        <a:xfrm>
-                          <a:off x="0" y="0"/>
-                          <a:ext cx="1023560" cy="1041676"/>
-                        </a:xfrm>
-                        <a:prstGeom prst="rect">
-                          <a:avLst/>
-                        </a:prstGeom>
-                      </pic:spPr>
-                    </pic:pic>
-                  </a:graphicData>
-                </a:graphic>
-              </wp:inline>
-            </w:drawing>
-          </w:r>
-        </w:p>
-      </w:tc>
-      <w:tc>
-        <w:tcPr>
-          <w:tcW w:w="2250" w:type="dxa"/>
-          <w:vAlign w:val="center"/>
-          <w:hideMark/>
-        </w:tcPr>
-        <w:p>
-          <w:pPr>
-            <w:pStyle w:val="Header"/>
-            <w:tabs>
-              <w:tab w:val="clear" w:pos="4513"/>
-              <w:tab w:val="clear" w:pos="9026"/>
-              <w:tab w:val="left" w:pos="10396"/>
-              <w:tab w:val="right" w:pos="10466"/>
-            </w:tabs>
-            <w:jc w:val="center"/>
-          </w:pPr>
-          <w:r>
-            <w:rPr>
-              <w:noProof/>
-            </w:rPr>
-            <w:drawing>
-              <wp:inline distT="0" distB="0" distL="0" distR="0" wp14:anchorId="015238DA" wp14:editId="33108452">
-                <wp:extent cx="1152525" cy="771525"/>
-                <wp:effectExtent l="0" t="0" r="9525" b="9525"/>
-                <wp:docPr id="9" name="Picture 9"/>
-                <wp:cNvGraphicFramePr>
-                  <a:graphicFrameLocks xmlns:a="http://schemas.openxmlformats.org/drawingml/2006/main" noChangeAspect="1"/>
-                </wp:cNvGraphicFramePr>
-                <a:graphic xmlns:a="http://schemas.openxmlformats.org/drawingml/2006/main">
-                  <a:graphicData uri="http://schemas.openxmlformats.org/drawingml/2006/picture">
-                    <pic:pic xmlns:pic="http://schemas.openxmlformats.org/drawingml/2006/picture">
-                      <pic:nvPicPr>
-                        <pic:cNvPr id="0" name="Picture 75"/>
-                        <pic:cNvPicPr>
-                          <a:picLocks noChangeAspect="1" noChangeArrowheads="1"/>
-                        </pic:cNvPicPr>
-                      </pic:nvPicPr>
-                      <pic:blipFill>
-                        <a:blip r:embed="rId2">
-                          <a:extLst>
-                            <a:ext uri="{28A0092B-C50C-407E-A947-70E740481C1C}">
-                              <a14:useLocalDpi xmlns:a14="http://schemas.microsoft.com/office/drawing/2010/main" val="0"/>
-                            </a:ext>
-                          </a:extLst>
-                        </a:blip>
-                        <a:srcRect/>
-                        <a:stretch>
-                          <a:fillRect/>
-                        </a:stretch>
-                      </pic:blipFill>
-                      <pic:spPr bwMode="auto">
-                        <a:xfrm>
-                          <a:off x="0" y="0"/>
-                          <a:ext cx="1152525" cy="771525"/>
-                        </a:xfrm>
-                        <a:prstGeom prst="rect">
-                          <a:avLst/>
-                        </a:prstGeom>
-                        <a:noFill/>
-                        <a:ln>
-                          <a:noFill/>
-                        </a:ln>
-                      </pic:spPr>
-                    </pic:pic>
-                  </a:graphicData>
-                </a:graphic>
-              </wp:inline>
-            </w:drawing>
-          </w:r>
-        </w:p>
-      </w:tc>
-      <w:tc>
-        <w:tcPr>
-          <w:tcW w:w="7110" w:type="dxa"/>
-          <w:vAlign w:val="center"/>
-          <w:hideMark/>
-        </w:tcPr>
-        <w:p>
-          <w:pPr>
-            <w:pStyle w:val="Header"/>
-            <w:tabs>
-              <w:tab w:val="clear" w:pos="4513"/>
-              <w:tab w:val="clear" w:pos="9026"/>
-              <w:tab w:val="left" w:pos="10396"/>
-              <w:tab w:val="right" w:pos="10466"/>
-            </w:tabs>
-            <w:jc w:val="center"/>
-            <w:rPr>
-              <w:rFonts w:ascii="Tahoma" w:hAnsi="Tahoma" w:cs="Tahoma"/>
-              <w:b/>
-              <w:bCs/>
-              <w:color w:val="323E4F" w:themeColor="text2" w:themeShade="BF"/>
-              <w:sz w:val="40"/>
-              <w:szCs w:val="40"/>
-              <w:lang w:bidi="ar-AE"/>
-            </w:rPr>
-          </w:pPr>
-          <w:r>
-            <w:rPr>
-              <w:rFonts w:ascii="Tahoma" w:hAnsi="Tahoma" w:cs="Tahoma"/>
-              <w:b/>
-              <w:bCs/>
-              <w:color w:val="323E4F" w:themeColor="text2" w:themeShade="BF"/>
-              <w:sz w:val="40"/>
-              <w:szCs w:val="40"/>
-              <w:rtl/>
-              <w:lang w:bidi="ar-AE"/>
-            </w:rPr>
-            <w:t>المجموعة العالمية للخدمات الأمنية</w:t>
-          </w:r>
-        </w:p>
-        <w:p>
-          <w:pPr>
-            <w:pStyle w:val="Header"/>
-            <w:tabs>
-              <w:tab w:val="clear" w:pos="4513"/>
-              <w:tab w:val="clear" w:pos="9026"/>
-              <w:tab w:val="left" w:pos="10396"/>
-              <w:tab w:val="right" w:pos="10466"/>
-            </w:tabs>
-            <w:jc w:val="center"/>
-            <w:rPr>
-              <w:rFonts w:ascii="Ebrima" w:hAnsi="Ebrima"/>
-              <w:b/>
-              <w:bCs/>
-              <w:color w:val="B5031C"/>
-              <w:sz w:val="36"/>
-              <w:szCs w:val="36"/>
-              <w:rtl/>
-            </w:rPr>
-          </w:pPr>
-          <w:r>
-            <w:rPr>
-              <w:rFonts w:ascii="Ebrima" w:hAnsi="Ebrima"/>
-              <w:b/>
-              <w:bCs/>
-              <w:color w:val="B5031C"/>
-              <w:sz w:val="36"/>
-              <w:szCs w:val="36"/>
-            </w:rPr>
-            <w:t>GLOBAL SECURITY SERVICES GROUP</w:t>
-          </w:r>
-        </w:p>
-      </w:tc>
-    </w:tr>
-    <w:bookmarkEnd w:id="2"/>
-    <w:bookmarkEnd w:id="3"/>
-  </w:tbl>
   <w:p>
     <w:pPr>
       <w:pStyle w:val="Header"/>
+      <w:ind w:left="360"/>
     </w:pPr>
+    <w:r>
+      <w:rPr>
+        <w:noProof/>
+      </w:rPr>
+      <w:pict w14:anchorId="4B5A4B23">
+        <v:shapetype id="_x0000_t136" coordsize="21600,21600" o:spt="136" adj="10800" path="m@7,l@8,m@5,21600l@6,21600e">
+          <v:formulas>
+            <v:f eqn="sum #0 0 10800"/>
+            <v:f eqn="prod #0 2 1"/>
+            <v:f eqn="sum 21600 0 @1"/>
+            <v:f eqn="sum 0 0 @2"/>
+            <v:f eqn="sum 21600 0 @3"/>
+            <v:f eqn="if @0 @3 0"/>
+            <v:f eqn="if @0 21600 @1"/>
+            <v:f eqn="if @0 0 @2"/>
+            <v:f eqn="if @0 @4 21600"/>
+            <v:f eqn="mid @5 @6"/>
+            <v:f eqn="mid @8 @5"/>
+            <v:f eqn="mid @7 @8"/>
+            <v:f eqn="mid @6 @7"/>
+            <v:f eqn="sum @6 0 @5"/>
+          </v:formulas>
+          <v:path textpathok="t" o:connecttype="custom" o:connectlocs="@9,0;@10,10800;@11,21600;@12,10800" o:connectangles="270,180,90,0"/>
+          <v:textpath on="t" fitshape="t"/>
+          <v:handles>
+            <v:h position="#0,bottomRight" xrange="6629,14971"/>
+          </v:handles>
+          <o:lock v:ext="edit" text="t" shapetype="t"/>
+        </v:shapetype>
+        <v:shape id="PowerPlusWaterMarkObject462468439" o:spid="_x0000_s1028" type="#_x0000_t136" style="position:absolute;left:0;text-align:left;margin-left:0;margin-top:0;width:31.8pt;height:14.4pt;z-index:-251565056;mso-position-horizontal:center;mso-position-horizontal-relative:margin;mso-position-vertical:center;mso-position-vertical-relative:margin" o:allowincell="f" fillcolor="silver" stroked="f">
+          <v:textpath style="font-family:&quot;Calibri&quot;;font-size:12pt" string="{{ submitter_g }}"/>
+          <w10:wrap anchorx="margin" anchory="margin"/>
+        </v:shape>
+      </w:pict>
+    </w:r>
+  </w:p>
+  <w:p>
+    <w:pPr>
+      <w:pStyle w:val="Header"/>
+      <w:ind w:left="-90"/>
+    </w:pPr>
+  </w:p>
+  <w:p>
+    <w:pPr>
+      <w:pStyle w:val="Header"/>
+      <w:ind w:left="630"/>
+    </w:pPr>
+  </w:p>
+  <w:p>
+    <w:pPr>
+      <w:pStyle w:val="Header"/>
+      <w:ind w:left="-90"/>
+    </w:pPr>
+  </w:p>
+  <w:p>
+    <w:pPr>
+      <w:pStyle w:val="Header"/>
+      <w:ind w:left="-90"/>
+    </w:pPr>
+  </w:p>
+  <w:p>
+    <w:pPr>
+      <w:pStyle w:val="Header"/>
+      <w:ind w:left="-90"/>
+    </w:pPr>
+    <w:r>
+      <w:rPr>
+        <w:rFonts w:ascii="Times New Roman"/>
+        <w:noProof/>
+        <w:sz w:val="20"/>
+      </w:rPr>
+      <mc:AlternateContent>
+        <mc:Choice Requires="wps">
+          <w:drawing>
+            <wp:anchor distT="0" distB="0" distL="0" distR="0" simplePos="0" relativeHeight="251742208" behindDoc="0" locked="0" layoutInCell="1" allowOverlap="1" wp14:anchorId="62014DD0" wp14:editId="67130511">
+              <wp:simplePos x="0" y="0"/>
+              <wp:positionH relativeFrom="page">
+                <wp:posOffset>902970</wp:posOffset>
+              </wp:positionH>
+              <wp:positionV relativeFrom="page">
+                <wp:posOffset>1259205</wp:posOffset>
+              </wp:positionV>
+              <wp:extent cx="6642100" cy="198120"/>
+              <wp:effectExtent l="0" t="0" r="0" b="0"/>
+              <wp:wrapNone/>
+              <wp:docPr id="1022366540" name="Graphic 7"/>
+              <wp:cNvGraphicFramePr>
+                <a:graphicFrameLocks xmlns:a="http://schemas.openxmlformats.org/drawingml/2006/main"/>
+              </wp:cNvGraphicFramePr>
+              <a:graphic xmlns:a="http://schemas.openxmlformats.org/drawingml/2006/main">
+                <a:graphicData uri="http://schemas.microsoft.com/office/word/2010/wordprocessingShape">
+                  <wps:wsp>
+                    <wps:cNvSpPr>
+                      <a:spLocks/>
+                    </wps:cNvSpPr>
+                    <wps:spPr>
+                      <a:xfrm>
+                        <a:off x="0" y="0"/>
+                        <a:ext cx="6642100" cy="198120"/>
+                      </a:xfrm>
+                      <a:custGeom>
+                        <a:avLst/>
+                        <a:gdLst/>
+                        <a:ahLst/>
+                        <a:cxnLst/>
+                        <a:rect l="l" t="t" r="r" b="b"/>
+                        <a:pathLst>
+                          <a:path w="6642100" h="198120">
+                            <a:moveTo>
+                              <a:pt x="6641998" y="0"/>
+                            </a:moveTo>
+                            <a:lnTo>
+                              <a:pt x="4313593" y="0"/>
+                            </a:lnTo>
+                            <a:lnTo>
+                              <a:pt x="4313593" y="95618"/>
+                            </a:lnTo>
+                            <a:lnTo>
+                              <a:pt x="0" y="95618"/>
+                            </a:lnTo>
+                            <a:lnTo>
+                              <a:pt x="0" y="98894"/>
+                            </a:lnTo>
+                            <a:lnTo>
+                              <a:pt x="4313593" y="98894"/>
+                            </a:lnTo>
+                            <a:lnTo>
+                              <a:pt x="4313593" y="197789"/>
+                            </a:lnTo>
+                            <a:lnTo>
+                              <a:pt x="6641998" y="197789"/>
+                            </a:lnTo>
+                            <a:lnTo>
+                              <a:pt x="6641998" y="98894"/>
+                            </a:lnTo>
+                            <a:lnTo>
+                              <a:pt x="6641998" y="95618"/>
+                            </a:lnTo>
+                            <a:lnTo>
+                              <a:pt x="6641998" y="0"/>
+                            </a:lnTo>
+                            <a:close/>
+                          </a:path>
+                        </a:pathLst>
+                      </a:custGeom>
+                      <a:solidFill>
+                        <a:srgbClr val="B92027"/>
+                      </a:solidFill>
+                    </wps:spPr>
+                    <wps:bodyPr wrap="square" lIns="0" tIns="0" rIns="0" bIns="0" rtlCol="0">
+                      <a:prstTxWarp prst="textNoShape">
+                        <a:avLst/>
+                      </a:prstTxWarp>
+                      <a:noAutofit/>
+                    </wps:bodyPr>
+                  </wps:wsp>
+                </a:graphicData>
+              </a:graphic>
+            </wp:anchor>
+          </w:drawing>
+        </mc:Choice>
+        <mc:Fallback>
+          <w:pict>
+            <v:shape w14:anchorId="48A733E0" id="Graphic 7" o:spid="_x0000_s1026" style="position:absolute;margin-left:71.1pt;margin-top:99.15pt;width:523pt;height:15.6pt;z-index:251742208;visibility:visible;mso-wrap-style:square;mso-wrap-distance-left:0;mso-wrap-distance-top:0;mso-wrap-distance-right:0;mso-wrap-distance-bottom:0;mso-position-horizontal:absolute;mso-position-horizontal-relative:page;mso-position-vertical:absolute;mso-position-vertical-relative:page;v-text-anchor:top" coordsize="6642100,198120" o:gfxdata="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" path="m6641998,l4313593,r,95618l,95618r,3276l4313593,98894r,98895l6641998,197789r,-98895l6641998,95618r,-95618xe" fillcolor="#b92027" stroked="f">
+              <v:path arrowok="t"/>
+              <w10:wrap anchorx="page" anchory="page"/>
+            </v:shape>
+          </w:pict>
+        </mc:Fallback>
+      </mc:AlternateContent>
+    </w:r>
+  </w:p>
+  <w:p>
+    <w:pPr>
+      <w:pStyle w:val="Header"/>
+      <w:ind w:left="-90"/>
+    </w:pPr>
+  </w:p>
+</w:hdr>
+</file>
+
+<file path=word/header3.xml><?xml version="1.0" encoding="utf-8"?>
+<w:hdr xmlns:wpc="http://schemas.microsoft.com/office/word/2010/wordprocessingCanvas" xmlns:cx="http://schemas.microsoft.com/office/drawing/2014/chartex" xmlns:cx1="http://schemas.microsoft.com/office/drawing/2015/9/8/chartex" xmlns:cx2="http://schemas.microsoft.com/office/drawing/2015/10/21/chartex" xmlns:cx3="http://schemas.microsoft.com/office/drawing/2016/5/9/chartex" xmlns:cx4="http://schemas.microsoft.com/office/drawing/2016/5/10/chartex" xmlns:cx5="http://schemas.microsoft.com/office/drawing/2016/5/11/chartex" xmlns:cx6="http://schemas.microsoft.com/office/drawing/2016/5/12/chartex" xmlns:cx7="http://schemas.microsoft.com/office/drawing/2016/5/13/chartex" xmlns:cx8="http://schemas.microsoft.com/office/drawing/2016/5/14/chartex" xmlns:mc="http://schemas.openxmlformats.org/markup-compatibility/2006" xmlns:aink="http://schemas.microsoft.com/office/drawing/2016/ink" xmlns:am3d="http://schemas.microsoft.com/office/drawing/2017/model3d" xmlns:o="urn:schemas-microsoft-com:office:office" xmlns:oel="http://schemas.microsoft.com/office/2019/extlst" xmlns:r="http://schemas.openxmlformats.org/officeDocument/2006/relationships" xmlns:m="http://schemas.openxmlformats.org/officeDocument/2006/math" xmlns:v="urn:schemas-microsoft-com:vml" xmlns:wp14="http://schemas.microsoft.com/office/word/2010/wordprocessingDrawing" xmlns:wp="http://schemas.openxmlformats.org/drawingml/2006/wordprocessingDrawing" xmlns:w10="urn:schemas-microsoft-com:office:word" xmlns:w="http://schemas.openxmlformats.org/wordprocessingml/2006/main" xmlns:w14="http://schemas.microsoft.com/office/word/2010/wordml" xmlns:w15="http://schemas.microsoft.com/office/word/2012/wordml" xmlns:w16cex="http://schemas.microsoft.com/office/word/2018/wordml/cex" xmlns:w16cid="http://schemas.microsoft.com/office/word/2016/wordml/cid" xmlns:w16="http://schemas.microsoft.com/office/word/2018/wordml" xmlns:w16du="http://schemas.microsoft.com/office/word/2023/wordml/word16du" xmlns:w16sdtdh="http://schemas.microsoft.com/office/word/2020/wordml/sdtdatahash" xmlns:w16sdtfl="http://schemas.microsoft.com/office/word/2024/wordml/sdtformatlock" xmlns:w16se="http://schemas.microsoft.com/office/word/2015/wordml/symex" xmlns:wpg="http://schemas.microsoft.com/office/word/2010/wordprocessingGroup" xmlns:wpi="http://schemas.microsoft.com/office/word/2010/wordprocessingInk" xmlns:wne="http://schemas.microsoft.com/office/word/2006/wordml" xmlns:wps="http://schemas.microsoft.com/office/word/2010/wordprocessingShape" mc:Ignorable="w14 w15 w16se w16cid w16 w16cex w16sdtdh w16sdtfl w16du wp14">
+  <w:p>
+    <w:pPr>
+      <w:pStyle w:val="Header"/>
+      <w:ind w:left="-90"/>
+      <w:rPr>
+        <w:rFonts w:ascii="Times New Roman"/>
+        <w:noProof/>
+        <w:sz w:val="20"/>
+      </w:rPr>
+    </w:pPr>
+    <w:r>
+      <w:rPr>
+        <w:rFonts w:ascii="Times New Roman"/>
+        <w:noProof/>
+        <w:sz w:val="20"/>
+      </w:rPr>
+      <mc:AlternateContent>
+        <mc:Choice Requires="wps">
+          <w:drawing>
+            <wp:anchor distT="45720" distB="45720" distL="114300" distR="114300" simplePos="0" relativeHeight="251745280" behindDoc="1" locked="0" layoutInCell="1" allowOverlap="1" wp14:anchorId="397FF3B3" wp14:editId="7CB4E2DB">
+              <wp:simplePos x="0" y="0"/>
+              <wp:positionH relativeFrom="column">
+                <wp:posOffset>4252384</wp:posOffset>
+              </wp:positionH>
+              <wp:positionV relativeFrom="paragraph">
+                <wp:posOffset>-59266</wp:posOffset>
+              </wp:positionV>
+              <wp:extent cx="2998470" cy="1422400"/>
+              <wp:effectExtent l="0" t="0" r="0" b="6350"/>
+              <wp:wrapNone/>
+              <wp:docPr id="217" name="Text Box 2"/>
+              <wp:cNvGraphicFramePr>
+                <a:graphicFrameLocks xmlns:a="http://schemas.openxmlformats.org/drawingml/2006/main"/>
+              </wp:cNvGraphicFramePr>
+              <a:graphic xmlns:a="http://schemas.openxmlformats.org/drawingml/2006/main">
+                <a:graphicData uri="http://schemas.microsoft.com/office/word/2010/wordprocessingShape">
+                  <wps:wsp>
+                    <wps:cNvSpPr txBox="1">
+                      <a:spLocks noChangeArrowheads="1"/>
+                    </wps:cNvSpPr>
+                    <wps:spPr bwMode="auto">
+                      <a:xfrm>
+                        <a:off x="0" y="0"/>
+                        <a:ext cx="2998470" cy="1422400"/>
+                      </a:xfrm>
+                      <a:prstGeom prst="rect">
+                        <a:avLst/>
+                      </a:prstGeom>
+                      <a:noFill/>
+                      <a:ln w="9525">
+                        <a:noFill/>
+                        <a:miter lim="800000"/>
+                        <a:headEnd/>
+                        <a:tailEnd/>
+                      </a:ln>
+                    </wps:spPr>
+                    <wps:txbx>
+                      <w:txbxContent>
+                        <w:p>
+                          <w:pPr>
+                            <w:bidi/>
+                            <w:ind w:left="720"/>
+                            <w:rPr>
+                              <w:rFonts w:ascii="Univers Next Arabic" w:hAnsi="Univers Next Arabic" w:cs="Univers Next Arabic"/>
+                              <w:sz w:val="20"/>
+                              <w:szCs w:val="20"/>
+                              <w:rtl/>
+                              <w:lang w:val="en-US" w:bidi="ar-AE"/>
+                            </w:rPr>
+                          </w:pPr>
+                          <w:r>
+                            <w:rPr>
+                              <w:rFonts w:ascii="Univers Next Arabic" w:hAnsi="Univers Next Arabic" w:cs="Univers Next Arabic"/>
+                              <w:sz w:val="20"/>
+                              <w:szCs w:val="20"/>
+                              <w:rtl/>
+                              <w:lang w:val="en-US" w:bidi="ar-AE"/>
+                            </w:rPr>
+                            <w:t>الرقم: {{ ref }}</w:t>
+                          </w:r>
+                        </w:p>
+                        <w:p>
+                          <w:pPr>
+                            <w:bidi/>
+                            <w:ind w:left="720"/>
+                            <w:rPr>
+                              <w:rFonts w:ascii="Univers Next Arabic" w:hAnsi="Univers Next Arabic" w:cs="Univers Next Arabic"/>
+                              <w:sz w:val="20"/>
+                              <w:szCs w:val="20"/>
+                              <w:rtl/>
+                              <w:lang w:val="en-US" w:bidi="ar-AE"/>
+                            </w:rPr>
+                          </w:pPr>
+                          <w:r>
+                            <w:rPr>
+                              <w:rFonts w:ascii="Univers Next Arabic" w:hAnsi="Univers Next Arabic" w:cs="Univers Next Arabic"/>
+                              <w:sz w:val="20"/>
+                              <w:szCs w:val="20"/>
+                              <w:rtl/>
+                              <w:lang w:val="en-US" w:bidi="ar-AE"/>
+                            </w:rPr>
+                            <w:t>التاريخ: {{ date }}</w:t>
+                          </w:r>
+                        </w:p>
+                        <w:p>
+                          <w:pPr>
+                            <w:bidi/>
+                            <w:ind w:left="720"/>
+                            <w:rPr>
+                              <w:rFonts w:ascii="Univers Next Arabic" w:hAnsi="Univers Next Arabic" w:cs="Univers Next Arabic"/>
+                              <w:sz w:val="20"/>
+                              <w:szCs w:val="20"/>
+                              <w:lang w:val="en-US" w:bidi="ar-AE"/>
+                            </w:rPr>
+                          </w:pPr>
+                          <w:r>
+                            <w:rPr>
+                              <w:rFonts w:ascii="Univers Next Arabic" w:hAnsi="Univers Next Arabic" w:cs="Univers Next Arabic" w:hint="cs"/>
+                              <w:sz w:val="20"/>
+                              <w:szCs w:val="20"/>
+                              <w:rtl/>
+                              <w:lang w:val="en-US" w:bidi="ar-AE"/>
+                            </w:rPr>
+                            <w:t xml:space="preserve">مكتب ادارة الوثبة </w:t>
+                          </w:r>
+                        </w:p>
+                        <w:p>
+                          <w:pPr>
+                            <w:tabs>
+                              <w:tab w:val="left" w:pos="6857"/>
+                            </w:tabs>
+                            <w:spacing w:before="12"/>
+                            <w:ind w:left="720" w:right="720"/>
+                            <w:jc w:val="right"/>
+                            <w:rPr>
+                              <w:rFonts w:ascii="Libre Barcode 39" w:hAnsi="Libre Barcode 39"/>
+                              <w:sz w:val="16"/>
+                              <w:szCs w:val="16"/>
+                              <w:lang w:val="en-US"/>
+                            </w:rPr>
+                          </w:pPr>
+                        </w:p>
+                        <w:p>
+                          <w:pPr>
+                            <w:tabs>
+                              <w:tab w:val="left" w:pos="6857"/>
+                            </w:tabs>
+                            <w:spacing w:before="12"/>
+                            <w:ind w:left="720" w:right="720"/>
+                            <w:jc w:val="right"/>
+                            <w:rPr>
+                              <w:rFonts w:ascii="Libre Barcode 39" w:hAnsi="Libre Barcode 39"/>
+                              <w:sz w:val="16"/>
+                              <w:szCs w:val="16"/>
+                              <w:lang w:val="en-US"/>
+                            </w:rPr>
+                          </w:pPr>
+                          <w:proofErr w:type="spellStart"/>
+                          <w:r>
+                            <w:rPr>
+                              <w:rFonts w:ascii="Libre Barcode 39" w:hAnsi="Libre Barcode 39"/>
+                              <w:sz w:val="16"/>
+                              <w:szCs w:val="16"/>
+                              <w:lang w:val="en-US"/>
+                            </w:rPr>
+                            <w:t>gssg</w:t>
+                          </w:r>
+                          <w:proofErr w:type="spellEnd"/>
+                        </w:p>
+                      </w:txbxContent>
+                    </wps:txbx>
+                    <wps:bodyPr rot="0" vert="horz" wrap="square" lIns="91440" tIns="45720" rIns="91440" bIns="45720" anchor="t" anchorCtr="0">
+                      <a:noAutofit/>
+                    </wps:bodyPr>
+                  </wps:wsp>
+                </a:graphicData>
+              </a:graphic>
+              <wp14:sizeRelH relativeFrom="margin">
+                <wp14:pctWidth>0</wp14:pctWidth>
+              </wp14:sizeRelH>
+              <wp14:sizeRelV relativeFrom="margin">
+                <wp14:pctHeight>0</wp14:pctHeight>
+              </wp14:sizeRelV>
+            </wp:anchor>
+          </w:drawing>
+        </mc:Choice>
+        <mc:Fallback>
+          <w:pict>
+            <v:shapetype w14:anchorId="397FF3B3" id="_x0000_t202" coordsize="21600,21600" o:spt="202" path="m,l,21600r21600,l21600,xe">
+              <v:stroke joinstyle="miter"/>
+              <v:path gradientshapeok="t" o:connecttype="rect"/>
+            </v:shapetype>
+            <v:shape id="Text Box 2" o:spid="_x0000_s1029" type="#_x0000_t202" style="position:absolute;left:0;text-align:left;margin-left:334.85pt;margin-top:-4.65pt;width:236.1pt;height:112pt;z-index:-251571200;visibility:visible;mso-wrap-style:square;mso-width-percent:0;mso-height-percent:0;mso-wrap-distance-left:9pt;mso-wrap-distance-top:3.6pt;mso-wrap-distance-right:9pt;mso-wrap-distance-bottom:3.6pt;mso-position-horizontal:absolute;mso-position-horizontal-relative:text;mso-position-vertical:absolute;mso-position-vertical-relative:text;mso-width-percent:0;mso-height-percent:0;mso-width-relative:margin;mso-height-relative:margin;v-text-anchor:top" o:gfxdata="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" filled="f" stroked="f">
+              <v:textbox>
+                <w:txbxContent>
+                  <w:p>
+                    <w:pPr>
+                      <w:bidi/>
+                      <w:ind w:left="720"/>
+                      <w:rPr>
+                        <w:rFonts w:ascii="Univers Next Arabic" w:hAnsi="Univers Next Arabic" w:cs="Univers Next Arabic"/>
+                        <w:sz w:val="20"/>
+                        <w:szCs w:val="20"/>
+                        <w:rtl/>
+                        <w:lang w:val="en-US" w:bidi="ar-AE"/>
+                      </w:rPr>
+                    </w:pPr>
+                    <w:r>
+                      <w:rPr>
+                        <w:rFonts w:ascii="Univers Next Arabic" w:hAnsi="Univers Next Arabic" w:cs="Univers Next Arabic"/>
+                        <w:sz w:val="20"/>
+                        <w:szCs w:val="20"/>
+                        <w:rtl/>
+                        <w:lang w:val="en-US" w:bidi="ar-AE"/>
+                      </w:rPr>
+                      <w:t>الرقم: {{ ref }}</w:t>
+                    </w:r>
+                  </w:p>
+                  <w:p>
+                    <w:pPr>
+                      <w:bidi/>
+                      <w:ind w:left="720"/>
+                      <w:rPr>
+                        <w:rFonts w:ascii="Univers Next Arabic" w:hAnsi="Univers Next Arabic" w:cs="Univers Next Arabic"/>
+                        <w:sz w:val="20"/>
+                        <w:szCs w:val="20"/>
+                        <w:rtl/>
+                        <w:lang w:val="en-US" w:bidi="ar-AE"/>
+                      </w:rPr>
+                    </w:pPr>
+                    <w:r>
+                      <w:rPr>
+                        <w:rFonts w:ascii="Univers Next Arabic" w:hAnsi="Univers Next Arabic" w:cs="Univers Next Arabic"/>
+                        <w:sz w:val="20"/>
+                        <w:szCs w:val="20"/>
+                        <w:rtl/>
+                        <w:lang w:val="en-US" w:bidi="ar-AE"/>
+                      </w:rPr>
+                      <w:t>التاريخ: {{ date }}</w:t>
+                    </w:r>
+                  </w:p>
+                  <w:p>
+                    <w:pPr>
+                      <w:bidi/>
+                      <w:ind w:left="720"/>
+                      <w:rPr>
+                        <w:rFonts w:ascii="Univers Next Arabic" w:hAnsi="Univers Next Arabic" w:cs="Univers Next Arabic"/>
+                        <w:sz w:val="20"/>
+                        <w:szCs w:val="20"/>
+                        <w:lang w:val="en-US" w:bidi="ar-AE"/>
+                      </w:rPr>
+                    </w:pPr>
+                    <w:r>
+                      <w:rPr>
+                        <w:rFonts w:ascii="Univers Next Arabic" w:hAnsi="Univers Next Arabic" w:cs="Univers Next Arabic" w:hint="cs"/>
+                        <w:sz w:val="20"/>
+                        <w:szCs w:val="20"/>
+                        <w:rtl/>
+                        <w:lang w:val="en-US" w:bidi="ar-AE"/>
+                      </w:rPr>
+                      <w:t xml:space="preserve">مكتب ادارة الوثبة </w:t>
+                    </w:r>
+                  </w:p>
+                  <w:p>
+                    <w:pPr>
+                      <w:tabs>
+                        <w:tab w:val="left" w:pos="6857"/>
+                      </w:tabs>
+                      <w:spacing w:before="12"/>
+                      <w:ind w:left="720" w:right="720"/>
+                      <w:jc w:val="right"/>
+                      <w:rPr>
+                        <w:rFonts w:ascii="Libre Barcode 39" w:hAnsi="Libre Barcode 39"/>
+                        <w:sz w:val="16"/>
+                        <w:szCs w:val="16"/>
+                        <w:lang w:val="en-US"/>
+                      </w:rPr>
+                    </w:pPr>
+                  </w:p>
+                  <w:p>
+                    <w:pPr>
+                      <w:tabs>
+                        <w:tab w:val="left" w:pos="6857"/>
+                      </w:tabs>
+                      <w:spacing w:before="12"/>
+                      <w:ind w:left="720" w:right="720"/>
+                      <w:jc w:val="right"/>
+                      <w:rPr>
+                        <w:rFonts w:ascii="Libre Barcode 39" w:hAnsi="Libre Barcode 39"/>
+                        <w:sz w:val="16"/>
+                        <w:szCs w:val="16"/>
+                        <w:lang w:val="en-US"/>
+                      </w:rPr>
+                    </w:pPr>
+                    <w:proofErr w:type="spellStart"/>
+                    <w:r>
+                      <w:rPr>
+                        <w:rFonts w:ascii="Libre Barcode 39" w:hAnsi="Libre Barcode 39"/>
+                        <w:sz w:val="16"/>
+                        <w:szCs w:val="16"/>
+                        <w:lang w:val="en-US"/>
+                      </w:rPr>
+                      <w:t>gssg</w:t>
+                    </w:r>
+                    <w:proofErr w:type="spellEnd"/>
+                  </w:p>
+                </w:txbxContent>
+              </v:textbox>
+            </v:shape>
+          </w:pict>
+        </mc:Fallback>
+      </mc:AlternateContent>
+    </w:r>
+    <w:r>
+      <w:rPr>
+        <w:rFonts w:ascii="Times New Roman"/>
+        <w:noProof/>
+        <w:sz w:val="20"/>
+      </w:rPr>
+      <w:drawing>
+        <wp:anchor distT="0" distB="0" distL="114300" distR="114300" simplePos="0" relativeHeight="251743232" behindDoc="1" locked="0" layoutInCell="1" allowOverlap="1" wp14:anchorId="426FDAAD" wp14:editId="58250712">
+          <wp:simplePos x="0" y="0"/>
+          <wp:positionH relativeFrom="column">
+            <wp:posOffset>-317500</wp:posOffset>
+          </wp:positionH>
+          <wp:positionV relativeFrom="paragraph">
+            <wp:posOffset>-232833</wp:posOffset>
+          </wp:positionV>
+          <wp:extent cx="3130062" cy="1043354"/>
+          <wp:effectExtent l="0" t="0" r="0" b="0"/>
+          <wp:wrapNone/>
+          <wp:docPr id="1230103377" name="Picture 17"/>
+          <wp:cNvGraphicFramePr>
+            <a:graphicFrameLocks xmlns:a="http://schemas.openxmlformats.org/drawingml/2006/main" noChangeAspect="1"/>
+          </wp:cNvGraphicFramePr>
+          <a:graphic xmlns:a="http://schemas.openxmlformats.org/drawingml/2006/main">
+            <a:graphicData uri="http://schemas.openxmlformats.org/drawingml/2006/picture">
+              <pic:pic xmlns:pic="http://schemas.openxmlformats.org/drawingml/2006/picture">
+                <pic:nvPicPr>
+                  <pic:cNvPr id="0" name="Picture 1"/>
+                  <pic:cNvPicPr>
+                    <a:picLocks noChangeAspect="1" noChangeArrowheads="1"/>
+                  </pic:cNvPicPr>
+                </pic:nvPicPr>
+                <pic:blipFill>
+                  <a:blip r:embed="rId1">
+                    <a:extLst>
+                      <a:ext uri="{28A0092B-C50C-407E-A947-70E740481C1C}">
+                        <a14:useLocalDpi xmlns:a14="http://schemas.microsoft.com/office/drawing/2010/main" val="0"/>
+                      </a:ext>
+                    </a:extLst>
+                  </a:blip>
+                  <a:srcRect/>
+                  <a:stretch>
+                    <a:fillRect/>
+                  </a:stretch>
+                </pic:blipFill>
+                <pic:spPr bwMode="auto">
+                  <a:xfrm>
+                    <a:off x="0" y="0"/>
+                    <a:ext cx="3130062" cy="1043354"/>
+                  </a:xfrm>
+                  <a:prstGeom prst="rect">
+                    <a:avLst/>
+                  </a:prstGeom>
+                  <a:noFill/>
+                  <a:ln>
+                    <a:noFill/>
+                  </a:ln>
+                </pic:spPr>
+              </pic:pic>
+            </a:graphicData>
+          </a:graphic>
+          <wp14:sizeRelH relativeFrom="margin">
+            <wp14:pctWidth>0</wp14:pctWidth>
+          </wp14:sizeRelH>
+          <wp14:sizeRelV relativeFrom="margin">
+            <wp14:pctHeight>0</wp14:pctHeight>
+          </wp14:sizeRelV>
+        </wp:anchor>
+      </w:drawing>
+    </w:r>
+  </w:p>
+  <w:p>
+    <w:pPr>
+      <w:pStyle w:val="Header"/>
+      <w:ind w:left="-90"/>
+      <w:rPr>
+        <w:rFonts w:ascii="Times New Roman"/>
+        <w:noProof/>
+        <w:sz w:val="20"/>
+      </w:rPr>
+    </w:pPr>
+  </w:p>
+  <w:p>
+    <w:pPr>
+      <w:pStyle w:val="Header"/>
+      <w:ind w:left="-90"/>
+      <w:rPr>
+        <w:rFonts w:ascii="Times New Roman"/>
+        <w:noProof/>
+        <w:sz w:val="20"/>
+      </w:rPr>
+    </w:pPr>
+  </w:p>
+  <w:p>
+    <w:pPr>
+      <w:pStyle w:val="Header"/>
+      <w:tabs>
+        <w:tab w:val="clear" w:pos="4513"/>
+        <w:tab w:val="clear" w:pos="9026"/>
+        <w:tab w:val="left" w:pos="1994"/>
+      </w:tabs>
+      <w:ind w:left="-90"/>
+      <w:rPr>
+        <w:rFonts w:ascii="Times New Roman"/>
+        <w:noProof/>
+        <w:sz w:val="20"/>
+      </w:rPr>
+    </w:pPr>
+    <w:r>
+      <w:rPr>
+        <w:rFonts w:ascii="Times New Roman"/>
+        <w:noProof/>
+        <w:sz w:val="20"/>
+      </w:rPr>
+      <w:tab/>
+    </w:r>
+  </w:p>
+  <w:p>
+    <w:pPr>
+      <w:pStyle w:val="Header"/>
+      <w:tabs>
+        <w:tab w:val="clear" w:pos="4513"/>
+        <w:tab w:val="clear" w:pos="9026"/>
+        <w:tab w:val="left" w:pos="767"/>
+      </w:tabs>
+      <w:rPr>
+        <w:rFonts w:ascii="Cronos Pro" w:hAnsi="Cronos Pro"/>
+        <w:b/>
+        <w:bCs/>
+        <w:noProof/>
+        <w:color w:val="767171" w:themeColor="background2" w:themeShade="80"/>
+        <w:sz w:val="24"/>
+        <w:szCs w:val="24"/>
+      </w:rPr>
+    </w:pPr>
+  </w:p>
+  <w:p>
+    <w:pPr>
+      <w:pStyle w:val="Header"/>
+      <w:tabs>
+        <w:tab w:val="clear" w:pos="4513"/>
+        <w:tab w:val="clear" w:pos="9026"/>
+        <w:tab w:val="left" w:pos="767"/>
+      </w:tabs>
+      <w:ind w:left="1440"/>
+      <w:jc w:val="right"/>
+      <w:rPr>
+        <w:noProof/>
+      </w:rPr>
+    </w:pPr>
+  </w:p>
+  <w:p>
+    <w:pPr>
+      <w:pStyle w:val="Header"/>
+      <w:tabs>
+        <w:tab w:val="clear" w:pos="4513"/>
+        <w:tab w:val="clear" w:pos="9026"/>
+        <w:tab w:val="left" w:pos="767"/>
+      </w:tabs>
+      <w:ind w:left="-540"/>
+      <w:rPr>
+        <w:noProof/>
+      </w:rPr>
+    </w:pPr>
+    <w:r>
+      <w:rPr>
+        <w:rFonts w:ascii="Cronos Pro" w:hAnsi="Cronos Pro"/>
+        <w:b/>
+        <w:bCs/>
+        <w:noProof/>
+        <w:color w:val="767171" w:themeColor="background2" w:themeShade="80"/>
+        <w:szCs w:val="24"/>
+      </w:rPr>
+      <mc:AlternateContent>
+        <mc:Choice Requires="wps">
+          <w:drawing>
+            <wp:anchor distT="0" distB="0" distL="0" distR="0" simplePos="0" relativeHeight="251740160" behindDoc="0" locked="0" layoutInCell="1" allowOverlap="1" wp14:anchorId="1F8D30C8" wp14:editId="06952A13">
+              <wp:simplePos x="0" y="0"/>
+              <wp:positionH relativeFrom="page">
+                <wp:posOffset>905510</wp:posOffset>
+              </wp:positionH>
+              <wp:positionV relativeFrom="page">
+                <wp:posOffset>1235563</wp:posOffset>
+              </wp:positionV>
+              <wp:extent cx="6642100" cy="198120"/>
+              <wp:effectExtent l="0" t="0" r="6350" b="0"/>
+              <wp:wrapNone/>
+              <wp:docPr id="1549930454" name="Graphic 7"/>
+              <wp:cNvGraphicFramePr>
+                <a:graphicFrameLocks xmlns:a="http://schemas.openxmlformats.org/drawingml/2006/main"/>
+              </wp:cNvGraphicFramePr>
+              <a:graphic xmlns:a="http://schemas.openxmlformats.org/drawingml/2006/main">
+                <a:graphicData uri="http://schemas.microsoft.com/office/word/2010/wordprocessingShape">
+                  <wps:wsp>
+                    <wps:cNvSpPr>
+                      <a:spLocks/>
+                    </wps:cNvSpPr>
+                    <wps:spPr>
+                      <a:xfrm>
+                        <a:off x="0" y="0"/>
+                        <a:ext cx="6642100" cy="198120"/>
+                      </a:xfrm>
+                      <a:custGeom>
+                        <a:avLst/>
+                        <a:gdLst/>
+                        <a:ahLst/>
+                        <a:cxnLst/>
+                        <a:rect l="l" t="t" r="r" b="b"/>
+                        <a:pathLst>
+                          <a:path w="6642100" h="198120">
+                            <a:moveTo>
+                              <a:pt x="6641998" y="0"/>
+                            </a:moveTo>
+                            <a:lnTo>
+                              <a:pt x="4313593" y="0"/>
+                            </a:lnTo>
+                            <a:lnTo>
+                              <a:pt x="4313593" y="95618"/>
+                            </a:lnTo>
+                            <a:lnTo>
+                              <a:pt x="0" y="95618"/>
+                            </a:lnTo>
+                            <a:lnTo>
+                              <a:pt x="0" y="98894"/>
+                            </a:lnTo>
+                            <a:lnTo>
+                              <a:pt x="4313593" y="98894"/>
+                            </a:lnTo>
+                            <a:lnTo>
+                              <a:pt x="4313593" y="197789"/>
+                            </a:lnTo>
+                            <a:lnTo>
+                              <a:pt x="6641998" y="197789"/>
+                            </a:lnTo>
+                            <a:lnTo>
+                              <a:pt x="6641998" y="98894"/>
+                            </a:lnTo>
+                            <a:lnTo>
+                              <a:pt x="6641998" y="95618"/>
+                            </a:lnTo>
+                            <a:lnTo>
+                              <a:pt x="6641998" y="0"/>
+                            </a:lnTo>
+                            <a:close/>
+                          </a:path>
+                        </a:pathLst>
+                      </a:custGeom>
+                      <a:solidFill>
+                        <a:srgbClr val="B92027"/>
+                      </a:solidFill>
+                    </wps:spPr>
+                    <wps:bodyPr wrap="square" lIns="0" tIns="0" rIns="0" bIns="0" rtlCol="0">
+                      <a:prstTxWarp prst="textNoShape">
+                        <a:avLst/>
+                      </a:prstTxWarp>
+                      <a:noAutofit/>
+                    </wps:bodyPr>
+                  </wps:wsp>
+                </a:graphicData>
+              </a:graphic>
+            </wp:anchor>
+          </w:drawing>
+        </mc:Choice>
+        <mc:Fallback>
+          <w:pict>
+            <v:shape w14:anchorId="5238F7C0" id="Graphic 7" o:spid="_x0000_s1026" style="position:absolute;margin-left:71.3pt;margin-top:97.3pt;width:523pt;height:15.6pt;z-index:251740160;visibility:visible;mso-wrap-style:square;mso-wrap-distance-left:0;mso-wrap-distance-top:0;mso-wrap-distance-right:0;mso-wrap-distance-bottom:0;mso-position-horizontal:absolute;mso-position-horizontal-relative:page;mso-position-vertical:absolute;mso-position-vertical-relative:page;v-text-anchor:top" coordsize="6642100,198120" o:gfxdata="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" path="m6641998,l4313593,r,95618l,95618r,3276l4313593,98894r,98895l6641998,197789r,-98895l6641998,95618r,-95618xe" fillcolor="#b92027" stroked="f">
+              <v:path arrowok="t"/>
+              <w10:wrap anchorx="page" anchory="page"/>
+            </v:shape>
+          </w:pict>
+        </mc:Fallback>
+      </mc:AlternateContent>
+    </w:r>
   </w:p>
 </w:hdr>
 </file>
@@ -5921,6 +7376,40 @@
       <w:lang w:val="en-GB"/>
     </w:rPr>
   </w:style>
+  <w:style w:type="paragraph" w:styleId="BodyText">
+    <w:name w:val="Body Text"/>
+    <w:basedOn w:val="Normal"/>
+    <w:link w:val="BodyTextChar"/>
+    <w:uiPriority w:val="1"/>
+    <w:qFormat/>
+    <w:rsid w:val="00120D4C"/>
+    <w:pPr>
+      <w:widowControl w:val="0"/>
+      <w:autoSpaceDE w:val="0"/>
+      <w:autoSpaceDN w:val="0"/>
+    </w:pPr>
+    <w:rPr>
+      <w:rFonts w:ascii="Myanmar MN" w:eastAsia="Myanmar MN" w:hAnsi="Myanmar MN" w:cs="Myanmar MN"/>
+      <w:sz w:val="18"/>
+      <w:szCs w:val="18"/>
+      <w:lang w:val="en-US"/>
+    </w:rPr>
+  </w:style>
+  <w:style w:type="character" w:customStyle="1" w:styleId="BodyTextChar">
+    <w:name w:val="Body Text Char"/>
+    <w:basedOn w:val="DefaultParagraphFont"/>
+    <w:link w:val="BodyText"/>
+    <w:uiPriority w:val="1"/>
+    <w:rsid w:val="00120D4C"/>
+    <w:rPr>
+      <w:rFonts w:ascii="Myanmar MN" w:eastAsia="Myanmar MN" w:hAnsi="Myanmar MN" w:cs="Myanmar MN"/>
+      <w:kern w:val="0"/>
+      <w:sz w:val="18"/>
+      <w:szCs w:val="18"/>
+      <w:lang w:val="en-US"/>
+      <w14:ligatures w14:val="none"/>
+    </w:rPr>
+  </w:style>
 </w:styles>
 </file>
 

--- a/backend/templates/GSSG-HR_301-010_Employee_Resignation_Form_.docx
+++ b/backend/templates/GSSG-HR_301-010_Employee_Resignation_Form_.docx
@@ -31,17 +31,17 @@
       <w:tblPr>
         <w:tblStyle w:val="TableGrid"/>
         <w:bidiVisual/>
-        <w:tblW w:w="10922" w:type="dxa"/>
+        <w:tblW w:w="10350" w:type="dxa"/>
         <w:jc w:val="center"/>
         <w:tblLook w:val="04A0" w:firstRow="1" w:lastRow="0" w:firstColumn="1" w:lastColumn="0" w:noHBand="0" w:noVBand="1"/>
       </w:tblPr>
       <w:tblGrid>
-        <w:gridCol w:w="2350"/>
-        <w:gridCol w:w="1860"/>
-        <w:gridCol w:w="1530"/>
-        <w:gridCol w:w="1350"/>
-        <w:gridCol w:w="1800"/>
-        <w:gridCol w:w="2032"/>
+        <w:gridCol w:w="2227"/>
+        <w:gridCol w:w="1763"/>
+        <w:gridCol w:w="1450"/>
+        <w:gridCol w:w="1279"/>
+        <w:gridCol w:w="1706"/>
+        <w:gridCol w:w="1925"/>
       </w:tblGrid>
       <w:tr>
         <w:trPr>
@@ -49,7 +49,7 @@
         </w:trPr>
         <w:tc>
           <w:tcPr>
-            <w:tcW w:w="10922" w:type="dxa"/>
+            <w:tcW w:w="10350" w:type="dxa"/>
             <w:gridSpan w:val="6"/>
             <w:tcBorders>
               <w:top w:val="thinThickSmallGap" w:sz="24" w:space="0" w:color="auto"/>
@@ -94,7 +94,7 @@
         </w:trPr>
         <w:tc>
           <w:tcPr>
-            <w:tcW w:w="2350" w:type="dxa"/>
+            <w:tcW w:w="2227" w:type="dxa"/>
             <w:tcBorders>
               <w:top w:val="thinThickSmallGap" w:sz="24" w:space="0" w:color="auto"/>
               <w:left w:val="thinThickSmallGap" w:sz="24" w:space="0" w:color="auto"/>
@@ -162,7 +162,7 @@
         </w:tc>
         <w:tc>
           <w:tcPr>
-            <w:tcW w:w="1860" w:type="dxa"/>
+            <w:tcW w:w="1763" w:type="dxa"/>
             <w:tcBorders>
               <w:top w:val="thinThickSmallGap" w:sz="24" w:space="0" w:color="auto"/>
             </w:tcBorders>
@@ -193,7 +193,7 @@
         </w:tc>
         <w:tc>
           <w:tcPr>
-            <w:tcW w:w="1530" w:type="dxa"/>
+            <w:tcW w:w="1450" w:type="dxa"/>
             <w:tcBorders>
               <w:top w:val="thinThickSmallGap" w:sz="24" w:space="0" w:color="auto"/>
             </w:tcBorders>
@@ -240,7 +240,7 @@
         </w:tc>
         <w:tc>
           <w:tcPr>
-            <w:tcW w:w="1350" w:type="dxa"/>
+            <w:tcW w:w="1279" w:type="dxa"/>
             <w:tcBorders>
               <w:top w:val="thinThickSmallGap" w:sz="24" w:space="0" w:color="auto"/>
             </w:tcBorders>
@@ -277,7 +277,7 @@
         </w:tc>
         <w:tc>
           <w:tcPr>
-            <w:tcW w:w="1800" w:type="dxa"/>
+            <w:tcW w:w="1706" w:type="dxa"/>
             <w:tcBorders>
               <w:top w:val="thinThickSmallGap" w:sz="24" w:space="0" w:color="auto"/>
             </w:tcBorders>
@@ -324,7 +324,7 @@
         </w:tc>
         <w:tc>
           <w:tcPr>
-            <w:tcW w:w="2032" w:type="dxa"/>
+            <w:tcW w:w="1925" w:type="dxa"/>
             <w:tcBorders>
               <w:top w:val="thinThickSmallGap" w:sz="24" w:space="0" w:color="auto"/>
               <w:right w:val="thinThickSmallGap" w:sz="24" w:space="0" w:color="auto"/>
@@ -374,7 +374,7 @@
         </w:trPr>
         <w:tc>
           <w:tcPr>
-            <w:tcW w:w="2350" w:type="dxa"/>
+            <w:tcW w:w="2227" w:type="dxa"/>
             <w:tcBorders>
               <w:left w:val="thinThickSmallGap" w:sz="24" w:space="0" w:color="auto"/>
             </w:tcBorders>
@@ -421,7 +421,7 @@
         </w:tc>
         <w:tc>
           <w:tcPr>
-            <w:tcW w:w="8572" w:type="dxa"/>
+            <w:tcW w:w="8123" w:type="dxa"/>
             <w:gridSpan w:val="5"/>
             <w:tcBorders>
               <w:right w:val="thinThickSmallGap" w:sz="24" w:space="0" w:color="auto"/>
@@ -464,7 +464,7 @@
         </w:trPr>
         <w:tc>
           <w:tcPr>
-            <w:tcW w:w="2350" w:type="dxa"/>
+            <w:tcW w:w="2227" w:type="dxa"/>
             <w:tcBorders>
               <w:left w:val="thinThickSmallGap" w:sz="24" w:space="0" w:color="auto"/>
               <w:bottom w:val="thinThickSmallGap" w:sz="24" w:space="0" w:color="auto"/>
@@ -512,7 +512,7 @@
         </w:tc>
         <w:tc>
           <w:tcPr>
-            <w:tcW w:w="1860" w:type="dxa"/>
+            <w:tcW w:w="1763" w:type="dxa"/>
             <w:tcBorders>
               <w:bottom w:val="thinThickSmallGap" w:sz="24" w:space="0" w:color="auto"/>
             </w:tcBorders>
@@ -538,7 +538,7 @@
         </w:tc>
         <w:tc>
           <w:tcPr>
-            <w:tcW w:w="1530" w:type="dxa"/>
+            <w:tcW w:w="1450" w:type="dxa"/>
             <w:tcBorders>
               <w:bottom w:val="thinThickSmallGap" w:sz="24" w:space="0" w:color="auto"/>
             </w:tcBorders>
@@ -585,7 +585,7 @@
         </w:tc>
         <w:tc>
           <w:tcPr>
-            <w:tcW w:w="1350" w:type="dxa"/>
+            <w:tcW w:w="1279" w:type="dxa"/>
             <w:tcBorders>
               <w:bottom w:val="thinThickSmallGap" w:sz="24" w:space="0" w:color="auto"/>
             </w:tcBorders>
@@ -618,7 +618,7 @@
         </w:tc>
         <w:tc>
           <w:tcPr>
-            <w:tcW w:w="1800" w:type="dxa"/>
+            <w:tcW w:w="1706" w:type="dxa"/>
             <w:tcBorders>
               <w:bottom w:val="thinThickSmallGap" w:sz="24" w:space="0" w:color="auto"/>
             </w:tcBorders>
@@ -665,7 +665,7 @@
         </w:tc>
         <w:tc>
           <w:tcPr>
-            <w:tcW w:w="2032" w:type="dxa"/>
+            <w:tcW w:w="1925" w:type="dxa"/>
             <w:tcBorders>
               <w:bottom w:val="thinThickSmallGap" w:sz="24" w:space="0" w:color="auto"/>
               <w:right w:val="thinThickSmallGap" w:sz="24" w:space="0" w:color="auto"/>
@@ -733,12 +733,12 @@
       <w:tblPr>
         <w:tblStyle w:val="TableGrid"/>
         <w:bidiVisual/>
-        <w:tblW w:w="10912" w:type="dxa"/>
+        <w:tblW w:w="10350" w:type="dxa"/>
         <w:jc w:val="center"/>
         <w:tblLook w:val="04A0" w:firstRow="1" w:lastRow="0" w:firstColumn="1" w:lastColumn="0" w:noHBand="0" w:noVBand="1"/>
       </w:tblPr>
       <w:tblGrid>
-        <w:gridCol w:w="10912"/>
+        <w:gridCol w:w="10350"/>
       </w:tblGrid>
       <w:tr>
         <w:trPr>
@@ -747,7 +747,7 @@
         </w:trPr>
         <w:tc>
           <w:tcPr>
-            <w:tcW w:w="10912" w:type="dxa"/>
+            <w:tcW w:w="10350" w:type="dxa"/>
             <w:tcBorders>
               <w:top w:val="thinThickSmallGap" w:sz="24" w:space="0" w:color="auto"/>
               <w:left w:val="thinThickSmallGap" w:sz="24" w:space="0" w:color="auto"/>
@@ -1150,15 +1150,15 @@
       <w:tblPr>
         <w:tblStyle w:val="TableGrid"/>
         <w:bidiVisual/>
-        <w:tblW w:w="10912" w:type="dxa"/>
+        <w:tblW w:w="10350" w:type="dxa"/>
         <w:jc w:val="center"/>
         <w:tblLook w:val="04A0" w:firstRow="1" w:lastRow="0" w:firstColumn="1" w:lastColumn="0" w:noHBand="0" w:noVBand="1"/>
       </w:tblPr>
       <w:tblGrid>
-        <w:gridCol w:w="3227"/>
-        <w:gridCol w:w="4050"/>
-        <w:gridCol w:w="1980"/>
-        <w:gridCol w:w="1655"/>
+        <w:gridCol w:w="3061"/>
+        <w:gridCol w:w="3841"/>
+        <w:gridCol w:w="1878"/>
+        <w:gridCol w:w="1570"/>
       </w:tblGrid>
       <w:tr>
         <w:trPr>
@@ -1167,7 +1167,7 @@
         </w:trPr>
         <w:tc>
           <w:tcPr>
-            <w:tcW w:w="3227" w:type="dxa"/>
+            <w:tcW w:w="3061" w:type="dxa"/>
             <w:tcBorders>
               <w:top w:val="thinThickSmallGap" w:sz="24" w:space="0" w:color="auto"/>
               <w:left w:val="thinThickSmallGap" w:sz="24" w:space="0" w:color="auto"/>
@@ -1203,7 +1203,7 @@
         </w:tc>
         <w:tc>
           <w:tcPr>
-            <w:tcW w:w="7685" w:type="dxa"/>
+            <w:tcW w:w="7289" w:type="dxa"/>
             <w:gridSpan w:val="3"/>
             <w:tcBorders>
               <w:top w:val="thinThickSmallGap" w:sz="24" w:space="0" w:color="auto"/>
@@ -1244,7 +1244,7 @@
         </w:trPr>
         <w:tc>
           <w:tcPr>
-            <w:tcW w:w="3227" w:type="dxa"/>
+            <w:tcW w:w="3061" w:type="dxa"/>
             <w:tcBorders>
               <w:top w:val="thinThickSmallGap" w:sz="24" w:space="0" w:color="auto"/>
               <w:left w:val="thinThickSmallGap" w:sz="24" w:space="0" w:color="auto"/>
@@ -1300,7 +1300,7 @@
         </w:tc>
         <w:tc>
           <w:tcPr>
-            <w:tcW w:w="4050" w:type="dxa"/>
+            <w:tcW w:w="3841" w:type="dxa"/>
             <w:tcBorders>
               <w:top w:val="thinThickSmallGap" w:sz="24" w:space="0" w:color="auto"/>
               <w:bottom w:val="thinThickSmallGap" w:sz="24" w:space="0" w:color="auto"/>
@@ -1333,7 +1333,7 @@
         </w:tc>
         <w:tc>
           <w:tcPr>
-            <w:tcW w:w="1980" w:type="dxa"/>
+            <w:tcW w:w="1878" w:type="dxa"/>
             <w:tcBorders>
               <w:top w:val="thinThickSmallGap" w:sz="24" w:space="0" w:color="auto"/>
               <w:bottom w:val="thinThickSmallGap" w:sz="24" w:space="0" w:color="auto"/>
@@ -1367,7 +1367,7 @@
         </w:tc>
         <w:tc>
           <w:tcPr>
-            <w:tcW w:w="1655" w:type="dxa"/>
+            <w:tcW w:w="1570" w:type="dxa"/>
             <w:tcBorders>
               <w:top w:val="thinThickSmallGap" w:sz="24" w:space="0" w:color="auto"/>
               <w:bottom w:val="thinThickSmallGap" w:sz="24" w:space="0" w:color="auto"/>
@@ -1407,7 +1407,7 @@
         </w:trPr>
         <w:tc>
           <w:tcPr>
-            <w:tcW w:w="10912" w:type="dxa"/>
+            <w:tcW w:w="10350" w:type="dxa"/>
             <w:gridSpan w:val="4"/>
             <w:tcBorders>
               <w:top w:val="thinThickSmallGap" w:sz="24" w:space="0" w:color="auto"/>
@@ -1579,7 +1579,7 @@
       <w:footerReference w:type="default" r:id="rId20"/>
       <w:headerReference w:type="first" r:id="rId19"/>
       <w:footerReference w:type="first" r:id="rId18"/>
-      <w:pgSz w:w="12240" w:h="15840" w:code="1"/>
+      <w:pgSz w:w="11906" w:h="16838"/>
       <w:pgMar w:top="900" w:right="746" w:bottom="1440" w:left="810" w:header="360" w:footer="84" w:gutter="0"/>
       <w:cols w:space="708"/>
       <w:titlePg/>
@@ -6768,12 +6768,18 @@
     <w:rPrDefault>
       <w:rPr>
         <w:rFonts w:asciiTheme="minorHAnsi" w:eastAsiaTheme="minorHAnsi" w:hAnsiTheme="minorHAnsi" w:cstheme="minorBidi"/>
-        <w:sz w:val="24"/>
-        <w:szCs w:val="24"/>
-        <w:lang w:val="en-ZA" w:eastAsia="en-US" w:bidi="ar-SA"/>
+        <w:kern w:val="2"/>
+        <w:sz w:val="22"/>
+        <w:szCs w:val="22"/>
+        <w:lang w:val="en-AE" w:eastAsia="en-US" w:bidi="ar-SA"/>
+        <w14:ligatures w14:val="standardContextual"/>
       </w:rPr>
     </w:rPrDefault>
-    <w:pPrDefault/>
+    <w:pPrDefault>
+      <w:pPr>
+        <w:spacing w:after="160" w:line="259" w:lineRule="auto"/>
+      </w:pPr>
+    </w:pPrDefault>
   </w:docDefaults>
   <w:latentStyles w:defLockedState="0" w:defUIPriority="99" w:defSemiHidden="0" w:defUnhideWhenUsed="0" w:defQFormat="0" w:count="376">
     <w:lsdException w:name="Normal" w:uiPriority="0" w:qFormat="1"/>
@@ -7156,8 +7162,16 @@
   <w:style w:type="paragraph" w:default="1" w:styleId="Normal">
     <w:name w:val="Normal"/>
     <w:qFormat/>
+    <w:rsid w:val="00A37CB4"/>
+    <w:pPr>
+      <w:spacing w:after="0" w:line="240" w:lineRule="auto"/>
+    </w:pPr>
     <w:rPr>
+      <w:kern w:val="0"/>
+      <w:sz w:val="24"/>
+      <w:szCs w:val="24"/>
       <w:lang w:val="en-GB"/>
+      <w14:ligatures w14:val="none"/>
     </w:rPr>
   </w:style>
   <w:style w:type="character" w:default="1" w:styleId="DefaultParagraphFont">
@@ -7217,13 +7231,20 @@
     <w:link w:val="FooterChar"/>
     <w:uiPriority w:val="99"/>
     <w:unhideWhenUsed/>
-    <w:rsid w:val="007D1921"/>
+    <w:rsid w:val="00DE5DC2"/>
     <w:pPr>
       <w:tabs>
         <w:tab w:val="center" w:pos="4513"/>
         <w:tab w:val="right" w:pos="9026"/>
       </w:tabs>
     </w:pPr>
+    <w:rPr>
+      <w:kern w:val="2"/>
+      <w:sz w:val="22"/>
+      <w:szCs w:val="22"/>
+      <w:lang w:val="en-AE"/>
+      <w14:ligatures w14:val="standardContextual"/>
+    </w:rPr>
   </w:style>
   <w:style w:type="character" w:customStyle="1" w:styleId="FooterChar">
     <w:name w:val="Footer Char"/>

--- a/backend/templates/GSSG-HR_301-010_Employee_Resignation_Form_.docx
+++ b/backend/templates/GSSG-HR_301-010_Employee_Resignation_Form_.docx
@@ -820,7 +820,7 @@
                 <w:szCs w:val="28"/>
                 <w:rtl/>
               </w:rPr>
-              <w:t xml:space="preserve"> الوثبة 2                                                                       المحترم </w:t>
+              <w:t xml:space="preserve"> الوثبة 2                                                          المحترم </w:t>
             </w:r>
             <w:r>
               <w:rPr>

--- a/backend/templates/GSSG-HR_301-010_Employee_Resignation_Form_.docx
+++ b/backend/templates/GSSG-HR_301-010_Employee_Resignation_Form_.docx
@@ -56,7 +56,6 @@
               <w:left w:val="thinThickSmallGap" w:sz="24" w:space="0" w:color="auto"/>
               <w:right w:val="thinThickSmallGap" w:sz="24" w:space="0" w:color="auto"/>
             </w:tcBorders>
-            <w:shd w:val="clear" w:color="auto" w:fill="C00000"/>
           </w:tcPr>
           <w:p>
             <w:pPr>
@@ -99,7 +98,6 @@
               <w:top w:val="thinThickSmallGap" w:sz="24" w:space="0" w:color="auto"/>
               <w:left w:val="thinThickSmallGap" w:sz="24" w:space="0" w:color="auto"/>
             </w:tcBorders>
-            <w:shd w:val="clear" w:color="auto" w:fill="8EAADB" w:themeFill="accent1" w:themeFillTint="99"/>
           </w:tcPr>
           <w:p>
             <w:pPr>
@@ -166,7 +164,6 @@
             <w:tcBorders>
               <w:top w:val="thinThickSmallGap" w:sz="24" w:space="0" w:color="auto"/>
             </w:tcBorders>
-            <w:shd w:val="clear" w:color="auto" w:fill="FFFFFF" w:themeFill="background1"/>
           </w:tcPr>
           <w:p>
             <w:pPr>
@@ -197,7 +194,6 @@
             <w:tcBorders>
               <w:top w:val="thinThickSmallGap" w:sz="24" w:space="0" w:color="auto"/>
             </w:tcBorders>
-            <w:shd w:val="clear" w:color="auto" w:fill="8EAADB" w:themeFill="accent1" w:themeFillTint="99"/>
           </w:tcPr>
           <w:p>
             <w:pPr>
@@ -244,7 +240,6 @@
             <w:tcBorders>
               <w:top w:val="thinThickSmallGap" w:sz="24" w:space="0" w:color="auto"/>
             </w:tcBorders>
-            <w:shd w:val="clear" w:color="auto" w:fill="FFFFFF" w:themeFill="background1"/>
           </w:tcPr>
           <w:p>
             <w:pPr>
@@ -281,7 +276,6 @@
             <w:tcBorders>
               <w:top w:val="thinThickSmallGap" w:sz="24" w:space="0" w:color="auto"/>
             </w:tcBorders>
-            <w:shd w:val="clear" w:color="auto" w:fill="8EAADB" w:themeFill="accent1" w:themeFillTint="99"/>
           </w:tcPr>
           <w:p>
             <w:pPr>
@@ -329,7 +323,6 @@
               <w:top w:val="thinThickSmallGap" w:sz="24" w:space="0" w:color="auto"/>
               <w:right w:val="thinThickSmallGap" w:sz="24" w:space="0" w:color="auto"/>
             </w:tcBorders>
-            <w:shd w:val="clear" w:color="auto" w:fill="FFFFFF" w:themeFill="background1"/>
           </w:tcPr>
           <w:p>
             <w:pPr>
@@ -378,7 +371,6 @@
             <w:tcBorders>
               <w:left w:val="thinThickSmallGap" w:sz="24" w:space="0" w:color="auto"/>
             </w:tcBorders>
-            <w:shd w:val="clear" w:color="auto" w:fill="8EAADB" w:themeFill="accent1" w:themeFillTint="99"/>
           </w:tcPr>
           <w:p>
             <w:pPr>
@@ -426,7 +418,6 @@
             <w:tcBorders>
               <w:right w:val="thinThickSmallGap" w:sz="24" w:space="0" w:color="auto"/>
             </w:tcBorders>
-            <w:shd w:val="clear" w:color="auto" w:fill="FFFFFF" w:themeFill="background1"/>
           </w:tcPr>
           <w:p>
             <w:pPr>
@@ -469,7 +460,6 @@
               <w:left w:val="thinThickSmallGap" w:sz="24" w:space="0" w:color="auto"/>
               <w:bottom w:val="thinThickSmallGap" w:sz="24" w:space="0" w:color="auto"/>
             </w:tcBorders>
-            <w:shd w:val="clear" w:color="auto" w:fill="8EAADB" w:themeFill="accent1" w:themeFillTint="99"/>
           </w:tcPr>
           <w:p>
             <w:pPr>
@@ -516,7 +506,6 @@
             <w:tcBorders>
               <w:bottom w:val="thinThickSmallGap" w:sz="24" w:space="0" w:color="auto"/>
             </w:tcBorders>
-            <w:shd w:val="clear" w:color="auto" w:fill="FFFFFF" w:themeFill="background1"/>
           </w:tcPr>
           <w:p>
             <w:pPr>
@@ -542,7 +531,6 @@
             <w:tcBorders>
               <w:bottom w:val="thinThickSmallGap" w:sz="24" w:space="0" w:color="auto"/>
             </w:tcBorders>
-            <w:shd w:val="clear" w:color="auto" w:fill="8EAADB" w:themeFill="accent1" w:themeFillTint="99"/>
           </w:tcPr>
           <w:p>
             <w:pPr>
@@ -589,7 +577,6 @@
             <w:tcBorders>
               <w:bottom w:val="thinThickSmallGap" w:sz="24" w:space="0" w:color="auto"/>
             </w:tcBorders>
-            <w:shd w:val="clear" w:color="auto" w:fill="FFFFFF" w:themeFill="background1"/>
           </w:tcPr>
           <w:p>
             <w:pPr>
@@ -622,7 +609,6 @@
             <w:tcBorders>
               <w:bottom w:val="thinThickSmallGap" w:sz="24" w:space="0" w:color="auto"/>
             </w:tcBorders>
-            <w:shd w:val="clear" w:color="auto" w:fill="8EAADB" w:themeFill="accent1" w:themeFillTint="99"/>
           </w:tcPr>
           <w:p>
             <w:pPr>
@@ -670,7 +656,6 @@
               <w:bottom w:val="thinThickSmallGap" w:sz="24" w:space="0" w:color="auto"/>
               <w:right w:val="thinThickSmallGap" w:sz="24" w:space="0" w:color="auto"/>
             </w:tcBorders>
-            <w:shd w:val="clear" w:color="auto" w:fill="FFFFFF" w:themeFill="background1"/>
           </w:tcPr>
           <w:p>
             <w:pPr>
@@ -1173,7 +1158,6 @@
               <w:left w:val="thinThickSmallGap" w:sz="24" w:space="0" w:color="auto"/>
               <w:bottom w:val="thinThickSmallGap" w:sz="24" w:space="0" w:color="auto"/>
             </w:tcBorders>
-            <w:shd w:val="clear" w:color="auto" w:fill="8EAADB" w:themeFill="accent1" w:themeFillTint="99"/>
           </w:tcPr>
           <w:p>
             <w:pPr>
@@ -1210,7 +1194,6 @@
               <w:bottom w:val="thinThickSmallGap" w:sz="24" w:space="0" w:color="auto"/>
               <w:right w:val="thinThickSmallGap" w:sz="24" w:space="0" w:color="auto"/>
             </w:tcBorders>
-            <w:shd w:val="clear" w:color="auto" w:fill="FFFFFF" w:themeFill="background1"/>
           </w:tcPr>
           <w:p>
             <w:pPr>
@@ -1250,7 +1233,6 @@
               <w:left w:val="thinThickSmallGap" w:sz="24" w:space="0" w:color="auto"/>
               <w:bottom w:val="thinThickSmallGap" w:sz="24" w:space="0" w:color="auto"/>
             </w:tcBorders>
-            <w:shd w:val="clear" w:color="auto" w:fill="8EAADB" w:themeFill="accent1" w:themeFillTint="99"/>
           </w:tcPr>
           <w:p>
             <w:pPr>
@@ -1305,7 +1287,6 @@
               <w:top w:val="thinThickSmallGap" w:sz="24" w:space="0" w:color="auto"/>
               <w:bottom w:val="thinThickSmallGap" w:sz="24" w:space="0" w:color="auto"/>
             </w:tcBorders>
-            <w:shd w:val="clear" w:color="auto" w:fill="FFFFFF" w:themeFill="background1"/>
           </w:tcPr>
           <w:p>
             <w:pPr>
@@ -1338,7 +1319,6 @@
               <w:top w:val="thinThickSmallGap" w:sz="24" w:space="0" w:color="auto"/>
               <w:bottom w:val="thinThickSmallGap" w:sz="24" w:space="0" w:color="auto"/>
             </w:tcBorders>
-            <w:shd w:val="clear" w:color="auto" w:fill="8EAADB" w:themeFill="accent1" w:themeFillTint="99"/>
           </w:tcPr>
           <w:p>
             <w:pPr>
@@ -1373,7 +1353,6 @@
               <w:bottom w:val="thinThickSmallGap" w:sz="24" w:space="0" w:color="auto"/>
               <w:right w:val="thinThickSmallGap" w:sz="24" w:space="0" w:color="auto"/>
             </w:tcBorders>
-            <w:shd w:val="clear" w:color="auto" w:fill="FFFFFF" w:themeFill="background1"/>
           </w:tcPr>
           <w:p>
             <w:pPr>
@@ -1414,7 +1393,6 @@
               <w:left w:val="thinThickSmallGap" w:sz="24" w:space="0" w:color="auto"/>
               <w:right w:val="thinThickSmallGap" w:sz="24" w:space="0" w:color="auto"/>
             </w:tcBorders>
-            <w:shd w:val="clear" w:color="auto" w:fill="FFFFFF" w:themeFill="background1"/>
           </w:tcPr>
           <w:p>
             <w:pPr>

--- a/backend/templates/GSSG-HR_301-010_Employee_Resignation_Form_.docx
+++ b/backend/templates/GSSG-HR_301-010_Employee_Resignation_Form_.docx
@@ -1558,7 +1558,7 @@
       <w:headerReference w:type="first" r:id="rId19"/>
       <w:footerReference w:type="first" r:id="rId18"/>
       <w:pgSz w:w="11906" w:h="16838"/>
-      <w:pgMar w:top="900" w:right="746" w:bottom="1440" w:left="810" w:header="360" w:footer="84" w:gutter="0"/>
+      <w:pgMar w:top="2520" w:right="746" w:bottom="1440" w:left="810" w:header="360" w:footer="84" w:gutter="0"/>
       <w:cols w:space="708"/>
       <w:titlePg/>
       <w:docGrid w:linePitch="360"/>
